--- a/NAZIH_Youssef_Examen_JEE.docx
+++ b/NAZIH_Youssef_Examen_JEE.docx
@@ -3015,7 +3015,66 @@
       </w:r>
       <w:bookmarkEnd w:id="2"/>
     </w:p>
-    <w:p/>
+    <w:p>
+      <w:pPr>
+        <w:rPr>
+          <w:lang w:val="en-US"/>
+        </w:rPr>
+      </w:pPr>
+      <w:r>
+        <w:rPr>
+          <w:lang w:val="en-US"/>
+        </w:rPr>
+        <w:drawing>
+          <wp:inline distT="0" distB="0" distL="0" distR="0" wp14:anchorId="3D2F5DC2" wp14:editId="5EE7AA3D">
+            <wp:extent cx="5661660" cy="3162300"/>
+            <wp:effectExtent l="0" t="0" r="0" b="0"/>
+            <wp:docPr id="1944120644" name="Picture 9"/>
+            <wp:cNvGraphicFramePr>
+              <a:graphicFrameLocks xmlns:a="http://schemas.openxmlformats.org/drawingml/2006/main" noChangeAspect="1"/>
+            </wp:cNvGraphicFramePr>
+            <a:graphic xmlns:a="http://schemas.openxmlformats.org/drawingml/2006/main">
+              <a:graphicData uri="http://schemas.openxmlformats.org/drawingml/2006/picture">
+                <pic:pic xmlns:pic="http://schemas.openxmlformats.org/drawingml/2006/picture">
+                  <pic:nvPicPr>
+                    <pic:cNvPr id="0" name="Picture 29"/>
+                    <pic:cNvPicPr>
+                      <a:picLocks noChangeAspect="1" noChangeArrowheads="1"/>
+                    </pic:cNvPicPr>
+                  </pic:nvPicPr>
+                  <pic:blipFill>
+                    <a:blip r:embed="rId10">
+                      <a:extLst>
+                        <a:ext uri="{28A0092B-C50C-407E-A947-70E740481C1C}">
+                          <a14:useLocalDpi xmlns:a14="http://schemas.microsoft.com/office/drawing/2010/main" val="0"/>
+                        </a:ext>
+                      </a:extLst>
+                    </a:blip>
+                    <a:srcRect/>
+                    <a:stretch>
+                      <a:fillRect/>
+                    </a:stretch>
+                  </pic:blipFill>
+                  <pic:spPr bwMode="auto">
+                    <a:xfrm>
+                      <a:off x="0" y="0"/>
+                      <a:ext cx="5661660" cy="3162300"/>
+                    </a:xfrm>
+                    <a:prstGeom prst="rect">
+                      <a:avLst/>
+                    </a:prstGeom>
+                    <a:noFill/>
+                    <a:ln>
+                      <a:noFill/>
+                    </a:ln>
+                  </pic:spPr>
+                </pic:pic>
+              </a:graphicData>
+            </a:graphic>
+          </wp:inline>
+        </w:drawing>
+      </w:r>
+    </w:p>
     <w:p>
       <w:pPr>
         <w:pStyle w:val="Heading2"/>
@@ -3053,7 +3112,7 @@
                     </pic:cNvPicPr>
                   </pic:nvPicPr>
                   <pic:blipFill>
-                    <a:blip r:embed="rId10">
+                    <a:blip r:embed="rId11">
                       <a:extLst>
                         <a:ext uri="{28A0092B-C50C-407E-A947-70E740481C1C}">
                           <a14:useLocalDpi xmlns:a14="http://schemas.microsoft.com/office/drawing/2010/main" val="0"/>
@@ -3096,6 +3155,7 @@
       </w:pPr>
       <w:bookmarkStart w:id="4" w:name="_Toc229388127"/>
       <w:r>
+        <w:lastRenderedPageBreak/>
         <w:t>Implémentation</w:t>
       </w:r>
       <w:bookmarkEnd w:id="4"/>
@@ -3368,7 +3428,7 @@
                     <pic:cNvPicPr/>
                   </pic:nvPicPr>
                   <pic:blipFill>
-                    <a:blip r:embed="rId11"/>
+                    <a:blip r:embed="rId12"/>
                     <a:stretch>
                       <a:fillRect/>
                     </a:stretch>
@@ -3399,7 +3459,6 @@
       </w:pPr>
       <w:bookmarkStart w:id="8" w:name="_Toc229388131"/>
       <w:r>
-        <w:lastRenderedPageBreak/>
         <w:t>Programme de test</w:t>
       </w:r>
       <w:bookmarkEnd w:id="8"/>
@@ -5264,7 +5323,7 @@
                     <pic:cNvPicPr/>
                   </pic:nvPicPr>
                   <pic:blipFill>
-                    <a:blip r:embed="rId12"/>
+                    <a:blip r:embed="rId13"/>
                     <a:stretch>
                       <a:fillRect/>
                     </a:stretch>
@@ -5287,6 +5346,7 @@
     </w:p>
     <w:p>
       <w:r>
+        <w:lastRenderedPageBreak/>
         <w:drawing>
           <wp:inline distT="0" distB="0" distL="0" distR="0" wp14:anchorId="77245C2A" wp14:editId="214E2837">
             <wp:extent cx="5760720" cy="2311400"/>
@@ -5303,7 +5363,7 @@
                     <pic:cNvPicPr/>
                   </pic:nvPicPr>
                   <pic:blipFill>
-                    <a:blip r:embed="rId13"/>
+                    <a:blip r:embed="rId14"/>
                     <a:stretch>
                       <a:fillRect/>
                     </a:stretch>
@@ -5328,7 +5388,6 @@
     <w:p/>
     <w:p>
       <w:r>
-        <w:lastRenderedPageBreak/>
         <w:drawing>
           <wp:inline distT="0" distB="0" distL="0" distR="0" wp14:anchorId="075D8550" wp14:editId="0449F20C">
             <wp:extent cx="5760720" cy="810895"/>
@@ -5345,7 +5404,7 @@
                     <pic:cNvPicPr/>
                   </pic:nvPicPr>
                   <pic:blipFill>
-                    <a:blip r:embed="rId14"/>
+                    <a:blip r:embed="rId15"/>
                     <a:stretch>
                       <a:fillRect/>
                     </a:stretch>
@@ -5506,39 +5565,17 @@
           <w:szCs w:val="16"/>
           <w:lang w:val="en-US" w:eastAsia="en-US"/>
         </w:rPr>
-        <w:t>@Id @</w:t>
-      </w:r>
-      <w:proofErr w:type="gramStart"/>
-      <w:r>
-        <w:rPr>
-          <w:rFonts w:ascii="Courier New" w:hAnsi="Courier New" w:cs="Courier New"/>
-          <w:color w:val="B3AE60"/>
-          <w:sz w:val="16"/>
-          <w:szCs w:val="16"/>
-          <w:lang w:val="en-US" w:eastAsia="en-US"/>
-        </w:rPr>
-        <w:t>GeneratedValue</w:t>
-      </w:r>
-      <w:r>
-        <w:rPr>
-          <w:rFonts w:ascii="Courier New" w:hAnsi="Courier New" w:cs="Courier New"/>
-          <w:color w:val="BCBEC4"/>
-          <w:sz w:val="16"/>
-          <w:szCs w:val="16"/>
-          <w:lang w:val="en-US" w:eastAsia="en-US"/>
-        </w:rPr>
-        <w:t>(</w:t>
-      </w:r>
-      <w:proofErr w:type="gramEnd"/>
-      <w:r>
-        <w:rPr>
-          <w:rFonts w:ascii="Courier New" w:hAnsi="Courier New" w:cs="Courier New"/>
-          <w:color w:val="BCBEC4"/>
-          <w:sz w:val="16"/>
-          <w:szCs w:val="16"/>
-          <w:lang w:val="en-US" w:eastAsia="en-US"/>
-        </w:rPr>
-        <w:t xml:space="preserve">strategy = </w:t>
+        <w:t>@Id @GeneratedValue</w:t>
+      </w:r>
+      <w:r>
+        <w:rPr>
+          <w:rFonts w:ascii="Courier New" w:hAnsi="Courier New" w:cs="Courier New"/>
+          <w:color w:val="BCBEC4"/>
+          <w:sz w:val="16"/>
+          <w:szCs w:val="16"/>
+          <w:lang w:val="en-US" w:eastAsia="en-US"/>
+        </w:rPr>
+        <w:t xml:space="preserve">(strategy = </w:t>
       </w:r>
       <w:proofErr w:type="spellStart"/>
       <w:r>
@@ -5595,27 +5632,15 @@
         </w:rPr>
         <w:t xml:space="preserve">private </w:t>
       </w:r>
-      <w:proofErr w:type="gramStart"/>
-      <w:r>
-        <w:rPr>
-          <w:rFonts w:ascii="Courier New" w:hAnsi="Courier New" w:cs="Courier New"/>
-          <w:color w:val="BCBEC4"/>
-          <w:sz w:val="16"/>
-          <w:szCs w:val="16"/>
-          <w:lang w:val="en-US" w:eastAsia="en-US"/>
-        </w:rPr>
-        <w:t>Long</w:t>
-      </w:r>
-      <w:proofErr w:type="gramEnd"/>
-      <w:r>
-        <w:rPr>
-          <w:rFonts w:ascii="Courier New" w:hAnsi="Courier New" w:cs="Courier New"/>
-          <w:color w:val="BCBEC4"/>
-          <w:sz w:val="16"/>
-          <w:szCs w:val="16"/>
-          <w:lang w:val="en-US" w:eastAsia="en-US"/>
-        </w:rPr>
-        <w:t xml:space="preserve"> </w:t>
+      <w:r>
+        <w:rPr>
+          <w:rFonts w:ascii="Courier New" w:hAnsi="Courier New" w:cs="Courier New"/>
+          <w:color w:val="BCBEC4"/>
+          <w:sz w:val="16"/>
+          <w:szCs w:val="16"/>
+          <w:lang w:val="en-US" w:eastAsia="en-US"/>
+        </w:rPr>
+        <w:t xml:space="preserve">Long </w:t>
       </w:r>
       <w:r>
         <w:rPr>
@@ -5768,39 +5793,17 @@
           <w:szCs w:val="16"/>
           <w:lang w:val="en-US" w:eastAsia="en-US"/>
         </w:rPr>
-        <w:t>@</w:t>
-      </w:r>
-      <w:proofErr w:type="gramStart"/>
-      <w:r>
-        <w:rPr>
-          <w:rFonts w:ascii="Courier New" w:hAnsi="Courier New" w:cs="Courier New"/>
-          <w:color w:val="B3AE60"/>
-          <w:sz w:val="16"/>
-          <w:szCs w:val="16"/>
-          <w:lang w:val="en-US" w:eastAsia="en-US"/>
-        </w:rPr>
-        <w:t>OneToMany</w:t>
-      </w:r>
-      <w:r>
-        <w:rPr>
-          <w:rFonts w:ascii="Courier New" w:hAnsi="Courier New" w:cs="Courier New"/>
-          <w:color w:val="BCBEC4"/>
-          <w:sz w:val="16"/>
-          <w:szCs w:val="16"/>
-          <w:lang w:val="en-US" w:eastAsia="en-US"/>
-        </w:rPr>
-        <w:t>(</w:t>
-      </w:r>
-      <w:proofErr w:type="gramEnd"/>
-      <w:r>
-        <w:rPr>
-          <w:rFonts w:ascii="Courier New" w:hAnsi="Courier New" w:cs="Courier New"/>
-          <w:color w:val="BCBEC4"/>
-          <w:sz w:val="16"/>
-          <w:szCs w:val="16"/>
-          <w:lang w:val="en-US" w:eastAsia="en-US"/>
-        </w:rPr>
-        <w:t xml:space="preserve">mappedBy = </w:t>
+        <w:t>@OneToMany</w:t>
+      </w:r>
+      <w:r>
+        <w:rPr>
+          <w:rFonts w:ascii="Courier New" w:hAnsi="Courier New" w:cs="Courier New"/>
+          <w:color w:val="BCBEC4"/>
+          <w:sz w:val="16"/>
+          <w:szCs w:val="16"/>
+          <w:lang w:val="en-US" w:eastAsia="en-US"/>
+        </w:rPr>
+        <w:t xml:space="preserve">(mappedBy = </w:t>
       </w:r>
       <w:r>
         <w:rPr>
@@ -5810,39 +5813,17 @@
           <w:szCs w:val="16"/>
           <w:lang w:val="en-US" w:eastAsia="en-US"/>
         </w:rPr>
-        <w:t>"client</w:t>
-      </w:r>
-      <w:proofErr w:type="gramStart"/>
-      <w:r>
-        <w:rPr>
-          <w:rFonts w:ascii="Courier New" w:hAnsi="Courier New" w:cs="Courier New"/>
-          <w:color w:val="6AAB73"/>
-          <w:sz w:val="16"/>
-          <w:szCs w:val="16"/>
-          <w:lang w:val="en-US" w:eastAsia="en-US"/>
-        </w:rPr>
-        <w:t>"</w:t>
-      </w:r>
-      <w:r>
-        <w:rPr>
-          <w:rFonts w:ascii="Courier New" w:hAnsi="Courier New" w:cs="Courier New"/>
-          <w:color w:val="BCBEC4"/>
-          <w:sz w:val="16"/>
-          <w:szCs w:val="16"/>
-          <w:lang w:val="en-US" w:eastAsia="en-US"/>
-        </w:rPr>
-        <w:t>,  fetch</w:t>
-      </w:r>
-      <w:proofErr w:type="gramEnd"/>
-      <w:r>
-        <w:rPr>
-          <w:rFonts w:ascii="Courier New" w:hAnsi="Courier New" w:cs="Courier New"/>
-          <w:color w:val="BCBEC4"/>
-          <w:sz w:val="16"/>
-          <w:szCs w:val="16"/>
-          <w:lang w:val="en-US" w:eastAsia="en-US"/>
-        </w:rPr>
-        <w:t xml:space="preserve"> = </w:t>
+        <w:t>"client"</w:t>
+      </w:r>
+      <w:r>
+        <w:rPr>
+          <w:rFonts w:ascii="Courier New" w:hAnsi="Courier New" w:cs="Courier New"/>
+          <w:color w:val="BCBEC4"/>
+          <w:sz w:val="16"/>
+          <w:szCs w:val="16"/>
+          <w:lang w:val="en-US" w:eastAsia="en-US"/>
+        </w:rPr>
+        <w:t xml:space="preserve">,  fetch = </w:t>
       </w:r>
       <w:proofErr w:type="spellStart"/>
       <w:r>
@@ -5868,27 +5849,15 @@
         <w:t>LAZY</w:t>
       </w:r>
       <w:proofErr w:type="spellEnd"/>
-      <w:proofErr w:type="gramStart"/>
-      <w:r>
-        <w:rPr>
-          <w:rFonts w:ascii="Courier New" w:hAnsi="Courier New" w:cs="Courier New"/>
-          <w:color w:val="BCBEC4"/>
-          <w:sz w:val="16"/>
-          <w:szCs w:val="16"/>
-          <w:lang w:val="en-US" w:eastAsia="en-US"/>
-        </w:rPr>
-        <w:t>,  cascade</w:t>
-      </w:r>
-      <w:proofErr w:type="gramEnd"/>
-      <w:r>
-        <w:rPr>
-          <w:rFonts w:ascii="Courier New" w:hAnsi="Courier New" w:cs="Courier New"/>
-          <w:color w:val="BCBEC4"/>
-          <w:sz w:val="16"/>
-          <w:szCs w:val="16"/>
-          <w:lang w:val="en-US" w:eastAsia="en-US"/>
-        </w:rPr>
-        <w:t xml:space="preserve"> = </w:t>
+      <w:r>
+        <w:rPr>
+          <w:rFonts w:ascii="Courier New" w:hAnsi="Courier New" w:cs="Courier New"/>
+          <w:color w:val="BCBEC4"/>
+          <w:sz w:val="16"/>
+          <w:szCs w:val="16"/>
+          <w:lang w:val="en-US" w:eastAsia="en-US"/>
+        </w:rPr>
+        <w:t xml:space="preserve">,  cascade = </w:t>
       </w:r>
       <w:proofErr w:type="spellStart"/>
       <w:r>
@@ -7676,7 +7645,6 @@
         <w:t xml:space="preserve">extends </w:t>
       </w:r>
       <w:proofErr w:type="spellStart"/>
-      <w:proofErr w:type="gramStart"/>
       <w:r>
         <w:rPr>
           <w:rFonts w:ascii="Courier New" w:hAnsi="Courier New" w:cs="Courier New"/>
@@ -7698,7 +7666,6 @@
         </w:rPr>
         <w:t>{</w:t>
       </w:r>
-      <w:proofErr w:type="gramEnd"/>
       <w:r>
         <w:rPr>
           <w:rFonts w:ascii="Courier New" w:hAnsi="Courier New" w:cs="Courier New"/>
@@ -7718,39 +7685,17 @@
           <w:szCs w:val="16"/>
           <w:lang w:val="en-US" w:eastAsia="en-US"/>
         </w:rPr>
-        <w:t>@</w:t>
-      </w:r>
-      <w:proofErr w:type="gramStart"/>
-      <w:r>
-        <w:rPr>
-          <w:rFonts w:ascii="Courier New" w:hAnsi="Courier New" w:cs="Courier New"/>
-          <w:color w:val="B3AE60"/>
-          <w:sz w:val="16"/>
-          <w:szCs w:val="16"/>
-          <w:lang w:val="en-US" w:eastAsia="en-US"/>
-        </w:rPr>
-        <w:t>Enumerated</w:t>
-      </w:r>
-      <w:r>
-        <w:rPr>
-          <w:rFonts w:ascii="Courier New" w:hAnsi="Courier New" w:cs="Courier New"/>
-          <w:color w:val="BCBEC4"/>
-          <w:sz w:val="16"/>
-          <w:szCs w:val="16"/>
-          <w:lang w:val="en-US" w:eastAsia="en-US"/>
-        </w:rPr>
-        <w:t>(</w:t>
-      </w:r>
-      <w:proofErr w:type="gramEnd"/>
-      <w:r>
-        <w:rPr>
-          <w:rFonts w:ascii="Courier New" w:hAnsi="Courier New" w:cs="Courier New"/>
-          <w:color w:val="BCBEC4"/>
-          <w:sz w:val="16"/>
-          <w:szCs w:val="16"/>
-          <w:lang w:val="en-US" w:eastAsia="en-US"/>
-        </w:rPr>
-        <w:t>EnumType.</w:t>
+        <w:t>@Enumerated</w:t>
+      </w:r>
+      <w:r>
+        <w:rPr>
+          <w:rFonts w:ascii="Courier New" w:hAnsi="Courier New" w:cs="Courier New"/>
+          <w:color w:val="BCBEC4"/>
+          <w:sz w:val="16"/>
+          <w:szCs w:val="16"/>
+          <w:lang w:val="en-US" w:eastAsia="en-US"/>
+        </w:rPr>
+        <w:t>(EnumType.</w:t>
       </w:r>
       <w:r>
         <w:rPr>
@@ -7987,7 +7932,6 @@
           <w:szCs w:val="20"/>
           <w:lang w:val="en-US" w:eastAsia="en-US"/>
         </w:rPr>
-        <w:lastRenderedPageBreak/>
         <w:t>@Entity</w:t>
       </w:r>
       <w:r>
@@ -8115,7 +8059,6 @@
         </w:rPr>
         <w:t xml:space="preserve"> </w:t>
       </w:r>
-      <w:proofErr w:type="gramStart"/>
       <w:r>
         <w:rPr>
           <w:rFonts w:ascii="Courier New" w:hAnsi="Courier New" w:cs="Courier New"/>
@@ -8138,7 +8081,6 @@
         <w:t>ContratAssurance</w:t>
       </w:r>
       <w:proofErr w:type="spellEnd"/>
-      <w:proofErr w:type="gramEnd"/>
       <w:r>
         <w:rPr>
           <w:rFonts w:ascii="Courier New" w:hAnsi="Courier New" w:cs="Courier New"/>
@@ -8168,39 +8110,17 @@
           <w:szCs w:val="20"/>
           <w:lang w:val="en-US" w:eastAsia="en-US"/>
         </w:rPr>
-        <w:t>@</w:t>
-      </w:r>
-      <w:proofErr w:type="gramStart"/>
-      <w:r>
-        <w:rPr>
-          <w:rFonts w:ascii="Courier New" w:hAnsi="Courier New" w:cs="Courier New"/>
-          <w:color w:val="B3AE60"/>
+        <w:t>@Enumerated</w:t>
+      </w:r>
+      <w:r>
+        <w:rPr>
+          <w:rFonts w:ascii="Courier New" w:hAnsi="Courier New" w:cs="Courier New"/>
+          <w:color w:val="BCBEC4"/>
           <w:sz w:val="20"/>
           <w:szCs w:val="20"/>
           <w:lang w:val="en-US" w:eastAsia="en-US"/>
         </w:rPr>
-        <w:t>Enumerated</w:t>
-      </w:r>
-      <w:r>
-        <w:rPr>
-          <w:rFonts w:ascii="Courier New" w:hAnsi="Courier New" w:cs="Courier New"/>
-          <w:color w:val="BCBEC4"/>
-          <w:sz w:val="20"/>
-          <w:szCs w:val="20"/>
-          <w:lang w:val="en-US" w:eastAsia="en-US"/>
-        </w:rPr>
-        <w:t>(</w:t>
-      </w:r>
-      <w:proofErr w:type="gramEnd"/>
-      <w:r>
-        <w:rPr>
-          <w:rFonts w:ascii="Courier New" w:hAnsi="Courier New" w:cs="Courier New"/>
-          <w:color w:val="BCBEC4"/>
-          <w:sz w:val="20"/>
-          <w:szCs w:val="20"/>
-          <w:lang w:val="en-US" w:eastAsia="en-US"/>
-        </w:rPr>
-        <w:t>EnumType.</w:t>
+        <w:t>(EnumType.</w:t>
       </w:r>
       <w:r>
         <w:rPr>
@@ -9108,29 +9028,7 @@
           <w:szCs w:val="20"/>
           <w:lang w:val="en-US" w:eastAsia="en-US"/>
         </w:rPr>
-        <w:t xml:space="preserve">&lt;Client, </w:t>
-      </w:r>
-      <w:proofErr w:type="gramStart"/>
-      <w:r>
-        <w:rPr>
-          <w:rFonts w:ascii="Courier New" w:hAnsi="Courier New" w:cs="Courier New"/>
-          <w:color w:val="BCBEC4"/>
-          <w:sz w:val="20"/>
-          <w:szCs w:val="20"/>
-          <w:lang w:val="en-US" w:eastAsia="en-US"/>
-        </w:rPr>
-        <w:t>Long</w:t>
-      </w:r>
-      <w:proofErr w:type="gramEnd"/>
-      <w:r>
-        <w:rPr>
-          <w:rFonts w:ascii="Courier New" w:hAnsi="Courier New" w:cs="Courier New"/>
-          <w:color w:val="BCBEC4"/>
-          <w:sz w:val="20"/>
-          <w:szCs w:val="20"/>
-          <w:lang w:val="en-US" w:eastAsia="en-US"/>
-        </w:rPr>
-        <w:t>&gt; {</w:t>
+        <w:t>&lt;Client, Long&gt; {</w:t>
       </w:r>
       <w:r>
         <w:rPr>
@@ -9260,42 +9158,8 @@
           <w:szCs w:val="20"/>
           <w:lang w:val="en-US" w:eastAsia="en-US"/>
         </w:rPr>
-        <w:t xml:space="preserve">, </w:t>
-      </w:r>
-      <w:proofErr w:type="gramStart"/>
-      <w:r>
-        <w:rPr>
-          <w:rFonts w:ascii="Courier New" w:hAnsi="Courier New" w:cs="Courier New"/>
-          <w:color w:val="BCBEC4"/>
-          <w:sz w:val="20"/>
-          <w:szCs w:val="20"/>
-          <w:lang w:val="en-US" w:eastAsia="en-US"/>
-        </w:rPr>
-        <w:t>Long</w:t>
-      </w:r>
-      <w:proofErr w:type="gramEnd"/>
-      <w:r>
-        <w:rPr>
-          <w:rFonts w:ascii="Courier New" w:hAnsi="Courier New" w:cs="Courier New"/>
-          <w:color w:val="BCBEC4"/>
-          <w:sz w:val="20"/>
-          <w:szCs w:val="20"/>
-          <w:lang w:val="en-US" w:eastAsia="en-US"/>
-        </w:rPr>
-        <w:t xml:space="preserve">&gt; </w:t>
-      </w:r>
-      <w:proofErr w:type="gramStart"/>
-      <w:r>
-        <w:rPr>
-          <w:rFonts w:ascii="Courier New" w:hAnsi="Courier New" w:cs="Courier New"/>
-          <w:color w:val="BCBEC4"/>
-          <w:sz w:val="20"/>
-          <w:szCs w:val="20"/>
-          <w:lang w:val="en-US" w:eastAsia="en-US"/>
-        </w:rPr>
-        <w:t>{ }</w:t>
-      </w:r>
-      <w:proofErr w:type="gramEnd"/>
+        <w:t>, Long&gt; { }</w:t>
+      </w:r>
     </w:p>
     <w:p/>
     <w:p>
@@ -9391,42 +9255,8 @@
           <w:szCs w:val="20"/>
           <w:lang w:val="en-US" w:eastAsia="en-US"/>
         </w:rPr>
-        <w:t xml:space="preserve">&lt;Paiement, </w:t>
-      </w:r>
-      <w:proofErr w:type="gramStart"/>
-      <w:r>
-        <w:rPr>
-          <w:rFonts w:ascii="Courier New" w:hAnsi="Courier New" w:cs="Courier New"/>
-          <w:color w:val="BCBEC4"/>
-          <w:sz w:val="20"/>
-          <w:szCs w:val="20"/>
-          <w:lang w:val="en-US" w:eastAsia="en-US"/>
-        </w:rPr>
-        <w:t>Long</w:t>
-      </w:r>
-      <w:proofErr w:type="gramEnd"/>
-      <w:r>
-        <w:rPr>
-          <w:rFonts w:ascii="Courier New" w:hAnsi="Courier New" w:cs="Courier New"/>
-          <w:color w:val="BCBEC4"/>
-          <w:sz w:val="20"/>
-          <w:szCs w:val="20"/>
-          <w:lang w:val="en-US" w:eastAsia="en-US"/>
-        </w:rPr>
-        <w:t xml:space="preserve">&gt; </w:t>
-      </w:r>
-      <w:proofErr w:type="gramStart"/>
-      <w:r>
-        <w:rPr>
-          <w:rFonts w:ascii="Courier New" w:hAnsi="Courier New" w:cs="Courier New"/>
-          <w:color w:val="BCBEC4"/>
-          <w:sz w:val="20"/>
-          <w:szCs w:val="20"/>
-          <w:lang w:val="en-US" w:eastAsia="en-US"/>
-        </w:rPr>
-        <w:t>{ }</w:t>
-      </w:r>
-      <w:proofErr w:type="gramEnd"/>
+        <w:t>&lt;Paiement, Long&gt; { }</w:t>
+      </w:r>
     </w:p>
     <w:p/>
     <w:p>
@@ -9439,6 +9269,7 @@
       </w:pPr>
       <w:bookmarkStart w:id="11" w:name="_Toc229388134"/>
       <w:r>
+        <w:lastRenderedPageBreak/>
         <w:t xml:space="preserve">Couche Service, </w:t>
       </w:r>
       <w:proofErr w:type="spellStart"/>
@@ -9593,27 +9424,15 @@
         </w:rPr>
         <w:t xml:space="preserve">private </w:t>
       </w:r>
-      <w:proofErr w:type="gramStart"/>
-      <w:r>
-        <w:rPr>
-          <w:rFonts w:ascii="Courier New" w:hAnsi="Courier New" w:cs="Courier New"/>
-          <w:color w:val="BCBEC4"/>
-          <w:sz w:val="16"/>
-          <w:szCs w:val="16"/>
-          <w:lang w:val="en-US" w:eastAsia="en-US"/>
-        </w:rPr>
-        <w:t>Long</w:t>
-      </w:r>
-      <w:proofErr w:type="gramEnd"/>
-      <w:r>
-        <w:rPr>
-          <w:rFonts w:ascii="Courier New" w:hAnsi="Courier New" w:cs="Courier New"/>
-          <w:color w:val="BCBEC4"/>
-          <w:sz w:val="16"/>
-          <w:szCs w:val="16"/>
-          <w:lang w:val="en-US" w:eastAsia="en-US"/>
-        </w:rPr>
-        <w:t xml:space="preserve"> </w:t>
+      <w:r>
+        <w:rPr>
+          <w:rFonts w:ascii="Courier New" w:hAnsi="Courier New" w:cs="Courier New"/>
+          <w:color w:val="BCBEC4"/>
+          <w:sz w:val="16"/>
+          <w:szCs w:val="16"/>
+          <w:lang w:val="en-US" w:eastAsia="en-US"/>
+        </w:rPr>
+        <w:t xml:space="preserve">Long </w:t>
       </w:r>
       <w:r>
         <w:rPr>
@@ -9876,27 +9695,15 @@
         </w:rPr>
         <w:t xml:space="preserve">private </w:t>
       </w:r>
-      <w:proofErr w:type="gramStart"/>
-      <w:r>
-        <w:rPr>
-          <w:rFonts w:ascii="Courier New" w:hAnsi="Courier New" w:cs="Courier New"/>
-          <w:color w:val="BCBEC4"/>
-          <w:sz w:val="16"/>
-          <w:szCs w:val="16"/>
-          <w:lang w:val="en-US" w:eastAsia="en-US"/>
-        </w:rPr>
-        <w:t>Long</w:t>
-      </w:r>
-      <w:proofErr w:type="gramEnd"/>
-      <w:r>
-        <w:rPr>
-          <w:rFonts w:ascii="Courier New" w:hAnsi="Courier New" w:cs="Courier New"/>
-          <w:color w:val="BCBEC4"/>
-          <w:sz w:val="16"/>
-          <w:szCs w:val="16"/>
-          <w:lang w:val="en-US" w:eastAsia="en-US"/>
-        </w:rPr>
-        <w:t xml:space="preserve"> </w:t>
+      <w:r>
+        <w:rPr>
+          <w:rFonts w:ascii="Courier New" w:hAnsi="Courier New" w:cs="Courier New"/>
+          <w:color w:val="BCBEC4"/>
+          <w:sz w:val="16"/>
+          <w:szCs w:val="16"/>
+          <w:lang w:val="en-US" w:eastAsia="en-US"/>
+        </w:rPr>
+        <w:t xml:space="preserve">Long </w:t>
       </w:r>
       <w:r>
         <w:rPr>
@@ -10181,7 +9988,6 @@
           <w:szCs w:val="16"/>
           <w:lang w:val="en-US" w:eastAsia="en-US"/>
         </w:rPr>
-        <w:lastRenderedPageBreak/>
         <w:t>@Data</w:t>
       </w:r>
       <w:r>
@@ -10298,27 +10104,15 @@
         </w:rPr>
         <w:t xml:space="preserve">private </w:t>
       </w:r>
-      <w:proofErr w:type="gramStart"/>
-      <w:r>
-        <w:rPr>
-          <w:rFonts w:ascii="Courier New" w:hAnsi="Courier New" w:cs="Courier New"/>
-          <w:color w:val="BCBEC4"/>
-          <w:sz w:val="16"/>
-          <w:szCs w:val="16"/>
-          <w:lang w:val="en-US" w:eastAsia="en-US"/>
-        </w:rPr>
-        <w:t>Long</w:t>
-      </w:r>
-      <w:proofErr w:type="gramEnd"/>
-      <w:r>
-        <w:rPr>
-          <w:rFonts w:ascii="Courier New" w:hAnsi="Courier New" w:cs="Courier New"/>
-          <w:color w:val="BCBEC4"/>
-          <w:sz w:val="16"/>
-          <w:szCs w:val="16"/>
-          <w:lang w:val="en-US" w:eastAsia="en-US"/>
-        </w:rPr>
-        <w:t xml:space="preserve"> </w:t>
+      <w:r>
+        <w:rPr>
+          <w:rFonts w:ascii="Courier New" w:hAnsi="Courier New" w:cs="Courier New"/>
+          <w:color w:val="BCBEC4"/>
+          <w:sz w:val="16"/>
+          <w:szCs w:val="16"/>
+          <w:lang w:val="en-US" w:eastAsia="en-US"/>
+        </w:rPr>
+        <w:t xml:space="preserve">Long </w:t>
       </w:r>
       <w:r>
         <w:rPr>
@@ -12410,6 +12204,16 @@
           <w:lang w:val="en-US" w:eastAsia="en-US"/>
         </w:rPr>
         <w:br/>
+      </w:r>
+      <w:r>
+        <w:rPr>
+          <w:rFonts w:ascii="Courier New" w:hAnsi="Courier New" w:cs="Courier New"/>
+          <w:color w:val="BCBEC4"/>
+          <w:sz w:val="16"/>
+          <w:szCs w:val="16"/>
+          <w:lang w:val="en-US" w:eastAsia="en-US"/>
+        </w:rPr>
+        <w:lastRenderedPageBreak/>
         <w:t xml:space="preserve">        </w:t>
       </w:r>
       <w:proofErr w:type="spellStart"/>
@@ -13889,16 +13693,6 @@
           <w:lang w:val="en-US" w:eastAsia="en-US"/>
         </w:rPr>
         <w:br/>
-      </w:r>
-      <w:r>
-        <w:rPr>
-          <w:rFonts w:ascii="Courier New" w:hAnsi="Courier New" w:cs="Courier New"/>
-          <w:color w:val="BCBEC4"/>
-          <w:sz w:val="16"/>
-          <w:szCs w:val="16"/>
-          <w:lang w:val="en-US" w:eastAsia="en-US"/>
-        </w:rPr>
-        <w:lastRenderedPageBreak/>
         <w:t xml:space="preserve">        </w:t>
       </w:r>
       <w:proofErr w:type="spellStart"/>
@@ -15850,7 +15644,6 @@
         <w:t xml:space="preserve"> </w:t>
       </w:r>
       <w:proofErr w:type="spellStart"/>
-      <w:proofErr w:type="gramStart"/>
       <w:r>
         <w:rPr>
           <w:rFonts w:ascii="Courier New" w:hAnsi="Courier New" w:cs="Courier New"/>
@@ -15873,7 +15666,6 @@
         <w:t>(</w:t>
       </w:r>
       <w:proofErr w:type="spellStart"/>
-      <w:proofErr w:type="gramEnd"/>
       <w:r>
         <w:rPr>
           <w:rFonts w:ascii="Courier New" w:hAnsi="Courier New" w:cs="Courier New"/>
@@ -15951,7 +15743,6 @@
         <w:t xml:space="preserve">&gt; </w:t>
       </w:r>
       <w:proofErr w:type="spellStart"/>
-      <w:proofErr w:type="gramStart"/>
       <w:r>
         <w:rPr>
           <w:rFonts w:ascii="Courier New" w:hAnsi="Courier New" w:cs="Courier New"/>
@@ -15971,18 +15762,7 @@
           <w:szCs w:val="16"/>
           <w:lang w:val="en-US" w:eastAsia="en-US"/>
         </w:rPr>
-        <w:t>(</w:t>
-      </w:r>
-      <w:proofErr w:type="gramEnd"/>
-      <w:r>
-        <w:rPr>
-          <w:rFonts w:ascii="Courier New" w:hAnsi="Courier New" w:cs="Courier New"/>
-          <w:color w:val="BCBEC4"/>
-          <w:sz w:val="16"/>
-          <w:szCs w:val="16"/>
-          <w:lang w:val="en-US" w:eastAsia="en-US"/>
-        </w:rPr>
-        <w:t>);</w:t>
+        <w:t>();</w:t>
       </w:r>
       <w:r>
         <w:rPr>
@@ -16018,7 +15798,6 @@
         <w:t xml:space="preserve"> </w:t>
       </w:r>
       <w:proofErr w:type="spellStart"/>
-      <w:proofErr w:type="gramStart"/>
       <w:r>
         <w:rPr>
           <w:rFonts w:ascii="Courier New" w:hAnsi="Courier New" w:cs="Courier New"/>
@@ -16038,18 +15817,7 @@
           <w:szCs w:val="16"/>
           <w:lang w:val="en-US" w:eastAsia="en-US"/>
         </w:rPr>
-        <w:t>(</w:t>
-      </w:r>
-      <w:proofErr w:type="gramEnd"/>
-      <w:r>
-        <w:rPr>
-          <w:rFonts w:ascii="Courier New" w:hAnsi="Courier New" w:cs="Courier New"/>
-          <w:color w:val="BCBEC4"/>
-          <w:sz w:val="16"/>
-          <w:szCs w:val="16"/>
-          <w:lang w:val="en-US" w:eastAsia="en-US"/>
-        </w:rPr>
-        <w:t xml:space="preserve">Long id) </w:t>
+        <w:t xml:space="preserve">(Long id) </w:t>
       </w:r>
       <w:r>
         <w:rPr>
@@ -16117,7 +15885,6 @@
         <w:t xml:space="preserve"> </w:t>
       </w:r>
       <w:proofErr w:type="spellStart"/>
-      <w:proofErr w:type="gramStart"/>
       <w:r>
         <w:rPr>
           <w:rFonts w:ascii="Courier New" w:hAnsi="Courier New" w:cs="Courier New"/>
@@ -16137,18 +15904,7 @@
           <w:szCs w:val="16"/>
           <w:lang w:val="en-US" w:eastAsia="en-US"/>
         </w:rPr>
-        <w:t>(</w:t>
-      </w:r>
-      <w:proofErr w:type="gramEnd"/>
-      <w:r>
-        <w:rPr>
-          <w:rFonts w:ascii="Courier New" w:hAnsi="Courier New" w:cs="Courier New"/>
-          <w:color w:val="BCBEC4"/>
-          <w:sz w:val="16"/>
-          <w:szCs w:val="16"/>
-          <w:lang w:val="en-US" w:eastAsia="en-US"/>
-        </w:rPr>
-        <w:t xml:space="preserve">Long id, </w:t>
+        <w:t xml:space="preserve">(Long id, </w:t>
       </w:r>
       <w:proofErr w:type="spellStart"/>
       <w:r>
@@ -16248,7 +16004,6 @@
         <w:t xml:space="preserve">void </w:t>
       </w:r>
       <w:proofErr w:type="spellStart"/>
-      <w:proofErr w:type="gramStart"/>
       <w:r>
         <w:rPr>
           <w:rFonts w:ascii="Courier New" w:hAnsi="Courier New" w:cs="Courier New"/>
@@ -16268,18 +16023,7 @@
           <w:szCs w:val="16"/>
           <w:lang w:val="en-US" w:eastAsia="en-US"/>
         </w:rPr>
-        <w:t>(</w:t>
-      </w:r>
-      <w:proofErr w:type="gramEnd"/>
-      <w:r>
-        <w:rPr>
-          <w:rFonts w:ascii="Courier New" w:hAnsi="Courier New" w:cs="Courier New"/>
-          <w:color w:val="BCBEC4"/>
-          <w:sz w:val="16"/>
-          <w:szCs w:val="16"/>
-          <w:lang w:val="en-US" w:eastAsia="en-US"/>
-        </w:rPr>
-        <w:t>Long id);</w:t>
+        <w:t>(Long id);</w:t>
       </w:r>
       <w:r>
         <w:rPr>
@@ -16737,6 +16481,7 @@
           <w:szCs w:val="16"/>
           <w:lang w:val="en-US" w:eastAsia="en-US"/>
         </w:rPr>
+        <w:lastRenderedPageBreak/>
         <w:t>ClientNotFoundException</w:t>
       </w:r>
       <w:proofErr w:type="spellEnd"/>
@@ -17250,7 +16995,6 @@
           <w:lang w:val="en-US" w:eastAsia="en-US"/>
         </w:rPr>
       </w:pPr>
-      <w:proofErr w:type="gramStart"/>
       <w:r>
         <w:rPr>
           <w:rFonts w:ascii="Courier New" w:hAnsi="Courier New" w:cs="Courier New"/>
@@ -17259,9 +17003,129 @@
           <w:szCs w:val="16"/>
           <w:lang w:val="en-US" w:eastAsia="en-US"/>
         </w:rPr>
-        <w:t>public</w:t>
-      </w:r>
-      <w:proofErr w:type="gramEnd"/>
+        <w:t xml:space="preserve">public interface </w:t>
+      </w:r>
+      <w:proofErr w:type="spellStart"/>
+      <w:r>
+        <w:rPr>
+          <w:rFonts w:ascii="Courier New" w:hAnsi="Courier New" w:cs="Courier New"/>
+          <w:color w:val="BCBEC4"/>
+          <w:sz w:val="16"/>
+          <w:szCs w:val="16"/>
+          <w:lang w:val="en-US" w:eastAsia="en-US"/>
+        </w:rPr>
+        <w:t>PaiementService</w:t>
+      </w:r>
+      <w:proofErr w:type="spellEnd"/>
+      <w:r>
+        <w:rPr>
+          <w:rFonts w:ascii="Courier New" w:hAnsi="Courier New" w:cs="Courier New"/>
+          <w:color w:val="BCBEC4"/>
+          <w:sz w:val="16"/>
+          <w:szCs w:val="16"/>
+          <w:lang w:val="en-US" w:eastAsia="en-US"/>
+        </w:rPr>
+        <w:t xml:space="preserve"> {</w:t>
+      </w:r>
+      <w:r>
+        <w:rPr>
+          <w:rFonts w:ascii="Courier New" w:hAnsi="Courier New" w:cs="Courier New"/>
+          <w:color w:val="BCBEC4"/>
+          <w:sz w:val="16"/>
+          <w:szCs w:val="16"/>
+          <w:lang w:val="en-US" w:eastAsia="en-US"/>
+        </w:rPr>
+        <w:br/>
+        <w:t xml:space="preserve">    </w:t>
+      </w:r>
+      <w:proofErr w:type="spellStart"/>
+      <w:r>
+        <w:rPr>
+          <w:rFonts w:ascii="Courier New" w:hAnsi="Courier New" w:cs="Courier New"/>
+          <w:color w:val="BCBEC4"/>
+          <w:sz w:val="16"/>
+          <w:szCs w:val="16"/>
+          <w:lang w:val="en-US" w:eastAsia="en-US"/>
+        </w:rPr>
+        <w:t>PaiementDTO</w:t>
+      </w:r>
+      <w:proofErr w:type="spellEnd"/>
+      <w:r>
+        <w:rPr>
+          <w:rFonts w:ascii="Courier New" w:hAnsi="Courier New" w:cs="Courier New"/>
+          <w:color w:val="BCBEC4"/>
+          <w:sz w:val="16"/>
+          <w:szCs w:val="16"/>
+          <w:lang w:val="en-US" w:eastAsia="en-US"/>
+        </w:rPr>
+        <w:t xml:space="preserve"> </w:t>
+      </w:r>
+      <w:proofErr w:type="spellStart"/>
+      <w:r>
+        <w:rPr>
+          <w:rFonts w:ascii="Courier New" w:hAnsi="Courier New" w:cs="Courier New"/>
+          <w:color w:val="56A8F5"/>
+          <w:sz w:val="16"/>
+          <w:szCs w:val="16"/>
+          <w:lang w:val="en-US" w:eastAsia="en-US"/>
+        </w:rPr>
+        <w:t>savePaiement</w:t>
+      </w:r>
+      <w:proofErr w:type="spellEnd"/>
+      <w:r>
+        <w:rPr>
+          <w:rFonts w:ascii="Courier New" w:hAnsi="Courier New" w:cs="Courier New"/>
+          <w:color w:val="BCBEC4"/>
+          <w:sz w:val="16"/>
+          <w:szCs w:val="16"/>
+          <w:lang w:val="en-US" w:eastAsia="en-US"/>
+        </w:rPr>
+        <w:t>(</w:t>
+      </w:r>
+      <w:proofErr w:type="spellStart"/>
+      <w:r>
+        <w:rPr>
+          <w:rFonts w:ascii="Courier New" w:hAnsi="Courier New" w:cs="Courier New"/>
+          <w:color w:val="BCBEC4"/>
+          <w:sz w:val="16"/>
+          <w:szCs w:val="16"/>
+          <w:lang w:val="en-US" w:eastAsia="en-US"/>
+        </w:rPr>
+        <w:t>PaiementDTO</w:t>
+      </w:r>
+      <w:proofErr w:type="spellEnd"/>
+      <w:r>
+        <w:rPr>
+          <w:rFonts w:ascii="Courier New" w:hAnsi="Courier New" w:cs="Courier New"/>
+          <w:color w:val="BCBEC4"/>
+          <w:sz w:val="16"/>
+          <w:szCs w:val="16"/>
+          <w:lang w:val="en-US" w:eastAsia="en-US"/>
+        </w:rPr>
+        <w:t xml:space="preserve"> </w:t>
+      </w:r>
+      <w:proofErr w:type="spellStart"/>
+      <w:r>
+        <w:rPr>
+          <w:rFonts w:ascii="Courier New" w:hAnsi="Courier New" w:cs="Courier New"/>
+          <w:color w:val="BCBEC4"/>
+          <w:sz w:val="16"/>
+          <w:szCs w:val="16"/>
+          <w:lang w:val="en-US" w:eastAsia="en-US"/>
+        </w:rPr>
+        <w:t>dto</w:t>
+      </w:r>
+      <w:proofErr w:type="spellEnd"/>
+      <w:r>
+        <w:rPr>
+          <w:rFonts w:ascii="Courier New" w:hAnsi="Courier New" w:cs="Courier New"/>
+          <w:color w:val="BCBEC4"/>
+          <w:sz w:val="16"/>
+          <w:szCs w:val="16"/>
+          <w:lang w:val="en-US" w:eastAsia="en-US"/>
+        </w:rPr>
+        <w:t xml:space="preserve">) </w:t>
+      </w:r>
       <w:r>
         <w:rPr>
           <w:rFonts w:ascii="Courier New" w:hAnsi="Courier New" w:cs="Courier New"/>
@@ -17270,29 +17134,29 @@
           <w:szCs w:val="16"/>
           <w:lang w:val="en-US" w:eastAsia="en-US"/>
         </w:rPr>
-        <w:t xml:space="preserve"> interface </w:t>
-      </w:r>
-      <w:proofErr w:type="spellStart"/>
-      <w:r>
-        <w:rPr>
-          <w:rFonts w:ascii="Courier New" w:hAnsi="Courier New" w:cs="Courier New"/>
-          <w:color w:val="BCBEC4"/>
-          <w:sz w:val="16"/>
-          <w:szCs w:val="16"/>
-          <w:lang w:val="en-US" w:eastAsia="en-US"/>
-        </w:rPr>
-        <w:t>PaiementService</w:t>
-      </w:r>
-      <w:proofErr w:type="spellEnd"/>
-      <w:r>
-        <w:rPr>
-          <w:rFonts w:ascii="Courier New" w:hAnsi="Courier New" w:cs="Courier New"/>
-          <w:color w:val="BCBEC4"/>
-          <w:sz w:val="16"/>
-          <w:szCs w:val="16"/>
-          <w:lang w:val="en-US" w:eastAsia="en-US"/>
-        </w:rPr>
-        <w:t xml:space="preserve"> {</w:t>
+        <w:t xml:space="preserve">throws </w:t>
+      </w:r>
+      <w:proofErr w:type="spellStart"/>
+      <w:r>
+        <w:rPr>
+          <w:rFonts w:ascii="Courier New" w:hAnsi="Courier New" w:cs="Courier New"/>
+          <w:color w:val="BCBEC4"/>
+          <w:sz w:val="16"/>
+          <w:szCs w:val="16"/>
+          <w:lang w:val="en-US" w:eastAsia="en-US"/>
+        </w:rPr>
+        <w:t>ContratNotFoundException</w:t>
+      </w:r>
+      <w:proofErr w:type="spellEnd"/>
+      <w:r>
+        <w:rPr>
+          <w:rFonts w:ascii="Courier New" w:hAnsi="Courier New" w:cs="Courier New"/>
+          <w:color w:val="BCBEC4"/>
+          <w:sz w:val="16"/>
+          <w:szCs w:val="16"/>
+          <w:lang w:val="en-US" w:eastAsia="en-US"/>
+        </w:rPr>
+        <w:t>;</w:t>
       </w:r>
       <w:r>
         <w:rPr>
@@ -17328,7 +17192,6 @@
         <w:t xml:space="preserve"> </w:t>
       </w:r>
       <w:proofErr w:type="spellStart"/>
-      <w:proofErr w:type="gramStart"/>
       <w:r>
         <w:rPr>
           <w:rFonts w:ascii="Courier New" w:hAnsi="Courier New" w:cs="Courier New"/>
@@ -17337,21 +17200,63 @@
           <w:szCs w:val="16"/>
           <w:lang w:val="en-US" w:eastAsia="en-US"/>
         </w:rPr>
-        <w:t>savePaiement</w:t>
-      </w:r>
-      <w:proofErr w:type="spellEnd"/>
-      <w:r>
-        <w:rPr>
-          <w:rFonts w:ascii="Courier New" w:hAnsi="Courier New" w:cs="Courier New"/>
-          <w:color w:val="BCBEC4"/>
-          <w:sz w:val="16"/>
-          <w:szCs w:val="16"/>
-          <w:lang w:val="en-US" w:eastAsia="en-US"/>
-        </w:rPr>
-        <w:t>(</w:t>
-      </w:r>
-      <w:proofErr w:type="spellStart"/>
-      <w:proofErr w:type="gramEnd"/>
+        <w:t>getPaiement</w:t>
+      </w:r>
+      <w:proofErr w:type="spellEnd"/>
+      <w:r>
+        <w:rPr>
+          <w:rFonts w:ascii="Courier New" w:hAnsi="Courier New" w:cs="Courier New"/>
+          <w:color w:val="BCBEC4"/>
+          <w:sz w:val="16"/>
+          <w:szCs w:val="16"/>
+          <w:lang w:val="en-US" w:eastAsia="en-US"/>
+        </w:rPr>
+        <w:t xml:space="preserve">(Long id) </w:t>
+      </w:r>
+      <w:r>
+        <w:rPr>
+          <w:rFonts w:ascii="Courier New" w:hAnsi="Courier New" w:cs="Courier New"/>
+          <w:color w:val="CF8E6D"/>
+          <w:sz w:val="16"/>
+          <w:szCs w:val="16"/>
+          <w:lang w:val="en-US" w:eastAsia="en-US"/>
+        </w:rPr>
+        <w:t xml:space="preserve">throws </w:t>
+      </w:r>
+      <w:proofErr w:type="spellStart"/>
+      <w:r>
+        <w:rPr>
+          <w:rFonts w:ascii="Courier New" w:hAnsi="Courier New" w:cs="Courier New"/>
+          <w:color w:val="BCBEC4"/>
+          <w:sz w:val="16"/>
+          <w:szCs w:val="16"/>
+          <w:lang w:val="en-US" w:eastAsia="en-US"/>
+        </w:rPr>
+        <w:t>PaiementNotFoundException</w:t>
+      </w:r>
+      <w:proofErr w:type="spellEnd"/>
+      <w:r>
+        <w:rPr>
+          <w:rFonts w:ascii="Courier New" w:hAnsi="Courier New" w:cs="Courier New"/>
+          <w:color w:val="BCBEC4"/>
+          <w:sz w:val="16"/>
+          <w:szCs w:val="16"/>
+          <w:lang w:val="en-US" w:eastAsia="en-US"/>
+        </w:rPr>
+        <w:t>;</w:t>
+      </w:r>
+      <w:r>
+        <w:rPr>
+          <w:rFonts w:ascii="Courier New" w:hAnsi="Courier New" w:cs="Courier New"/>
+          <w:color w:val="BCBEC4"/>
+          <w:sz w:val="16"/>
+          <w:szCs w:val="16"/>
+          <w:lang w:val="en-US" w:eastAsia="en-US"/>
+        </w:rPr>
+        <w:br/>
+        <w:t xml:space="preserve">    List&lt;</w:t>
+      </w:r>
+      <w:proofErr w:type="spellStart"/>
       <w:r>
         <w:rPr>
           <w:rFonts w:ascii="Courier New" w:hAnsi="Courier New" w:cs="Courier New"/>
@@ -17371,29 +17276,117 @@
           <w:szCs w:val="16"/>
           <w:lang w:val="en-US" w:eastAsia="en-US"/>
         </w:rPr>
-        <w:t xml:space="preserve"> </w:t>
-      </w:r>
-      <w:proofErr w:type="spellStart"/>
-      <w:r>
-        <w:rPr>
-          <w:rFonts w:ascii="Courier New" w:hAnsi="Courier New" w:cs="Courier New"/>
-          <w:color w:val="BCBEC4"/>
-          <w:sz w:val="16"/>
-          <w:szCs w:val="16"/>
-          <w:lang w:val="en-US" w:eastAsia="en-US"/>
-        </w:rPr>
-        <w:t>dto</w:t>
-      </w:r>
-      <w:proofErr w:type="spellEnd"/>
-      <w:r>
-        <w:rPr>
-          <w:rFonts w:ascii="Courier New" w:hAnsi="Courier New" w:cs="Courier New"/>
-          <w:color w:val="BCBEC4"/>
-          <w:sz w:val="16"/>
-          <w:szCs w:val="16"/>
-          <w:lang w:val="en-US" w:eastAsia="en-US"/>
-        </w:rPr>
-        <w:t xml:space="preserve">) </w:t>
+        <w:t xml:space="preserve">&gt; </w:t>
+      </w:r>
+      <w:proofErr w:type="spellStart"/>
+      <w:r>
+        <w:rPr>
+          <w:rFonts w:ascii="Courier New" w:hAnsi="Courier New" w:cs="Courier New"/>
+          <w:color w:val="56A8F5"/>
+          <w:sz w:val="16"/>
+          <w:szCs w:val="16"/>
+          <w:lang w:val="en-US" w:eastAsia="en-US"/>
+        </w:rPr>
+        <w:t>listPaiements</w:t>
+      </w:r>
+      <w:proofErr w:type="spellEnd"/>
+      <w:r>
+        <w:rPr>
+          <w:rFonts w:ascii="Courier New" w:hAnsi="Courier New" w:cs="Courier New"/>
+          <w:color w:val="BCBEC4"/>
+          <w:sz w:val="16"/>
+          <w:szCs w:val="16"/>
+          <w:lang w:val="en-US" w:eastAsia="en-US"/>
+        </w:rPr>
+        <w:t>();</w:t>
+      </w:r>
+      <w:r>
+        <w:rPr>
+          <w:rFonts w:ascii="Courier New" w:hAnsi="Courier New" w:cs="Courier New"/>
+          <w:color w:val="BCBEC4"/>
+          <w:sz w:val="16"/>
+          <w:szCs w:val="16"/>
+          <w:lang w:val="en-US" w:eastAsia="en-US"/>
+        </w:rPr>
+        <w:br/>
+        <w:t xml:space="preserve">    List&lt;</w:t>
+      </w:r>
+      <w:proofErr w:type="spellStart"/>
+      <w:r>
+        <w:rPr>
+          <w:rFonts w:ascii="Courier New" w:hAnsi="Courier New" w:cs="Courier New"/>
+          <w:color w:val="BCBEC4"/>
+          <w:sz w:val="16"/>
+          <w:szCs w:val="16"/>
+          <w:lang w:val="en-US" w:eastAsia="en-US"/>
+        </w:rPr>
+        <w:t>PaiementDTO</w:t>
+      </w:r>
+      <w:proofErr w:type="spellEnd"/>
+      <w:r>
+        <w:rPr>
+          <w:rFonts w:ascii="Courier New" w:hAnsi="Courier New" w:cs="Courier New"/>
+          <w:color w:val="BCBEC4"/>
+          <w:sz w:val="16"/>
+          <w:szCs w:val="16"/>
+          <w:lang w:val="en-US" w:eastAsia="en-US"/>
+        </w:rPr>
+        <w:t xml:space="preserve">&gt; </w:t>
+      </w:r>
+      <w:proofErr w:type="spellStart"/>
+      <w:r>
+        <w:rPr>
+          <w:rFonts w:ascii="Courier New" w:hAnsi="Courier New" w:cs="Courier New"/>
+          <w:color w:val="56A8F5"/>
+          <w:sz w:val="16"/>
+          <w:szCs w:val="16"/>
+          <w:lang w:val="en-US" w:eastAsia="en-US"/>
+        </w:rPr>
+        <w:t>listPaiementsByContrat</w:t>
+      </w:r>
+      <w:proofErr w:type="spellEnd"/>
+      <w:r>
+        <w:rPr>
+          <w:rFonts w:ascii="Courier New" w:hAnsi="Courier New" w:cs="Courier New"/>
+          <w:color w:val="BCBEC4"/>
+          <w:sz w:val="16"/>
+          <w:szCs w:val="16"/>
+          <w:lang w:val="en-US" w:eastAsia="en-US"/>
+        </w:rPr>
+        <w:t xml:space="preserve">(Long </w:t>
+      </w:r>
+      <w:proofErr w:type="spellStart"/>
+      <w:r>
+        <w:rPr>
+          <w:rFonts w:ascii="Courier New" w:hAnsi="Courier New" w:cs="Courier New"/>
+          <w:color w:val="BCBEC4"/>
+          <w:sz w:val="16"/>
+          <w:szCs w:val="16"/>
+          <w:lang w:val="en-US" w:eastAsia="en-US"/>
+        </w:rPr>
+        <w:t>contratId</w:t>
+      </w:r>
+      <w:proofErr w:type="spellEnd"/>
+      <w:r>
+        <w:rPr>
+          <w:rFonts w:ascii="Courier New" w:hAnsi="Courier New" w:cs="Courier New"/>
+          <w:color w:val="BCBEC4"/>
+          <w:sz w:val="16"/>
+          <w:szCs w:val="16"/>
+          <w:lang w:val="en-US" w:eastAsia="en-US"/>
+        </w:rPr>
+        <w:t>);</w:t>
+      </w:r>
+      <w:r>
+        <w:rPr>
+          <w:rFonts w:ascii="Courier New" w:hAnsi="Courier New" w:cs="Courier New"/>
+          <w:color w:val="BCBEC4"/>
+          <w:sz w:val="16"/>
+          <w:szCs w:val="16"/>
+          <w:lang w:val="en-US" w:eastAsia="en-US"/>
+        </w:rPr>
+        <w:br/>
+        <w:t xml:space="preserve">    </w:t>
       </w:r>
       <w:r>
         <w:rPr>
@@ -17403,65 +17396,9 @@
           <w:szCs w:val="16"/>
           <w:lang w:val="en-US" w:eastAsia="en-US"/>
         </w:rPr>
-        <w:t xml:space="preserve">throws </w:t>
-      </w:r>
-      <w:proofErr w:type="spellStart"/>
-      <w:r>
-        <w:rPr>
-          <w:rFonts w:ascii="Courier New" w:hAnsi="Courier New" w:cs="Courier New"/>
-          <w:color w:val="BCBEC4"/>
-          <w:sz w:val="16"/>
-          <w:szCs w:val="16"/>
-          <w:lang w:val="en-US" w:eastAsia="en-US"/>
-        </w:rPr>
-        <w:t>ContratNotFoundException</w:t>
-      </w:r>
-      <w:proofErr w:type="spellEnd"/>
-      <w:r>
-        <w:rPr>
-          <w:rFonts w:ascii="Courier New" w:hAnsi="Courier New" w:cs="Courier New"/>
-          <w:color w:val="BCBEC4"/>
-          <w:sz w:val="16"/>
-          <w:szCs w:val="16"/>
-          <w:lang w:val="en-US" w:eastAsia="en-US"/>
-        </w:rPr>
-        <w:t>;</w:t>
-      </w:r>
-      <w:r>
-        <w:rPr>
-          <w:rFonts w:ascii="Courier New" w:hAnsi="Courier New" w:cs="Courier New"/>
-          <w:color w:val="BCBEC4"/>
-          <w:sz w:val="16"/>
-          <w:szCs w:val="16"/>
-          <w:lang w:val="en-US" w:eastAsia="en-US"/>
-        </w:rPr>
-        <w:br/>
-        <w:t xml:space="preserve">    </w:t>
-      </w:r>
-      <w:proofErr w:type="spellStart"/>
-      <w:r>
-        <w:rPr>
-          <w:rFonts w:ascii="Courier New" w:hAnsi="Courier New" w:cs="Courier New"/>
-          <w:color w:val="BCBEC4"/>
-          <w:sz w:val="16"/>
-          <w:szCs w:val="16"/>
-          <w:lang w:val="en-US" w:eastAsia="en-US"/>
-        </w:rPr>
-        <w:t>PaiementDTO</w:t>
-      </w:r>
-      <w:proofErr w:type="spellEnd"/>
-      <w:r>
-        <w:rPr>
-          <w:rFonts w:ascii="Courier New" w:hAnsi="Courier New" w:cs="Courier New"/>
-          <w:color w:val="BCBEC4"/>
-          <w:sz w:val="16"/>
-          <w:szCs w:val="16"/>
-          <w:lang w:val="en-US" w:eastAsia="en-US"/>
-        </w:rPr>
-        <w:t xml:space="preserve"> </w:t>
-      </w:r>
-      <w:proofErr w:type="spellStart"/>
-      <w:proofErr w:type="gramStart"/>
+        <w:t xml:space="preserve">void </w:t>
+      </w:r>
+      <w:proofErr w:type="spellStart"/>
       <w:r>
         <w:rPr>
           <w:rFonts w:ascii="Courier New" w:hAnsi="Courier New" w:cs="Courier New"/>
@@ -17470,249 +17407,6 @@
           <w:szCs w:val="16"/>
           <w:lang w:val="en-US" w:eastAsia="en-US"/>
         </w:rPr>
-        <w:t>getPaiement</w:t>
-      </w:r>
-      <w:proofErr w:type="spellEnd"/>
-      <w:r>
-        <w:rPr>
-          <w:rFonts w:ascii="Courier New" w:hAnsi="Courier New" w:cs="Courier New"/>
-          <w:color w:val="BCBEC4"/>
-          <w:sz w:val="16"/>
-          <w:szCs w:val="16"/>
-          <w:lang w:val="en-US" w:eastAsia="en-US"/>
-        </w:rPr>
-        <w:t>(</w:t>
-      </w:r>
-      <w:proofErr w:type="gramEnd"/>
-      <w:r>
-        <w:rPr>
-          <w:rFonts w:ascii="Courier New" w:hAnsi="Courier New" w:cs="Courier New"/>
-          <w:color w:val="BCBEC4"/>
-          <w:sz w:val="16"/>
-          <w:szCs w:val="16"/>
-          <w:lang w:val="en-US" w:eastAsia="en-US"/>
-        </w:rPr>
-        <w:t xml:space="preserve">Long id) </w:t>
-      </w:r>
-      <w:r>
-        <w:rPr>
-          <w:rFonts w:ascii="Courier New" w:hAnsi="Courier New" w:cs="Courier New"/>
-          <w:color w:val="CF8E6D"/>
-          <w:sz w:val="16"/>
-          <w:szCs w:val="16"/>
-          <w:lang w:val="en-US" w:eastAsia="en-US"/>
-        </w:rPr>
-        <w:t xml:space="preserve">throws </w:t>
-      </w:r>
-      <w:proofErr w:type="spellStart"/>
-      <w:r>
-        <w:rPr>
-          <w:rFonts w:ascii="Courier New" w:hAnsi="Courier New" w:cs="Courier New"/>
-          <w:color w:val="BCBEC4"/>
-          <w:sz w:val="16"/>
-          <w:szCs w:val="16"/>
-          <w:lang w:val="en-US" w:eastAsia="en-US"/>
-        </w:rPr>
-        <w:t>PaiementNotFoundException</w:t>
-      </w:r>
-      <w:proofErr w:type="spellEnd"/>
-      <w:r>
-        <w:rPr>
-          <w:rFonts w:ascii="Courier New" w:hAnsi="Courier New" w:cs="Courier New"/>
-          <w:color w:val="BCBEC4"/>
-          <w:sz w:val="16"/>
-          <w:szCs w:val="16"/>
-          <w:lang w:val="en-US" w:eastAsia="en-US"/>
-        </w:rPr>
-        <w:t>;</w:t>
-      </w:r>
-      <w:r>
-        <w:rPr>
-          <w:rFonts w:ascii="Courier New" w:hAnsi="Courier New" w:cs="Courier New"/>
-          <w:color w:val="BCBEC4"/>
-          <w:sz w:val="16"/>
-          <w:szCs w:val="16"/>
-          <w:lang w:val="en-US" w:eastAsia="en-US"/>
-        </w:rPr>
-        <w:br/>
-        <w:t xml:space="preserve">    List&lt;</w:t>
-      </w:r>
-      <w:proofErr w:type="spellStart"/>
-      <w:r>
-        <w:rPr>
-          <w:rFonts w:ascii="Courier New" w:hAnsi="Courier New" w:cs="Courier New"/>
-          <w:color w:val="BCBEC4"/>
-          <w:sz w:val="16"/>
-          <w:szCs w:val="16"/>
-          <w:lang w:val="en-US" w:eastAsia="en-US"/>
-        </w:rPr>
-        <w:t>PaiementDTO</w:t>
-      </w:r>
-      <w:proofErr w:type="spellEnd"/>
-      <w:r>
-        <w:rPr>
-          <w:rFonts w:ascii="Courier New" w:hAnsi="Courier New" w:cs="Courier New"/>
-          <w:color w:val="BCBEC4"/>
-          <w:sz w:val="16"/>
-          <w:szCs w:val="16"/>
-          <w:lang w:val="en-US" w:eastAsia="en-US"/>
-        </w:rPr>
-        <w:t xml:space="preserve">&gt; </w:t>
-      </w:r>
-      <w:proofErr w:type="spellStart"/>
-      <w:proofErr w:type="gramStart"/>
-      <w:r>
-        <w:rPr>
-          <w:rFonts w:ascii="Courier New" w:hAnsi="Courier New" w:cs="Courier New"/>
-          <w:color w:val="56A8F5"/>
-          <w:sz w:val="16"/>
-          <w:szCs w:val="16"/>
-          <w:lang w:val="en-US" w:eastAsia="en-US"/>
-        </w:rPr>
-        <w:t>listPaiements</w:t>
-      </w:r>
-      <w:proofErr w:type="spellEnd"/>
-      <w:r>
-        <w:rPr>
-          <w:rFonts w:ascii="Courier New" w:hAnsi="Courier New" w:cs="Courier New"/>
-          <w:color w:val="BCBEC4"/>
-          <w:sz w:val="16"/>
-          <w:szCs w:val="16"/>
-          <w:lang w:val="en-US" w:eastAsia="en-US"/>
-        </w:rPr>
-        <w:t>(</w:t>
-      </w:r>
-      <w:proofErr w:type="gramEnd"/>
-      <w:r>
-        <w:rPr>
-          <w:rFonts w:ascii="Courier New" w:hAnsi="Courier New" w:cs="Courier New"/>
-          <w:color w:val="BCBEC4"/>
-          <w:sz w:val="16"/>
-          <w:szCs w:val="16"/>
-          <w:lang w:val="en-US" w:eastAsia="en-US"/>
-        </w:rPr>
-        <w:t>);</w:t>
-      </w:r>
-      <w:r>
-        <w:rPr>
-          <w:rFonts w:ascii="Courier New" w:hAnsi="Courier New" w:cs="Courier New"/>
-          <w:color w:val="BCBEC4"/>
-          <w:sz w:val="16"/>
-          <w:szCs w:val="16"/>
-          <w:lang w:val="en-US" w:eastAsia="en-US"/>
-        </w:rPr>
-        <w:br/>
-        <w:t xml:space="preserve">    List&lt;</w:t>
-      </w:r>
-      <w:proofErr w:type="spellStart"/>
-      <w:r>
-        <w:rPr>
-          <w:rFonts w:ascii="Courier New" w:hAnsi="Courier New" w:cs="Courier New"/>
-          <w:color w:val="BCBEC4"/>
-          <w:sz w:val="16"/>
-          <w:szCs w:val="16"/>
-          <w:lang w:val="en-US" w:eastAsia="en-US"/>
-        </w:rPr>
-        <w:t>PaiementDTO</w:t>
-      </w:r>
-      <w:proofErr w:type="spellEnd"/>
-      <w:r>
-        <w:rPr>
-          <w:rFonts w:ascii="Courier New" w:hAnsi="Courier New" w:cs="Courier New"/>
-          <w:color w:val="BCBEC4"/>
-          <w:sz w:val="16"/>
-          <w:szCs w:val="16"/>
-          <w:lang w:val="en-US" w:eastAsia="en-US"/>
-        </w:rPr>
-        <w:t xml:space="preserve">&gt; </w:t>
-      </w:r>
-      <w:proofErr w:type="spellStart"/>
-      <w:proofErr w:type="gramStart"/>
-      <w:r>
-        <w:rPr>
-          <w:rFonts w:ascii="Courier New" w:hAnsi="Courier New" w:cs="Courier New"/>
-          <w:color w:val="56A8F5"/>
-          <w:sz w:val="16"/>
-          <w:szCs w:val="16"/>
-          <w:lang w:val="en-US" w:eastAsia="en-US"/>
-        </w:rPr>
-        <w:t>listPaiementsByContrat</w:t>
-      </w:r>
-      <w:proofErr w:type="spellEnd"/>
-      <w:r>
-        <w:rPr>
-          <w:rFonts w:ascii="Courier New" w:hAnsi="Courier New" w:cs="Courier New"/>
-          <w:color w:val="BCBEC4"/>
-          <w:sz w:val="16"/>
-          <w:szCs w:val="16"/>
-          <w:lang w:val="en-US" w:eastAsia="en-US"/>
-        </w:rPr>
-        <w:t>(</w:t>
-      </w:r>
-      <w:proofErr w:type="gramEnd"/>
-      <w:r>
-        <w:rPr>
-          <w:rFonts w:ascii="Courier New" w:hAnsi="Courier New" w:cs="Courier New"/>
-          <w:color w:val="BCBEC4"/>
-          <w:sz w:val="16"/>
-          <w:szCs w:val="16"/>
-          <w:lang w:val="en-US" w:eastAsia="en-US"/>
-        </w:rPr>
-        <w:t xml:space="preserve">Long </w:t>
-      </w:r>
-      <w:proofErr w:type="spellStart"/>
-      <w:r>
-        <w:rPr>
-          <w:rFonts w:ascii="Courier New" w:hAnsi="Courier New" w:cs="Courier New"/>
-          <w:color w:val="BCBEC4"/>
-          <w:sz w:val="16"/>
-          <w:szCs w:val="16"/>
-          <w:lang w:val="en-US" w:eastAsia="en-US"/>
-        </w:rPr>
-        <w:t>contratId</w:t>
-      </w:r>
-      <w:proofErr w:type="spellEnd"/>
-      <w:r>
-        <w:rPr>
-          <w:rFonts w:ascii="Courier New" w:hAnsi="Courier New" w:cs="Courier New"/>
-          <w:color w:val="BCBEC4"/>
-          <w:sz w:val="16"/>
-          <w:szCs w:val="16"/>
-          <w:lang w:val="en-US" w:eastAsia="en-US"/>
-        </w:rPr>
-        <w:t>);</w:t>
-      </w:r>
-      <w:r>
-        <w:rPr>
-          <w:rFonts w:ascii="Courier New" w:hAnsi="Courier New" w:cs="Courier New"/>
-          <w:color w:val="BCBEC4"/>
-          <w:sz w:val="16"/>
-          <w:szCs w:val="16"/>
-          <w:lang w:val="en-US" w:eastAsia="en-US"/>
-        </w:rPr>
-        <w:br/>
-        <w:t xml:space="preserve">    </w:t>
-      </w:r>
-      <w:r>
-        <w:rPr>
-          <w:rFonts w:ascii="Courier New" w:hAnsi="Courier New" w:cs="Courier New"/>
-          <w:color w:val="CF8E6D"/>
-          <w:sz w:val="16"/>
-          <w:szCs w:val="16"/>
-          <w:lang w:val="en-US" w:eastAsia="en-US"/>
-        </w:rPr>
-        <w:t xml:space="preserve">void </w:t>
-      </w:r>
-      <w:proofErr w:type="spellStart"/>
-      <w:proofErr w:type="gramStart"/>
-      <w:r>
-        <w:rPr>
-          <w:rFonts w:ascii="Courier New" w:hAnsi="Courier New" w:cs="Courier New"/>
-          <w:color w:val="56A8F5"/>
-          <w:sz w:val="16"/>
-          <w:szCs w:val="16"/>
-          <w:lang w:val="en-US" w:eastAsia="en-US"/>
-        </w:rPr>
         <w:t>deletePaiement</w:t>
       </w:r>
       <w:proofErr w:type="spellEnd"/>
@@ -17724,18 +17418,7 @@
           <w:szCs w:val="16"/>
           <w:lang w:val="en-US" w:eastAsia="en-US"/>
         </w:rPr>
-        <w:t>(</w:t>
-      </w:r>
-      <w:proofErr w:type="gramEnd"/>
-      <w:r>
-        <w:rPr>
-          <w:rFonts w:ascii="Courier New" w:hAnsi="Courier New" w:cs="Courier New"/>
-          <w:color w:val="BCBEC4"/>
-          <w:sz w:val="16"/>
-          <w:szCs w:val="16"/>
-          <w:lang w:val="en-US" w:eastAsia="en-US"/>
-        </w:rPr>
-        <w:t>Long id);</w:t>
+        <w:t>(Long id);</w:t>
       </w:r>
       <w:r>
         <w:rPr>
@@ -17762,7 +17445,6 @@
       <w:bookmarkStart w:id="15" w:name="_Toc229388138"/>
       <w:proofErr w:type="spellStart"/>
       <w:r>
-        <w:lastRenderedPageBreak/>
         <w:t>Implementations</w:t>
       </w:r>
       <w:proofErr w:type="spellEnd"/>
@@ -19829,6 +19511,16 @@
           <w:lang w:val="en-US" w:eastAsia="en-US"/>
         </w:rPr>
         <w:br/>
+      </w:r>
+      <w:r>
+        <w:rPr>
+          <w:rFonts w:ascii="Courier New" w:hAnsi="Courier New" w:cs="Courier New"/>
+          <w:color w:val="BCBEC4"/>
+          <w:sz w:val="16"/>
+          <w:szCs w:val="16"/>
+          <w:lang w:val="en-US" w:eastAsia="en-US"/>
+        </w:rPr>
+        <w:lastRenderedPageBreak/>
         <w:t xml:space="preserve">    </w:t>
       </w:r>
       <w:r>
@@ -21635,16 +21327,6 @@
           <w:lang w:val="en-US" w:eastAsia="en-US"/>
         </w:rPr>
         <w:br/>
-      </w:r>
-      <w:r>
-        <w:rPr>
-          <w:rFonts w:ascii="Courier New" w:hAnsi="Courier New" w:cs="Courier New"/>
-          <w:color w:val="BCBEC4"/>
-          <w:sz w:val="16"/>
-          <w:szCs w:val="16"/>
-          <w:lang w:val="en-US" w:eastAsia="en-US"/>
-        </w:rPr>
-        <w:lastRenderedPageBreak/>
         <w:t xml:space="preserve">        </w:t>
       </w:r>
       <w:proofErr w:type="spellStart"/>
@@ -24627,6 +24309,16 @@
           <w:lang w:val="en-US" w:eastAsia="en-US"/>
         </w:rPr>
         <w:br/>
+      </w:r>
+      <w:r>
+        <w:rPr>
+          <w:rFonts w:ascii="Courier New" w:hAnsi="Courier New" w:cs="Courier New"/>
+          <w:color w:val="BCBEC4"/>
+          <w:sz w:val="16"/>
+          <w:szCs w:val="16"/>
+          <w:lang w:val="en-US" w:eastAsia="en-US"/>
+        </w:rPr>
+        <w:lastRenderedPageBreak/>
         <w:t xml:space="preserve">        </w:t>
       </w:r>
       <w:proofErr w:type="spellStart"/>
@@ -25598,7 +25290,6 @@
           <w:szCs w:val="16"/>
           <w:lang w:val="en-US" w:eastAsia="en-US"/>
         </w:rPr>
-        <w:lastRenderedPageBreak/>
         <w:t>@Service</w:t>
       </w:r>
       <w:r>
@@ -27751,6 +27442,7 @@
       </w:pPr>
       <w:bookmarkStart w:id="16" w:name="_Toc229388139"/>
       <w:r>
+        <w:lastRenderedPageBreak/>
         <w:t>Exceptions</w:t>
       </w:r>
       <w:bookmarkEnd w:id="16"/>
@@ -27860,7 +27552,6 @@
         <w:t xml:space="preserve">public </w:t>
       </w:r>
       <w:proofErr w:type="spellStart"/>
-      <w:proofErr w:type="gramStart"/>
       <w:r>
         <w:rPr>
           <w:rFonts w:ascii="Courier New" w:hAnsi="Courier New" w:cs="Courier New"/>
@@ -27880,18 +27571,7 @@
           <w:szCs w:val="20"/>
           <w:lang w:val="en-US" w:eastAsia="en-US"/>
         </w:rPr>
-        <w:t>(</w:t>
-      </w:r>
-      <w:proofErr w:type="gramEnd"/>
-      <w:r>
-        <w:rPr>
-          <w:rFonts w:ascii="Courier New" w:hAnsi="Courier New" w:cs="Courier New"/>
-          <w:color w:val="BCBEC4"/>
-          <w:sz w:val="20"/>
-          <w:szCs w:val="20"/>
-          <w:lang w:val="en-US" w:eastAsia="en-US"/>
-        </w:rPr>
-        <w:t xml:space="preserve">String </w:t>
+        <w:t xml:space="preserve">(String </w:t>
       </w:r>
       <w:proofErr w:type="spellStart"/>
       <w:r>
@@ -27977,20 +27657,8 @@
           <w:lang w:val="en-US" w:eastAsia="en-US"/>
         </w:rPr>
         <w:br/>
-        <w:t xml:space="preserve">  </w:t>
-      </w:r>
-      <w:proofErr w:type="gramStart"/>
-      <w:r>
-        <w:rPr>
-          <w:rFonts w:ascii="Courier New" w:hAnsi="Courier New" w:cs="Courier New"/>
-          <w:color w:val="BCBEC4"/>
-          <w:sz w:val="20"/>
-          <w:szCs w:val="20"/>
-          <w:lang w:val="en-US" w:eastAsia="en-US"/>
-        </w:rPr>
-        <w:t xml:space="preserve">  }</w:t>
-      </w:r>
-      <w:proofErr w:type="gramEnd"/>
+        <w:t xml:space="preserve">    }</w:t>
+      </w:r>
       <w:r>
         <w:rPr>
           <w:rFonts w:ascii="Courier New" w:hAnsi="Courier New" w:cs="Courier New"/>
@@ -28109,7 +27777,6 @@
         <w:t xml:space="preserve">public </w:t>
       </w:r>
       <w:proofErr w:type="spellStart"/>
-      <w:proofErr w:type="gramStart"/>
       <w:r>
         <w:rPr>
           <w:rFonts w:ascii="Courier New" w:hAnsi="Courier New" w:cs="Courier New"/>
@@ -28129,18 +27796,7 @@
           <w:szCs w:val="20"/>
           <w:lang w:val="en-US" w:eastAsia="en-US"/>
         </w:rPr>
-        <w:t>(</w:t>
-      </w:r>
-      <w:proofErr w:type="gramEnd"/>
-      <w:r>
-        <w:rPr>
-          <w:rFonts w:ascii="Courier New" w:hAnsi="Courier New" w:cs="Courier New"/>
-          <w:color w:val="BCBEC4"/>
-          <w:sz w:val="20"/>
-          <w:szCs w:val="20"/>
-          <w:lang w:val="en-US" w:eastAsia="en-US"/>
-        </w:rPr>
-        <w:t xml:space="preserve">String </w:t>
+        <w:t xml:space="preserve">(String </w:t>
       </w:r>
       <w:proofErr w:type="spellStart"/>
       <w:r>
@@ -28226,20 +27882,8 @@
           <w:lang w:val="en-US" w:eastAsia="en-US"/>
         </w:rPr>
         <w:br/>
-        <w:t xml:space="preserve">  </w:t>
-      </w:r>
-      <w:proofErr w:type="gramStart"/>
-      <w:r>
-        <w:rPr>
-          <w:rFonts w:ascii="Courier New" w:hAnsi="Courier New" w:cs="Courier New"/>
-          <w:color w:val="BCBEC4"/>
-          <w:sz w:val="20"/>
-          <w:szCs w:val="20"/>
-          <w:lang w:val="en-US" w:eastAsia="en-US"/>
-        </w:rPr>
-        <w:t xml:space="preserve">  }</w:t>
-      </w:r>
-      <w:proofErr w:type="gramEnd"/>
+        <w:t xml:space="preserve">    }</w:t>
+      </w:r>
       <w:r>
         <w:rPr>
           <w:rFonts w:ascii="Courier New" w:hAnsi="Courier New" w:cs="Courier New"/>
@@ -28370,7 +28014,6 @@
         <w:t xml:space="preserve">public </w:t>
       </w:r>
       <w:proofErr w:type="spellStart"/>
-      <w:proofErr w:type="gramStart"/>
       <w:r>
         <w:rPr>
           <w:rFonts w:ascii="Courier New" w:hAnsi="Courier New" w:cs="Courier New"/>
@@ -28390,18 +28033,7 @@
           <w:szCs w:val="20"/>
           <w:lang w:val="en-US" w:eastAsia="en-US"/>
         </w:rPr>
-        <w:t>(</w:t>
-      </w:r>
-      <w:proofErr w:type="gramEnd"/>
-      <w:r>
-        <w:rPr>
-          <w:rFonts w:ascii="Courier New" w:hAnsi="Courier New" w:cs="Courier New"/>
-          <w:color w:val="BCBEC4"/>
-          <w:sz w:val="20"/>
-          <w:szCs w:val="20"/>
-          <w:lang w:val="en-US" w:eastAsia="en-US"/>
-        </w:rPr>
-        <w:t>String message) {</w:t>
+        <w:t>(String message) {</w:t>
       </w:r>
       <w:r>
         <w:rPr>
@@ -28443,20 +28075,8 @@
           <w:lang w:val="en-US" w:eastAsia="en-US"/>
         </w:rPr>
         <w:br/>
-        <w:t xml:space="preserve">  </w:t>
-      </w:r>
-      <w:proofErr w:type="gramStart"/>
-      <w:r>
-        <w:rPr>
-          <w:rFonts w:ascii="Courier New" w:hAnsi="Courier New" w:cs="Courier New"/>
-          <w:color w:val="BCBEC4"/>
-          <w:sz w:val="20"/>
-          <w:szCs w:val="20"/>
-          <w:lang w:val="en-US" w:eastAsia="en-US"/>
-        </w:rPr>
-        <w:t xml:space="preserve">  }</w:t>
-      </w:r>
-      <w:proofErr w:type="gramEnd"/>
+        <w:t xml:space="preserve">    }</w:t>
+      </w:r>
       <w:r>
         <w:rPr>
           <w:rFonts w:ascii="Courier New" w:hAnsi="Courier New" w:cs="Courier New"/>
@@ -28480,7 +28100,6 @@
       </w:pPr>
       <w:bookmarkStart w:id="17" w:name="_Toc229388140"/>
       <w:r>
-        <w:lastRenderedPageBreak/>
         <w:t>Couche Web</w:t>
       </w:r>
       <w:bookmarkEnd w:id="17"/>
@@ -30412,6 +30031,16 @@
           <w:lang w:val="en-US" w:eastAsia="en-US"/>
         </w:rPr>
         <w:br/>
+      </w:r>
+      <w:r>
+        <w:rPr>
+          <w:rFonts w:ascii="Courier New" w:hAnsi="Courier New" w:cs="Courier New"/>
+          <w:color w:val="BCBEC4"/>
+          <w:sz w:val="16"/>
+          <w:szCs w:val="16"/>
+          <w:lang w:val="en-US" w:eastAsia="en-US"/>
+        </w:rPr>
+        <w:lastRenderedPageBreak/>
         <w:t xml:space="preserve">    }</w:t>
       </w:r>
       <w:r>
@@ -31832,16 +31461,6 @@
           <w:lang w:val="en-US" w:eastAsia="en-US"/>
         </w:rPr>
         <w:br/>
-      </w:r>
-      <w:r>
-        <w:rPr>
-          <w:rFonts w:ascii="Courier New" w:hAnsi="Courier New" w:cs="Courier New"/>
-          <w:color w:val="BCBEC4"/>
-          <w:sz w:val="16"/>
-          <w:szCs w:val="16"/>
-          <w:lang w:val="en-US" w:eastAsia="en-US"/>
-        </w:rPr>
-        <w:lastRenderedPageBreak/>
         <w:t xml:space="preserve">    }</w:t>
       </w:r>
       <w:r>
@@ -33255,6 +32874,16 @@
           <w:lang w:val="en-US" w:eastAsia="en-US"/>
         </w:rPr>
         <w:br/>
+      </w:r>
+      <w:r>
+        <w:rPr>
+          <w:rFonts w:ascii="Courier New" w:hAnsi="Courier New" w:cs="Courier New"/>
+          <w:color w:val="BCBEC4"/>
+          <w:sz w:val="20"/>
+          <w:szCs w:val="20"/>
+          <w:lang w:val="en-US" w:eastAsia="en-US"/>
+        </w:rPr>
+        <w:lastRenderedPageBreak/>
         <w:t xml:space="preserve">    </w:t>
       </w:r>
       <w:r>
@@ -33949,7 +33578,6 @@
         </w:numPr>
       </w:pPr>
       <w:r>
-        <w:lastRenderedPageBreak/>
         <w:t xml:space="preserve">Test du </w:t>
       </w:r>
       <w:proofErr w:type="spellStart"/>
@@ -33979,7 +33607,7 @@
                     <pic:cNvPicPr/>
                   </pic:nvPicPr>
                   <pic:blipFill>
-                    <a:blip r:embed="rId15"/>
+                    <a:blip r:embed="rId16"/>
                     <a:stretch>
                       <a:fillRect/>
                     </a:stretch>
@@ -34000,6 +33628,20 @@
         </w:drawing>
       </w:r>
     </w:p>
+    <w:p>
+      <w:pPr>
+        <w:pStyle w:val="Heading2"/>
+        <w:numPr>
+          <w:ilvl w:val="0"/>
+          <w:numId w:val="23"/>
+        </w:numPr>
+      </w:pPr>
+      <w:bookmarkStart w:id="18" w:name="_Toc229388141"/>
+      <w:r>
+        <w:t>Application Front-end</w:t>
+      </w:r>
+      <w:bookmarkEnd w:id="18"/>
+    </w:p>
     <w:p/>
     <w:p>
       <w:pPr>
@@ -34009,20 +33651,6 @@
           <w:numId w:val="23"/>
         </w:numPr>
       </w:pPr>
-      <w:bookmarkStart w:id="18" w:name="_Toc229388141"/>
-      <w:r>
-        <w:t>Application Front-end</w:t>
-      </w:r>
-      <w:bookmarkEnd w:id="18"/>
-    </w:p>
-    <w:p>
-      <w:pPr>
-        <w:pStyle w:val="Heading2"/>
-        <w:numPr>
-          <w:ilvl w:val="0"/>
-          <w:numId w:val="23"/>
-        </w:numPr>
-      </w:pPr>
       <w:bookmarkStart w:id="19" w:name="_Toc229388142"/>
       <w:r>
         <w:t>Sécurité</w:t>
@@ -34030,8 +33658,8 @@
       <w:bookmarkEnd w:id="19"/>
     </w:p>
     <w:sectPr>
-      <w:headerReference w:type="default" r:id="rId16"/>
-      <w:footerReference w:type="default" r:id="rId17"/>
+      <w:headerReference w:type="default" r:id="rId17"/>
+      <w:footerReference w:type="default" r:id="rId18"/>
       <w:pgSz w:w="11906" w:h="16838"/>
       <w:pgMar w:top="1417" w:right="1417" w:bottom="993" w:left="1417" w:header="426" w:footer="708" w:gutter="0"/>
       <w:cols w:space="708"/>
@@ -34198,29 +33826,7 @@
               <w:szCs w:val="20"/>
               <w:lang w:val="en-US"/>
             </w:rPr>
-            <w:t xml:space="preserve">  05 23 32 22 20 / 05 23 32 35 30 – </w:t>
-          </w:r>
-          <w:proofErr w:type="gramStart"/>
-          <w:r>
-            <w:rPr>
-              <w:b/>
-              <w:color w:val="000000" w:themeColor="text1"/>
-              <w:sz w:val="20"/>
-              <w:szCs w:val="20"/>
-              <w:lang w:val="en-US"/>
-            </w:rPr>
-            <w:t>Fax :</w:t>
-          </w:r>
-          <w:proofErr w:type="gramEnd"/>
-          <w:r>
-            <w:rPr>
-              <w:b/>
-              <w:color w:val="000000" w:themeColor="text1"/>
-              <w:sz w:val="20"/>
-              <w:szCs w:val="20"/>
-              <w:lang w:val="en-US"/>
-            </w:rPr>
-            <w:t xml:space="preserve"> 05 23 32 25 46 - </w:t>
+            <w:t xml:space="preserve">  05 23 32 22 20 / 05 23 32 35 30 – Fax : 05 23 32 25 46 - </w:t>
           </w:r>
           <w:r>
             <w:rPr>
@@ -34432,7 +34038,7 @@
               <v:shape id="_x0000_i1025" type="#_x0000_t75" style="width:178pt;height:74.8pt">
                 <v:imagedata r:id="rId1" o:title=""/>
               </v:shape>
-              <o:OLEObject Type="Embed" ProgID="PBrush" ShapeID="_x0000_i1025" DrawAspect="Content" ObjectID="_1840001515" r:id="rId2"/>
+              <o:OLEObject Type="Embed" ProgID="PBrush" ShapeID="_x0000_i1025" DrawAspect="Content" ObjectID="_1840005050" r:id="rId2"/>
             </w:object>
           </w:r>
         </w:p>

--- a/NAZIH_Youssef_Examen_JEE.docx
+++ b/NAZIH_Youssef_Examen_JEE.docx
@@ -24149,16 +24149,19 @@
         </w:numPr>
       </w:pPr>
       <w:r>
-        <w:t>Test du endpoint clients avec http IntelliJ</w:t>
+        <w:t xml:space="preserve">Test du endpoint clients avec </w:t>
+      </w:r>
+      <w:r>
+        <w:t>Swagger</w:t>
       </w:r>
     </w:p>
     <w:p>
       <w:r>
         <w:drawing>
-          <wp:inline distT="0" distB="0" distL="0" distR="0" wp14:anchorId="4D5CEFE5" wp14:editId="5773A277">
-            <wp:extent cx="5760720" cy="3103880"/>
-            <wp:effectExtent l="0" t="0" r="0" b="1270"/>
-            <wp:docPr id="928485836" name="Picture 1"/>
+          <wp:inline distT="0" distB="0" distL="0" distR="0" wp14:anchorId="5237AE7E" wp14:editId="0836B365">
+            <wp:extent cx="5760720" cy="2929890"/>
+            <wp:effectExtent l="0" t="0" r="0" b="3810"/>
+            <wp:docPr id="1174369113" name="Picture 1"/>
             <wp:cNvGraphicFramePr>
               <a:graphicFrameLocks xmlns:a="http://schemas.openxmlformats.org/drawingml/2006/main" noChangeAspect="1"/>
             </wp:cNvGraphicFramePr>
@@ -24166,7 +24169,7 @@
               <a:graphicData uri="http://schemas.openxmlformats.org/drawingml/2006/picture">
                 <pic:pic xmlns:pic="http://schemas.openxmlformats.org/drawingml/2006/picture">
                   <pic:nvPicPr>
-                    <pic:cNvPr id="928485836" name=""/>
+                    <pic:cNvPr id="1174369113" name=""/>
                     <pic:cNvPicPr/>
                   </pic:nvPicPr>
                   <pic:blipFill>
@@ -24178,7 +24181,7 @@
                   <pic:spPr>
                     <a:xfrm>
                       <a:off x="0" y="0"/>
-                      <a:ext cx="5760720" cy="3103880"/>
+                      <a:ext cx="5760720" cy="2929890"/>
                     </a:xfrm>
                     <a:prstGeom prst="rect">
                       <a:avLst/>
@@ -24718,7 +24721,7 @@
               <v:shape id="_x0000_i1025" type="#_x0000_t75" style="width:178pt;height:74.8pt">
                 <v:imagedata r:id="rId1" o:title=""/>
               </v:shape>
-              <o:OLEObject Type="Embed" ProgID="PBrush" ShapeID="_x0000_i1025" DrawAspect="Content" ObjectID="_1840005142" r:id="rId2"/>
+              <o:OLEObject Type="Embed" ProgID="PBrush" ShapeID="_x0000_i1025" DrawAspect="Content" ObjectID="_1840005414" r:id="rId2"/>
             </w:object>
           </w:r>
         </w:p>

--- a/NAZIH_Youssef_Examen_JEE.docx
+++ b/NAZIH_Youssef_Examen_JEE.docx
@@ -390,7 +390,16 @@
                                 <w:sz w:val="44"/>
                                 <w:szCs w:val="44"/>
                               </w:rPr>
-                              <w:t>EXAMEN JEE</w:t>
+                              <w:t>Controle</w:t>
+                            </w:r>
+                            <w:r>
+                              <w:rPr>
+                                <w:b/>
+                                <w:bCs/>
+                                <w:sz w:val="44"/>
+                                <w:szCs w:val="44"/>
+                              </w:rPr>
+                              <w:t xml:space="preserve"> JEE</w:t>
                             </w:r>
                             <w:r>
                               <w:rPr>
@@ -448,7 +457,16 @@
                           <w:sz w:val="44"/>
                           <w:szCs w:val="44"/>
                         </w:rPr>
-                        <w:t>EXAMEN JEE</w:t>
+                        <w:t>Controle</w:t>
+                      </w:r>
+                      <w:r>
+                        <w:rPr>
+                          <w:b/>
+                          <w:bCs/>
+                          <w:sz w:val="44"/>
+                          <w:szCs w:val="44"/>
+                        </w:rPr>
+                        <w:t xml:space="preserve"> JEE</w:t>
                       </w:r>
                       <w:r>
                         <w:rPr>
@@ -1054,6 +1072,7 @@
               <w:tab w:val="left" w:pos="440"/>
               <w:tab w:val="right" w:leader="dot" w:pos="9062"/>
             </w:tabs>
+            <w:ind w:firstLine="220"/>
             <w:rPr>
               <w:rFonts w:asciiTheme="minorHAnsi" w:eastAsiaTheme="minorEastAsia" w:hAnsiTheme="minorHAnsi" w:cstheme="minorBidi"/>
               <w:noProof/>
@@ -1073,7 +1092,7 @@
           <w:r>
             <w:fldChar w:fldCharType="separate"/>
           </w:r>
-          <w:hyperlink w:anchor="_Toc229388123" w:history="1">
+          <w:hyperlink w:anchor="_Toc229392699" w:history="1">
             <w:r>
               <w:rPr>
                 <w:rStyle w:val="Hyperlink"/>
@@ -1119,7 +1138,7 @@
                 <w:noProof/>
                 <w:webHidden/>
               </w:rPr>
-              <w:instrText xml:space="preserve"> PAGEREF _Toc229388123 \h </w:instrText>
+              <w:instrText xml:space="preserve"> PAGEREF _Toc229392699 \h </w:instrText>
             </w:r>
             <w:r>
               <w:rPr>
@@ -1167,7 +1186,7 @@
               <w14:ligatures w14:val="standardContextual"/>
             </w:rPr>
           </w:pPr>
-          <w:hyperlink w:anchor="_Toc229388124" w:history="1">
+          <w:hyperlink w:anchor="_Toc229392700" w:history="1">
             <w:r>
               <w:rPr>
                 <w:rStyle w:val="Hyperlink"/>
@@ -1213,7 +1232,7 @@
                 <w:noProof/>
                 <w:webHidden/>
               </w:rPr>
-              <w:instrText xml:space="preserve"> PAGEREF _Toc229388124 \h </w:instrText>
+              <w:instrText xml:space="preserve"> PAGEREF _Toc229392700 \h </w:instrText>
             </w:r>
             <w:r>
               <w:rPr>
@@ -1261,7 +1280,7 @@
               <w14:ligatures w14:val="standardContextual"/>
             </w:rPr>
           </w:pPr>
-          <w:hyperlink w:anchor="_Toc229388125" w:history="1">
+          <w:hyperlink w:anchor="_Toc229392701" w:history="1">
             <w:r>
               <w:rPr>
                 <w:rStyle w:val="Hyperlink"/>
@@ -1307,7 +1326,7 @@
                 <w:noProof/>
                 <w:webHidden/>
               </w:rPr>
-              <w:instrText xml:space="preserve"> PAGEREF _Toc229388125 \h </w:instrText>
+              <w:instrText xml:space="preserve"> PAGEREF _Toc229392701 \h </w:instrText>
             </w:r>
             <w:r>
               <w:rPr>
@@ -1355,7 +1374,7 @@
               <w14:ligatures w14:val="standardContextual"/>
             </w:rPr>
           </w:pPr>
-          <w:hyperlink w:anchor="_Toc229388126" w:history="1">
+          <w:hyperlink w:anchor="_Toc229392702" w:history="1">
             <w:r>
               <w:rPr>
                 <w:rStyle w:val="Hyperlink"/>
@@ -1401,7 +1420,7 @@
                 <w:noProof/>
                 <w:webHidden/>
               </w:rPr>
-              <w:instrText xml:space="preserve"> PAGEREF _Toc229388126 \h </w:instrText>
+              <w:instrText xml:space="preserve"> PAGEREF _Toc229392702 \h </w:instrText>
             </w:r>
             <w:r>
               <w:rPr>
@@ -1449,7 +1468,7 @@
               <w14:ligatures w14:val="standardContextual"/>
             </w:rPr>
           </w:pPr>
-          <w:hyperlink w:anchor="_Toc229388127" w:history="1">
+          <w:hyperlink w:anchor="_Toc229392703" w:history="1">
             <w:r>
               <w:rPr>
                 <w:rStyle w:val="Hyperlink"/>
@@ -1495,7 +1514,7 @@
                 <w:noProof/>
                 <w:webHidden/>
               </w:rPr>
-              <w:instrText xml:space="preserve"> PAGEREF _Toc229388127 \h </w:instrText>
+              <w:instrText xml:space="preserve"> PAGEREF _Toc229392703 \h </w:instrText>
             </w:r>
             <w:r>
               <w:rPr>
@@ -1515,7 +1534,7 @@
                 <w:noProof/>
                 <w:webHidden/>
               </w:rPr>
-              <w:t>3</w:t>
+              <w:t>4</w:t>
             </w:r>
             <w:r>
               <w:rPr>
@@ -1543,7 +1562,7 @@
               <w14:ligatures w14:val="standardContextual"/>
             </w:rPr>
           </w:pPr>
-          <w:hyperlink w:anchor="_Toc229388128" w:history="1">
+          <w:hyperlink w:anchor="_Toc229392704" w:history="1">
             <w:r>
               <w:rPr>
                 <w:rStyle w:val="Hyperlink"/>
@@ -1589,7 +1608,7 @@
                 <w:noProof/>
                 <w:webHidden/>
               </w:rPr>
-              <w:instrText xml:space="preserve"> PAGEREF _Toc229388128 \h </w:instrText>
+              <w:instrText xml:space="preserve"> PAGEREF _Toc229392704 \h </w:instrText>
             </w:r>
             <w:r>
               <w:rPr>
@@ -1609,7 +1628,7 @@
                 <w:noProof/>
                 <w:webHidden/>
               </w:rPr>
-              <w:t>3</w:t>
+              <w:t>4</w:t>
             </w:r>
             <w:r>
               <w:rPr>
@@ -1637,7 +1656,7 @@
               <w14:ligatures w14:val="standardContextual"/>
             </w:rPr>
           </w:pPr>
-          <w:hyperlink w:anchor="_Toc229388129" w:history="1">
+          <w:hyperlink w:anchor="_Toc229392705" w:history="1">
             <w:r>
               <w:rPr>
                 <w:rStyle w:val="Hyperlink"/>
@@ -1683,195 +1702,7 @@
                 <w:noProof/>
                 <w:webHidden/>
               </w:rPr>
-              <w:instrText xml:space="preserve"> PAGEREF _Toc229388129 \h </w:instrText>
-            </w:r>
-            <w:r>
-              <w:rPr>
-                <w:noProof/>
-                <w:webHidden/>
-              </w:rPr>
-            </w:r>
-            <w:r>
-              <w:rPr>
-                <w:noProof/>
-                <w:webHidden/>
-              </w:rPr>
-              <w:fldChar w:fldCharType="separate"/>
-            </w:r>
-            <w:r>
-              <w:rPr>
-                <w:noProof/>
-                <w:webHidden/>
-              </w:rPr>
-              <w:t>3</w:t>
-            </w:r>
-            <w:r>
-              <w:rPr>
-                <w:noProof/>
-                <w:webHidden/>
-              </w:rPr>
-              <w:fldChar w:fldCharType="end"/>
-            </w:r>
-          </w:hyperlink>
-        </w:p>
-        <w:p>
-          <w:pPr>
-            <w:pStyle w:val="TOC3"/>
-            <w:tabs>
-              <w:tab w:val="left" w:pos="1200"/>
-              <w:tab w:val="right" w:leader="dot" w:pos="9062"/>
-            </w:tabs>
-            <w:rPr>
-              <w:rFonts w:asciiTheme="minorHAnsi" w:eastAsiaTheme="minorEastAsia" w:hAnsiTheme="minorHAnsi" w:cstheme="minorBidi"/>
-              <w:noProof/>
-              <w:kern w:val="2"/>
-              <w:sz w:val="24"/>
-              <w:szCs w:val="24"/>
-              <w:lang w:val="en-US" w:eastAsia="en-US"/>
-              <w14:ligatures w14:val="standardContextual"/>
-            </w:rPr>
-          </w:pPr>
-          <w:hyperlink w:anchor="_Toc229388130" w:history="1">
-            <w:r>
-              <w:rPr>
-                <w:rStyle w:val="Hyperlink"/>
-                <w:noProof/>
-              </w:rPr>
-              <w:t>2.1.</w:t>
-            </w:r>
-            <w:r>
-              <w:rPr>
-                <w:rFonts w:asciiTheme="minorHAnsi" w:eastAsiaTheme="minorEastAsia" w:hAnsiTheme="minorHAnsi" w:cstheme="minorBidi"/>
-                <w:noProof/>
-                <w:kern w:val="2"/>
-                <w:sz w:val="24"/>
-                <w:szCs w:val="24"/>
-                <w:lang w:val="en-US" w:eastAsia="en-US"/>
-                <w14:ligatures w14:val="standardContextual"/>
-              </w:rPr>
-              <w:tab/>
-            </w:r>
-            <w:r>
-              <w:rPr>
-                <w:rStyle w:val="Hyperlink"/>
-                <w:noProof/>
-              </w:rPr>
-              <w:t>Entités et repos</w:t>
-            </w:r>
-            <w:r>
-              <w:rPr>
-                <w:noProof/>
-                <w:webHidden/>
-              </w:rPr>
-              <w:tab/>
-            </w:r>
-            <w:r>
-              <w:rPr>
-                <w:noProof/>
-                <w:webHidden/>
-              </w:rPr>
-              <w:fldChar w:fldCharType="begin"/>
-            </w:r>
-            <w:r>
-              <w:rPr>
-                <w:noProof/>
-                <w:webHidden/>
-              </w:rPr>
-              <w:instrText xml:space="preserve"> PAGEREF _Toc229388130 \h </w:instrText>
-            </w:r>
-            <w:r>
-              <w:rPr>
-                <w:noProof/>
-                <w:webHidden/>
-              </w:rPr>
-            </w:r>
-            <w:r>
-              <w:rPr>
-                <w:noProof/>
-                <w:webHidden/>
-              </w:rPr>
-              <w:fldChar w:fldCharType="separate"/>
-            </w:r>
-            <w:r>
-              <w:rPr>
-                <w:noProof/>
-                <w:webHidden/>
-              </w:rPr>
-              <w:t>3</w:t>
-            </w:r>
-            <w:r>
-              <w:rPr>
-                <w:noProof/>
-                <w:webHidden/>
-              </w:rPr>
-              <w:fldChar w:fldCharType="end"/>
-            </w:r>
-          </w:hyperlink>
-        </w:p>
-        <w:p>
-          <w:pPr>
-            <w:pStyle w:val="TOC3"/>
-            <w:tabs>
-              <w:tab w:val="left" w:pos="1200"/>
-              <w:tab w:val="right" w:leader="dot" w:pos="9062"/>
-            </w:tabs>
-            <w:rPr>
-              <w:rFonts w:asciiTheme="minorHAnsi" w:eastAsiaTheme="minorEastAsia" w:hAnsiTheme="minorHAnsi" w:cstheme="minorBidi"/>
-              <w:noProof/>
-              <w:kern w:val="2"/>
-              <w:sz w:val="24"/>
-              <w:szCs w:val="24"/>
-              <w:lang w:val="en-US" w:eastAsia="en-US"/>
-              <w14:ligatures w14:val="standardContextual"/>
-            </w:rPr>
-          </w:pPr>
-          <w:hyperlink w:anchor="_Toc229388131" w:history="1">
-            <w:r>
-              <w:rPr>
-                <w:rStyle w:val="Hyperlink"/>
-                <w:noProof/>
-              </w:rPr>
-              <w:t>2.2.</w:t>
-            </w:r>
-            <w:r>
-              <w:rPr>
-                <w:rFonts w:asciiTheme="minorHAnsi" w:eastAsiaTheme="minorEastAsia" w:hAnsiTheme="minorHAnsi" w:cstheme="minorBidi"/>
-                <w:noProof/>
-                <w:kern w:val="2"/>
-                <w:sz w:val="24"/>
-                <w:szCs w:val="24"/>
-                <w:lang w:val="en-US" w:eastAsia="en-US"/>
-                <w14:ligatures w14:val="standardContextual"/>
-              </w:rPr>
-              <w:tab/>
-            </w:r>
-            <w:r>
-              <w:rPr>
-                <w:rStyle w:val="Hyperlink"/>
-                <w:noProof/>
-              </w:rPr>
-              <w:t>Programme de test</w:t>
-            </w:r>
-            <w:r>
-              <w:rPr>
-                <w:noProof/>
-                <w:webHidden/>
-              </w:rPr>
-              <w:tab/>
-            </w:r>
-            <w:r>
-              <w:rPr>
-                <w:noProof/>
-                <w:webHidden/>
-              </w:rPr>
-              <w:fldChar w:fldCharType="begin"/>
-            </w:r>
-            <w:r>
-              <w:rPr>
-                <w:noProof/>
-                <w:webHidden/>
-              </w:rPr>
-              <w:instrText xml:space="preserve"> PAGEREF _Toc229388131 \h </w:instrText>
+              <w:instrText xml:space="preserve"> PAGEREF _Toc229392705 \h </w:instrText>
             </w:r>
             <w:r>
               <w:rPr>
@@ -1919,13 +1750,13 @@
               <w14:ligatures w14:val="standardContextual"/>
             </w:rPr>
           </w:pPr>
-          <w:hyperlink w:anchor="_Toc229388132" w:history="1">
+          <w:hyperlink w:anchor="_Toc229392706" w:history="1">
             <w:r>
               <w:rPr>
                 <w:rStyle w:val="Hyperlink"/>
                 <w:noProof/>
               </w:rPr>
-              <w:t>2.3.</w:t>
+              <w:t>2.1.</w:t>
             </w:r>
             <w:r>
               <w:rPr>
@@ -1944,7 +1775,7 @@
                 <w:rStyle w:val="Hyperlink"/>
                 <w:noProof/>
               </w:rPr>
-              <w:t>Resultats de tests</w:t>
+              <w:t>Entités et repos</w:t>
             </w:r>
             <w:r>
               <w:rPr>
@@ -1965,7 +1796,7 @@
                 <w:noProof/>
                 <w:webHidden/>
               </w:rPr>
-              <w:instrText xml:space="preserve"> PAGEREF _Toc229388132 \h </w:instrText>
+              <w:instrText xml:space="preserve"> PAGEREF _Toc229392706 \h </w:instrText>
             </w:r>
             <w:r>
               <w:rPr>
@@ -2013,7 +1844,195 @@
               <w14:ligatures w14:val="standardContextual"/>
             </w:rPr>
           </w:pPr>
-          <w:hyperlink w:anchor="_Toc229388133" w:history="1">
+          <w:hyperlink w:anchor="_Toc229392707" w:history="1">
+            <w:r>
+              <w:rPr>
+                <w:rStyle w:val="Hyperlink"/>
+                <w:noProof/>
+              </w:rPr>
+              <w:t>2.2.</w:t>
+            </w:r>
+            <w:r>
+              <w:rPr>
+                <w:rFonts w:asciiTheme="minorHAnsi" w:eastAsiaTheme="minorEastAsia" w:hAnsiTheme="minorHAnsi" w:cstheme="minorBidi"/>
+                <w:noProof/>
+                <w:kern w:val="2"/>
+                <w:sz w:val="24"/>
+                <w:szCs w:val="24"/>
+                <w:lang w:val="en-US" w:eastAsia="en-US"/>
+                <w14:ligatures w14:val="standardContextual"/>
+              </w:rPr>
+              <w:tab/>
+            </w:r>
+            <w:r>
+              <w:rPr>
+                <w:rStyle w:val="Hyperlink"/>
+                <w:noProof/>
+              </w:rPr>
+              <w:t>Programme de test</w:t>
+            </w:r>
+            <w:r>
+              <w:rPr>
+                <w:noProof/>
+                <w:webHidden/>
+              </w:rPr>
+              <w:tab/>
+            </w:r>
+            <w:r>
+              <w:rPr>
+                <w:noProof/>
+                <w:webHidden/>
+              </w:rPr>
+              <w:fldChar w:fldCharType="begin"/>
+            </w:r>
+            <w:r>
+              <w:rPr>
+                <w:noProof/>
+                <w:webHidden/>
+              </w:rPr>
+              <w:instrText xml:space="preserve"> PAGEREF _Toc229392707 \h </w:instrText>
+            </w:r>
+            <w:r>
+              <w:rPr>
+                <w:noProof/>
+                <w:webHidden/>
+              </w:rPr>
+            </w:r>
+            <w:r>
+              <w:rPr>
+                <w:noProof/>
+                <w:webHidden/>
+              </w:rPr>
+              <w:fldChar w:fldCharType="separate"/>
+            </w:r>
+            <w:r>
+              <w:rPr>
+                <w:noProof/>
+                <w:webHidden/>
+              </w:rPr>
+              <w:t>4</w:t>
+            </w:r>
+            <w:r>
+              <w:rPr>
+                <w:noProof/>
+                <w:webHidden/>
+              </w:rPr>
+              <w:fldChar w:fldCharType="end"/>
+            </w:r>
+          </w:hyperlink>
+        </w:p>
+        <w:p>
+          <w:pPr>
+            <w:pStyle w:val="TOC3"/>
+            <w:tabs>
+              <w:tab w:val="left" w:pos="1200"/>
+              <w:tab w:val="right" w:leader="dot" w:pos="9062"/>
+            </w:tabs>
+            <w:rPr>
+              <w:rFonts w:asciiTheme="minorHAnsi" w:eastAsiaTheme="minorEastAsia" w:hAnsiTheme="minorHAnsi" w:cstheme="minorBidi"/>
+              <w:noProof/>
+              <w:kern w:val="2"/>
+              <w:sz w:val="24"/>
+              <w:szCs w:val="24"/>
+              <w:lang w:val="en-US" w:eastAsia="en-US"/>
+              <w14:ligatures w14:val="standardContextual"/>
+            </w:rPr>
+          </w:pPr>
+          <w:hyperlink w:anchor="_Toc229392708" w:history="1">
+            <w:r>
+              <w:rPr>
+                <w:rStyle w:val="Hyperlink"/>
+                <w:noProof/>
+              </w:rPr>
+              <w:t>2.3.</w:t>
+            </w:r>
+            <w:r>
+              <w:rPr>
+                <w:rFonts w:asciiTheme="minorHAnsi" w:eastAsiaTheme="minorEastAsia" w:hAnsiTheme="minorHAnsi" w:cstheme="minorBidi"/>
+                <w:noProof/>
+                <w:kern w:val="2"/>
+                <w:sz w:val="24"/>
+                <w:szCs w:val="24"/>
+                <w:lang w:val="en-US" w:eastAsia="en-US"/>
+                <w14:ligatures w14:val="standardContextual"/>
+              </w:rPr>
+              <w:tab/>
+            </w:r>
+            <w:r>
+              <w:rPr>
+                <w:rStyle w:val="Hyperlink"/>
+                <w:noProof/>
+              </w:rPr>
+              <w:t>Resultats de tests</w:t>
+            </w:r>
+            <w:r>
+              <w:rPr>
+                <w:noProof/>
+                <w:webHidden/>
+              </w:rPr>
+              <w:tab/>
+            </w:r>
+            <w:r>
+              <w:rPr>
+                <w:noProof/>
+                <w:webHidden/>
+              </w:rPr>
+              <w:fldChar w:fldCharType="begin"/>
+            </w:r>
+            <w:r>
+              <w:rPr>
+                <w:noProof/>
+                <w:webHidden/>
+              </w:rPr>
+              <w:instrText xml:space="preserve"> PAGEREF _Toc229392708 \h </w:instrText>
+            </w:r>
+            <w:r>
+              <w:rPr>
+                <w:noProof/>
+                <w:webHidden/>
+              </w:rPr>
+            </w:r>
+            <w:r>
+              <w:rPr>
+                <w:noProof/>
+                <w:webHidden/>
+              </w:rPr>
+              <w:fldChar w:fldCharType="separate"/>
+            </w:r>
+            <w:r>
+              <w:rPr>
+                <w:noProof/>
+                <w:webHidden/>
+              </w:rPr>
+              <w:t>4</w:t>
+            </w:r>
+            <w:r>
+              <w:rPr>
+                <w:noProof/>
+                <w:webHidden/>
+              </w:rPr>
+              <w:fldChar w:fldCharType="end"/>
+            </w:r>
+          </w:hyperlink>
+        </w:p>
+        <w:p>
+          <w:pPr>
+            <w:pStyle w:val="TOC3"/>
+            <w:tabs>
+              <w:tab w:val="left" w:pos="1200"/>
+              <w:tab w:val="right" w:leader="dot" w:pos="9062"/>
+            </w:tabs>
+            <w:rPr>
+              <w:rFonts w:asciiTheme="minorHAnsi" w:eastAsiaTheme="minorEastAsia" w:hAnsiTheme="minorHAnsi" w:cstheme="minorBidi"/>
+              <w:noProof/>
+              <w:kern w:val="2"/>
+              <w:sz w:val="24"/>
+              <w:szCs w:val="24"/>
+              <w:lang w:val="en-US" w:eastAsia="en-US"/>
+              <w14:ligatures w14:val="standardContextual"/>
+            </w:rPr>
+          </w:pPr>
+          <w:hyperlink w:anchor="_Toc229392709" w:history="1">
             <w:r>
               <w:rPr>
                 <w:rStyle w:val="Hyperlink"/>
@@ -2059,7 +2078,7 @@
                 <w:noProof/>
                 <w:webHidden/>
               </w:rPr>
-              <w:instrText xml:space="preserve"> PAGEREF _Toc229388133 \h </w:instrText>
+              <w:instrText xml:space="preserve"> PAGEREF _Toc229392709 \h </w:instrText>
             </w:r>
             <w:r>
               <w:rPr>
@@ -2107,7 +2126,7 @@
               <w14:ligatures w14:val="standardContextual"/>
             </w:rPr>
           </w:pPr>
-          <w:hyperlink w:anchor="_Toc229388134" w:history="1">
+          <w:hyperlink w:anchor="_Toc229392710" w:history="1">
             <w:r>
               <w:rPr>
                 <w:rStyle w:val="Hyperlink"/>
@@ -2153,195 +2172,7 @@
                 <w:noProof/>
                 <w:webHidden/>
               </w:rPr>
-              <w:instrText xml:space="preserve"> PAGEREF _Toc229388134 \h </w:instrText>
-            </w:r>
-            <w:r>
-              <w:rPr>
-                <w:noProof/>
-                <w:webHidden/>
-              </w:rPr>
-            </w:r>
-            <w:r>
-              <w:rPr>
-                <w:noProof/>
-                <w:webHidden/>
-              </w:rPr>
-              <w:fldChar w:fldCharType="separate"/>
-            </w:r>
-            <w:r>
-              <w:rPr>
-                <w:noProof/>
-                <w:webHidden/>
-              </w:rPr>
-              <w:t>6</w:t>
-            </w:r>
-            <w:r>
-              <w:rPr>
-                <w:noProof/>
-                <w:webHidden/>
-              </w:rPr>
-              <w:fldChar w:fldCharType="end"/>
-            </w:r>
-          </w:hyperlink>
-        </w:p>
-        <w:p>
-          <w:pPr>
-            <w:pStyle w:val="TOC3"/>
-            <w:tabs>
-              <w:tab w:val="left" w:pos="1200"/>
-              <w:tab w:val="right" w:leader="dot" w:pos="9062"/>
-            </w:tabs>
-            <w:rPr>
-              <w:rFonts w:asciiTheme="minorHAnsi" w:eastAsiaTheme="minorEastAsia" w:hAnsiTheme="minorHAnsi" w:cstheme="minorBidi"/>
-              <w:noProof/>
-              <w:kern w:val="2"/>
-              <w:sz w:val="24"/>
-              <w:szCs w:val="24"/>
-              <w:lang w:val="en-US" w:eastAsia="en-US"/>
-              <w14:ligatures w14:val="standardContextual"/>
-            </w:rPr>
-          </w:pPr>
-          <w:hyperlink w:anchor="_Toc229388135" w:history="1">
-            <w:r>
-              <w:rPr>
-                <w:rStyle w:val="Hyperlink"/>
-                <w:noProof/>
-              </w:rPr>
-              <w:t>3.1.</w:t>
-            </w:r>
-            <w:r>
-              <w:rPr>
-                <w:rFonts w:asciiTheme="minorHAnsi" w:eastAsiaTheme="minorEastAsia" w:hAnsiTheme="minorHAnsi" w:cstheme="minorBidi"/>
-                <w:noProof/>
-                <w:kern w:val="2"/>
-                <w:sz w:val="24"/>
-                <w:szCs w:val="24"/>
-                <w:lang w:val="en-US" w:eastAsia="en-US"/>
-                <w14:ligatures w14:val="standardContextual"/>
-              </w:rPr>
-              <w:tab/>
-            </w:r>
-            <w:r>
-              <w:rPr>
-                <w:rStyle w:val="Hyperlink"/>
-                <w:noProof/>
-              </w:rPr>
-              <w:t>DTOs</w:t>
-            </w:r>
-            <w:r>
-              <w:rPr>
-                <w:noProof/>
-                <w:webHidden/>
-              </w:rPr>
-              <w:tab/>
-            </w:r>
-            <w:r>
-              <w:rPr>
-                <w:noProof/>
-                <w:webHidden/>
-              </w:rPr>
-              <w:fldChar w:fldCharType="begin"/>
-            </w:r>
-            <w:r>
-              <w:rPr>
-                <w:noProof/>
-                <w:webHidden/>
-              </w:rPr>
-              <w:instrText xml:space="preserve"> PAGEREF _Toc229388135 \h </w:instrText>
-            </w:r>
-            <w:r>
-              <w:rPr>
-                <w:noProof/>
-                <w:webHidden/>
-              </w:rPr>
-            </w:r>
-            <w:r>
-              <w:rPr>
-                <w:noProof/>
-                <w:webHidden/>
-              </w:rPr>
-              <w:fldChar w:fldCharType="separate"/>
-            </w:r>
-            <w:r>
-              <w:rPr>
-                <w:noProof/>
-                <w:webHidden/>
-              </w:rPr>
-              <w:t>6</w:t>
-            </w:r>
-            <w:r>
-              <w:rPr>
-                <w:noProof/>
-                <w:webHidden/>
-              </w:rPr>
-              <w:fldChar w:fldCharType="end"/>
-            </w:r>
-          </w:hyperlink>
-        </w:p>
-        <w:p>
-          <w:pPr>
-            <w:pStyle w:val="TOC3"/>
-            <w:tabs>
-              <w:tab w:val="left" w:pos="1200"/>
-              <w:tab w:val="right" w:leader="dot" w:pos="9062"/>
-            </w:tabs>
-            <w:rPr>
-              <w:rFonts w:asciiTheme="minorHAnsi" w:eastAsiaTheme="minorEastAsia" w:hAnsiTheme="minorHAnsi" w:cstheme="minorBidi"/>
-              <w:noProof/>
-              <w:kern w:val="2"/>
-              <w:sz w:val="24"/>
-              <w:szCs w:val="24"/>
-              <w:lang w:val="en-US" w:eastAsia="en-US"/>
-              <w14:ligatures w14:val="standardContextual"/>
-            </w:rPr>
-          </w:pPr>
-          <w:hyperlink w:anchor="_Toc229388136" w:history="1">
-            <w:r>
-              <w:rPr>
-                <w:rStyle w:val="Hyperlink"/>
-                <w:noProof/>
-              </w:rPr>
-              <w:t>3.2.</w:t>
-            </w:r>
-            <w:r>
-              <w:rPr>
-                <w:rFonts w:asciiTheme="minorHAnsi" w:eastAsiaTheme="minorEastAsia" w:hAnsiTheme="minorHAnsi" w:cstheme="minorBidi"/>
-                <w:noProof/>
-                <w:kern w:val="2"/>
-                <w:sz w:val="24"/>
-                <w:szCs w:val="24"/>
-                <w:lang w:val="en-US" w:eastAsia="en-US"/>
-                <w14:ligatures w14:val="standardContextual"/>
-              </w:rPr>
-              <w:tab/>
-            </w:r>
-            <w:r>
-              <w:rPr>
-                <w:rStyle w:val="Hyperlink"/>
-                <w:noProof/>
-              </w:rPr>
-              <w:t>Mapper</w:t>
-            </w:r>
-            <w:r>
-              <w:rPr>
-                <w:noProof/>
-                <w:webHidden/>
-              </w:rPr>
-              <w:tab/>
-            </w:r>
-            <w:r>
-              <w:rPr>
-                <w:noProof/>
-                <w:webHidden/>
-              </w:rPr>
-              <w:fldChar w:fldCharType="begin"/>
-            </w:r>
-            <w:r>
-              <w:rPr>
-                <w:noProof/>
-                <w:webHidden/>
-              </w:rPr>
-              <w:instrText xml:space="preserve"> PAGEREF _Toc229388136 \h </w:instrText>
+              <w:instrText xml:space="preserve"> PAGEREF _Toc229392710 \h </w:instrText>
             </w:r>
             <w:r>
               <w:rPr>
@@ -2389,7 +2220,195 @@
               <w14:ligatures w14:val="standardContextual"/>
             </w:rPr>
           </w:pPr>
-          <w:hyperlink w:anchor="_Toc229388137" w:history="1">
+          <w:hyperlink w:anchor="_Toc229392711" w:history="1">
+            <w:r>
+              <w:rPr>
+                <w:rStyle w:val="Hyperlink"/>
+                <w:noProof/>
+              </w:rPr>
+              <w:t>3.1.</w:t>
+            </w:r>
+            <w:r>
+              <w:rPr>
+                <w:rFonts w:asciiTheme="minorHAnsi" w:eastAsiaTheme="minorEastAsia" w:hAnsiTheme="minorHAnsi" w:cstheme="minorBidi"/>
+                <w:noProof/>
+                <w:kern w:val="2"/>
+                <w:sz w:val="24"/>
+                <w:szCs w:val="24"/>
+                <w:lang w:val="en-US" w:eastAsia="en-US"/>
+                <w14:ligatures w14:val="standardContextual"/>
+              </w:rPr>
+              <w:tab/>
+            </w:r>
+            <w:r>
+              <w:rPr>
+                <w:rStyle w:val="Hyperlink"/>
+                <w:noProof/>
+              </w:rPr>
+              <w:t>DTOs</w:t>
+            </w:r>
+            <w:r>
+              <w:rPr>
+                <w:noProof/>
+                <w:webHidden/>
+              </w:rPr>
+              <w:tab/>
+            </w:r>
+            <w:r>
+              <w:rPr>
+                <w:noProof/>
+                <w:webHidden/>
+              </w:rPr>
+              <w:fldChar w:fldCharType="begin"/>
+            </w:r>
+            <w:r>
+              <w:rPr>
+                <w:noProof/>
+                <w:webHidden/>
+              </w:rPr>
+              <w:instrText xml:space="preserve"> PAGEREF _Toc229392711 \h </w:instrText>
+            </w:r>
+            <w:r>
+              <w:rPr>
+                <w:noProof/>
+                <w:webHidden/>
+              </w:rPr>
+            </w:r>
+            <w:r>
+              <w:rPr>
+                <w:noProof/>
+                <w:webHidden/>
+              </w:rPr>
+              <w:fldChar w:fldCharType="separate"/>
+            </w:r>
+            <w:r>
+              <w:rPr>
+                <w:noProof/>
+                <w:webHidden/>
+              </w:rPr>
+              <w:t>7</w:t>
+            </w:r>
+            <w:r>
+              <w:rPr>
+                <w:noProof/>
+                <w:webHidden/>
+              </w:rPr>
+              <w:fldChar w:fldCharType="end"/>
+            </w:r>
+          </w:hyperlink>
+        </w:p>
+        <w:p>
+          <w:pPr>
+            <w:pStyle w:val="TOC3"/>
+            <w:tabs>
+              <w:tab w:val="left" w:pos="1200"/>
+              <w:tab w:val="right" w:leader="dot" w:pos="9062"/>
+            </w:tabs>
+            <w:rPr>
+              <w:rFonts w:asciiTheme="minorHAnsi" w:eastAsiaTheme="minorEastAsia" w:hAnsiTheme="minorHAnsi" w:cstheme="minorBidi"/>
+              <w:noProof/>
+              <w:kern w:val="2"/>
+              <w:sz w:val="24"/>
+              <w:szCs w:val="24"/>
+              <w:lang w:val="en-US" w:eastAsia="en-US"/>
+              <w14:ligatures w14:val="standardContextual"/>
+            </w:rPr>
+          </w:pPr>
+          <w:hyperlink w:anchor="_Toc229392712" w:history="1">
+            <w:r>
+              <w:rPr>
+                <w:rStyle w:val="Hyperlink"/>
+                <w:noProof/>
+              </w:rPr>
+              <w:t>3.2.</w:t>
+            </w:r>
+            <w:r>
+              <w:rPr>
+                <w:rFonts w:asciiTheme="minorHAnsi" w:eastAsiaTheme="minorEastAsia" w:hAnsiTheme="minorHAnsi" w:cstheme="minorBidi"/>
+                <w:noProof/>
+                <w:kern w:val="2"/>
+                <w:sz w:val="24"/>
+                <w:szCs w:val="24"/>
+                <w:lang w:val="en-US" w:eastAsia="en-US"/>
+                <w14:ligatures w14:val="standardContextual"/>
+              </w:rPr>
+              <w:tab/>
+            </w:r>
+            <w:r>
+              <w:rPr>
+                <w:rStyle w:val="Hyperlink"/>
+                <w:noProof/>
+              </w:rPr>
+              <w:t>Mapper</w:t>
+            </w:r>
+            <w:r>
+              <w:rPr>
+                <w:noProof/>
+                <w:webHidden/>
+              </w:rPr>
+              <w:tab/>
+            </w:r>
+            <w:r>
+              <w:rPr>
+                <w:noProof/>
+                <w:webHidden/>
+              </w:rPr>
+              <w:fldChar w:fldCharType="begin"/>
+            </w:r>
+            <w:r>
+              <w:rPr>
+                <w:noProof/>
+                <w:webHidden/>
+              </w:rPr>
+              <w:instrText xml:space="preserve"> PAGEREF _Toc229392712 \h </w:instrText>
+            </w:r>
+            <w:r>
+              <w:rPr>
+                <w:noProof/>
+                <w:webHidden/>
+              </w:rPr>
+            </w:r>
+            <w:r>
+              <w:rPr>
+                <w:noProof/>
+                <w:webHidden/>
+              </w:rPr>
+              <w:fldChar w:fldCharType="separate"/>
+            </w:r>
+            <w:r>
+              <w:rPr>
+                <w:noProof/>
+                <w:webHidden/>
+              </w:rPr>
+              <w:t>7</w:t>
+            </w:r>
+            <w:r>
+              <w:rPr>
+                <w:noProof/>
+                <w:webHidden/>
+              </w:rPr>
+              <w:fldChar w:fldCharType="end"/>
+            </w:r>
+          </w:hyperlink>
+        </w:p>
+        <w:p>
+          <w:pPr>
+            <w:pStyle w:val="TOC3"/>
+            <w:tabs>
+              <w:tab w:val="left" w:pos="1200"/>
+              <w:tab w:val="right" w:leader="dot" w:pos="9062"/>
+            </w:tabs>
+            <w:rPr>
+              <w:rFonts w:asciiTheme="minorHAnsi" w:eastAsiaTheme="minorEastAsia" w:hAnsiTheme="minorHAnsi" w:cstheme="minorBidi"/>
+              <w:noProof/>
+              <w:kern w:val="2"/>
+              <w:sz w:val="24"/>
+              <w:szCs w:val="24"/>
+              <w:lang w:val="en-US" w:eastAsia="en-US"/>
+              <w14:ligatures w14:val="standardContextual"/>
+            </w:rPr>
+          </w:pPr>
+          <w:hyperlink w:anchor="_Toc229392713" w:history="1">
             <w:r>
               <w:rPr>
                 <w:rStyle w:val="Hyperlink"/>
@@ -2435,7 +2454,7 @@
                 <w:noProof/>
                 <w:webHidden/>
               </w:rPr>
-              <w:instrText xml:space="preserve"> PAGEREF _Toc229388137 \h </w:instrText>
+              <w:instrText xml:space="preserve"> PAGEREF _Toc229392713 \h </w:instrText>
             </w:r>
             <w:r>
               <w:rPr>
@@ -2483,7 +2502,7 @@
               <w14:ligatures w14:val="standardContextual"/>
             </w:rPr>
           </w:pPr>
-          <w:hyperlink w:anchor="_Toc229388138" w:history="1">
+          <w:hyperlink w:anchor="_Toc229392714" w:history="1">
             <w:r>
               <w:rPr>
                 <w:rStyle w:val="Hyperlink"/>
@@ -2529,7 +2548,7 @@
                 <w:noProof/>
                 <w:webHidden/>
               </w:rPr>
-              <w:instrText xml:space="preserve"> PAGEREF _Toc229388138 \h </w:instrText>
+              <w:instrText xml:space="preserve"> PAGEREF _Toc229392714 \h </w:instrText>
             </w:r>
             <w:r>
               <w:rPr>
@@ -2577,7 +2596,7 @@
               <w14:ligatures w14:val="standardContextual"/>
             </w:rPr>
           </w:pPr>
-          <w:hyperlink w:anchor="_Toc229388139" w:history="1">
+          <w:hyperlink w:anchor="_Toc229392715" w:history="1">
             <w:r>
               <w:rPr>
                 <w:rStyle w:val="Hyperlink"/>
@@ -2623,101 +2642,7 @@
                 <w:noProof/>
                 <w:webHidden/>
               </w:rPr>
-              <w:instrText xml:space="preserve"> PAGEREF _Toc229388139 \h </w:instrText>
-            </w:r>
-            <w:r>
-              <w:rPr>
-                <w:noProof/>
-                <w:webHidden/>
-              </w:rPr>
-            </w:r>
-            <w:r>
-              <w:rPr>
-                <w:noProof/>
-                <w:webHidden/>
-              </w:rPr>
-              <w:fldChar w:fldCharType="separate"/>
-            </w:r>
-            <w:r>
-              <w:rPr>
-                <w:noProof/>
-                <w:webHidden/>
-              </w:rPr>
-              <w:t>11</w:t>
-            </w:r>
-            <w:r>
-              <w:rPr>
-                <w:noProof/>
-                <w:webHidden/>
-              </w:rPr>
-              <w:fldChar w:fldCharType="end"/>
-            </w:r>
-          </w:hyperlink>
-        </w:p>
-        <w:p>
-          <w:pPr>
-            <w:pStyle w:val="TOC2"/>
-            <w:tabs>
-              <w:tab w:val="left" w:pos="720"/>
-              <w:tab w:val="right" w:leader="dot" w:pos="9062"/>
-            </w:tabs>
-            <w:rPr>
-              <w:rFonts w:asciiTheme="minorHAnsi" w:eastAsiaTheme="minorEastAsia" w:hAnsiTheme="minorHAnsi" w:cstheme="minorBidi"/>
-              <w:noProof/>
-              <w:kern w:val="2"/>
-              <w:sz w:val="24"/>
-              <w:szCs w:val="24"/>
-              <w:lang w:val="en-US" w:eastAsia="en-US"/>
-              <w14:ligatures w14:val="standardContextual"/>
-            </w:rPr>
-          </w:pPr>
-          <w:hyperlink w:anchor="_Toc229388140" w:history="1">
-            <w:r>
-              <w:rPr>
-                <w:rStyle w:val="Hyperlink"/>
-                <w:noProof/>
-              </w:rPr>
-              <w:t>4.</w:t>
-            </w:r>
-            <w:r>
-              <w:rPr>
-                <w:rFonts w:asciiTheme="minorHAnsi" w:eastAsiaTheme="minorEastAsia" w:hAnsiTheme="minorHAnsi" w:cstheme="minorBidi"/>
-                <w:noProof/>
-                <w:kern w:val="2"/>
-                <w:sz w:val="24"/>
-                <w:szCs w:val="24"/>
-                <w:lang w:val="en-US" w:eastAsia="en-US"/>
-                <w14:ligatures w14:val="standardContextual"/>
-              </w:rPr>
-              <w:tab/>
-            </w:r>
-            <w:r>
-              <w:rPr>
-                <w:rStyle w:val="Hyperlink"/>
-                <w:noProof/>
-              </w:rPr>
-              <w:t>Couche Web</w:t>
-            </w:r>
-            <w:r>
-              <w:rPr>
-                <w:noProof/>
-                <w:webHidden/>
-              </w:rPr>
-              <w:tab/>
-            </w:r>
-            <w:r>
-              <w:rPr>
-                <w:noProof/>
-                <w:webHidden/>
-              </w:rPr>
-              <w:fldChar w:fldCharType="begin"/>
-            </w:r>
-            <w:r>
-              <w:rPr>
-                <w:noProof/>
-                <w:webHidden/>
-              </w:rPr>
-              <w:instrText xml:space="preserve"> PAGEREF _Toc229388140 \h </w:instrText>
+              <w:instrText xml:space="preserve"> PAGEREF _Toc229392715 \h </w:instrText>
             </w:r>
             <w:r>
               <w:rPr>
@@ -2765,7 +2690,477 @@
               <w14:ligatures w14:val="standardContextual"/>
             </w:rPr>
           </w:pPr>
-          <w:hyperlink w:anchor="_Toc229388141" w:history="1">
+          <w:hyperlink w:anchor="_Toc229392716" w:history="1">
+            <w:r>
+              <w:rPr>
+                <w:rStyle w:val="Hyperlink"/>
+                <w:noProof/>
+              </w:rPr>
+              <w:t>4.</w:t>
+            </w:r>
+            <w:r>
+              <w:rPr>
+                <w:rFonts w:asciiTheme="minorHAnsi" w:eastAsiaTheme="minorEastAsia" w:hAnsiTheme="minorHAnsi" w:cstheme="minorBidi"/>
+                <w:noProof/>
+                <w:kern w:val="2"/>
+                <w:sz w:val="24"/>
+                <w:szCs w:val="24"/>
+                <w:lang w:val="en-US" w:eastAsia="en-US"/>
+                <w14:ligatures w14:val="standardContextual"/>
+              </w:rPr>
+              <w:tab/>
+            </w:r>
+            <w:r>
+              <w:rPr>
+                <w:rStyle w:val="Hyperlink"/>
+                <w:noProof/>
+              </w:rPr>
+              <w:t>Couche Web</w:t>
+            </w:r>
+            <w:r>
+              <w:rPr>
+                <w:noProof/>
+                <w:webHidden/>
+              </w:rPr>
+              <w:tab/>
+            </w:r>
+            <w:r>
+              <w:rPr>
+                <w:noProof/>
+                <w:webHidden/>
+              </w:rPr>
+              <w:fldChar w:fldCharType="begin"/>
+            </w:r>
+            <w:r>
+              <w:rPr>
+                <w:noProof/>
+                <w:webHidden/>
+              </w:rPr>
+              <w:instrText xml:space="preserve"> PAGEREF _Toc229392716 \h </w:instrText>
+            </w:r>
+            <w:r>
+              <w:rPr>
+                <w:noProof/>
+                <w:webHidden/>
+              </w:rPr>
+            </w:r>
+            <w:r>
+              <w:rPr>
+                <w:noProof/>
+                <w:webHidden/>
+              </w:rPr>
+              <w:fldChar w:fldCharType="separate"/>
+            </w:r>
+            <w:r>
+              <w:rPr>
+                <w:noProof/>
+                <w:webHidden/>
+              </w:rPr>
+              <w:t>12</w:t>
+            </w:r>
+            <w:r>
+              <w:rPr>
+                <w:noProof/>
+                <w:webHidden/>
+              </w:rPr>
+              <w:fldChar w:fldCharType="end"/>
+            </w:r>
+          </w:hyperlink>
+        </w:p>
+        <w:p>
+          <w:pPr>
+            <w:pStyle w:val="TOC3"/>
+            <w:tabs>
+              <w:tab w:val="left" w:pos="1200"/>
+              <w:tab w:val="right" w:leader="dot" w:pos="9062"/>
+            </w:tabs>
+            <w:rPr>
+              <w:rFonts w:asciiTheme="minorHAnsi" w:eastAsiaTheme="minorEastAsia" w:hAnsiTheme="minorHAnsi" w:cstheme="minorBidi"/>
+              <w:noProof/>
+              <w:kern w:val="2"/>
+              <w:sz w:val="24"/>
+              <w:szCs w:val="24"/>
+              <w:lang w:val="en-US" w:eastAsia="en-US"/>
+              <w14:ligatures w14:val="standardContextual"/>
+            </w:rPr>
+          </w:pPr>
+          <w:hyperlink w:anchor="_Toc229392717" w:history="1">
+            <w:r>
+              <w:rPr>
+                <w:rStyle w:val="Hyperlink"/>
+                <w:noProof/>
+              </w:rPr>
+              <w:t>4.1.</w:t>
+            </w:r>
+            <w:r>
+              <w:rPr>
+                <w:rFonts w:asciiTheme="minorHAnsi" w:eastAsiaTheme="minorEastAsia" w:hAnsiTheme="minorHAnsi" w:cstheme="minorBidi"/>
+                <w:noProof/>
+                <w:kern w:val="2"/>
+                <w:sz w:val="24"/>
+                <w:szCs w:val="24"/>
+                <w:lang w:val="en-US" w:eastAsia="en-US"/>
+                <w14:ligatures w14:val="standardContextual"/>
+              </w:rPr>
+              <w:tab/>
+            </w:r>
+            <w:r>
+              <w:rPr>
+                <w:rStyle w:val="Hyperlink"/>
+                <w:noProof/>
+              </w:rPr>
+              <w:t>Client REST</w:t>
+            </w:r>
+            <w:r>
+              <w:rPr>
+                <w:noProof/>
+                <w:webHidden/>
+              </w:rPr>
+              <w:tab/>
+            </w:r>
+            <w:r>
+              <w:rPr>
+                <w:noProof/>
+                <w:webHidden/>
+              </w:rPr>
+              <w:fldChar w:fldCharType="begin"/>
+            </w:r>
+            <w:r>
+              <w:rPr>
+                <w:noProof/>
+                <w:webHidden/>
+              </w:rPr>
+              <w:instrText xml:space="preserve"> PAGEREF _Toc229392717 \h </w:instrText>
+            </w:r>
+            <w:r>
+              <w:rPr>
+                <w:noProof/>
+                <w:webHidden/>
+              </w:rPr>
+            </w:r>
+            <w:r>
+              <w:rPr>
+                <w:noProof/>
+                <w:webHidden/>
+              </w:rPr>
+              <w:fldChar w:fldCharType="separate"/>
+            </w:r>
+            <w:r>
+              <w:rPr>
+                <w:noProof/>
+                <w:webHidden/>
+              </w:rPr>
+              <w:t>12</w:t>
+            </w:r>
+            <w:r>
+              <w:rPr>
+                <w:noProof/>
+                <w:webHidden/>
+              </w:rPr>
+              <w:fldChar w:fldCharType="end"/>
+            </w:r>
+          </w:hyperlink>
+        </w:p>
+        <w:p>
+          <w:pPr>
+            <w:pStyle w:val="TOC3"/>
+            <w:tabs>
+              <w:tab w:val="left" w:pos="1200"/>
+              <w:tab w:val="right" w:leader="dot" w:pos="9062"/>
+            </w:tabs>
+            <w:rPr>
+              <w:rFonts w:asciiTheme="minorHAnsi" w:eastAsiaTheme="minorEastAsia" w:hAnsiTheme="minorHAnsi" w:cstheme="minorBidi"/>
+              <w:noProof/>
+              <w:kern w:val="2"/>
+              <w:sz w:val="24"/>
+              <w:szCs w:val="24"/>
+              <w:lang w:val="en-US" w:eastAsia="en-US"/>
+              <w14:ligatures w14:val="standardContextual"/>
+            </w:rPr>
+          </w:pPr>
+          <w:hyperlink w:anchor="_Toc229392718" w:history="1">
+            <w:r>
+              <w:rPr>
+                <w:rStyle w:val="Hyperlink"/>
+                <w:noProof/>
+              </w:rPr>
+              <w:t>4.2.</w:t>
+            </w:r>
+            <w:r>
+              <w:rPr>
+                <w:rFonts w:asciiTheme="minorHAnsi" w:eastAsiaTheme="minorEastAsia" w:hAnsiTheme="minorHAnsi" w:cstheme="minorBidi"/>
+                <w:noProof/>
+                <w:kern w:val="2"/>
+                <w:sz w:val="24"/>
+                <w:szCs w:val="24"/>
+                <w:lang w:val="en-US" w:eastAsia="en-US"/>
+                <w14:ligatures w14:val="standardContextual"/>
+              </w:rPr>
+              <w:tab/>
+            </w:r>
+            <w:r>
+              <w:rPr>
+                <w:rStyle w:val="Hyperlink"/>
+                <w:noProof/>
+              </w:rPr>
+              <w:t>Contrat Assurance REST</w:t>
+            </w:r>
+            <w:r>
+              <w:rPr>
+                <w:noProof/>
+                <w:webHidden/>
+              </w:rPr>
+              <w:tab/>
+            </w:r>
+            <w:r>
+              <w:rPr>
+                <w:noProof/>
+                <w:webHidden/>
+              </w:rPr>
+              <w:fldChar w:fldCharType="begin"/>
+            </w:r>
+            <w:r>
+              <w:rPr>
+                <w:noProof/>
+                <w:webHidden/>
+              </w:rPr>
+              <w:instrText xml:space="preserve"> PAGEREF _Toc229392718 \h </w:instrText>
+            </w:r>
+            <w:r>
+              <w:rPr>
+                <w:noProof/>
+                <w:webHidden/>
+              </w:rPr>
+            </w:r>
+            <w:r>
+              <w:rPr>
+                <w:noProof/>
+                <w:webHidden/>
+              </w:rPr>
+              <w:fldChar w:fldCharType="separate"/>
+            </w:r>
+            <w:r>
+              <w:rPr>
+                <w:noProof/>
+                <w:webHidden/>
+              </w:rPr>
+              <w:t>12</w:t>
+            </w:r>
+            <w:r>
+              <w:rPr>
+                <w:noProof/>
+                <w:webHidden/>
+              </w:rPr>
+              <w:fldChar w:fldCharType="end"/>
+            </w:r>
+          </w:hyperlink>
+        </w:p>
+        <w:p>
+          <w:pPr>
+            <w:pStyle w:val="TOC3"/>
+            <w:tabs>
+              <w:tab w:val="left" w:pos="1200"/>
+              <w:tab w:val="right" w:leader="dot" w:pos="9062"/>
+            </w:tabs>
+            <w:rPr>
+              <w:rFonts w:asciiTheme="minorHAnsi" w:eastAsiaTheme="minorEastAsia" w:hAnsiTheme="minorHAnsi" w:cstheme="minorBidi"/>
+              <w:noProof/>
+              <w:kern w:val="2"/>
+              <w:sz w:val="24"/>
+              <w:szCs w:val="24"/>
+              <w:lang w:val="en-US" w:eastAsia="en-US"/>
+              <w14:ligatures w14:val="standardContextual"/>
+            </w:rPr>
+          </w:pPr>
+          <w:hyperlink w:anchor="_Toc229392719" w:history="1">
+            <w:r>
+              <w:rPr>
+                <w:rStyle w:val="Hyperlink"/>
+                <w:noProof/>
+              </w:rPr>
+              <w:t>4.3.</w:t>
+            </w:r>
+            <w:r>
+              <w:rPr>
+                <w:rFonts w:asciiTheme="minorHAnsi" w:eastAsiaTheme="minorEastAsia" w:hAnsiTheme="minorHAnsi" w:cstheme="minorBidi"/>
+                <w:noProof/>
+                <w:kern w:val="2"/>
+                <w:sz w:val="24"/>
+                <w:szCs w:val="24"/>
+                <w:lang w:val="en-US" w:eastAsia="en-US"/>
+                <w14:ligatures w14:val="standardContextual"/>
+              </w:rPr>
+              <w:tab/>
+            </w:r>
+            <w:r>
+              <w:rPr>
+                <w:rStyle w:val="Hyperlink"/>
+                <w:noProof/>
+              </w:rPr>
+              <w:t>Paiement REST</w:t>
+            </w:r>
+            <w:r>
+              <w:rPr>
+                <w:noProof/>
+                <w:webHidden/>
+              </w:rPr>
+              <w:tab/>
+            </w:r>
+            <w:r>
+              <w:rPr>
+                <w:noProof/>
+                <w:webHidden/>
+              </w:rPr>
+              <w:fldChar w:fldCharType="begin"/>
+            </w:r>
+            <w:r>
+              <w:rPr>
+                <w:noProof/>
+                <w:webHidden/>
+              </w:rPr>
+              <w:instrText xml:space="preserve"> PAGEREF _Toc229392719 \h </w:instrText>
+            </w:r>
+            <w:r>
+              <w:rPr>
+                <w:noProof/>
+                <w:webHidden/>
+              </w:rPr>
+            </w:r>
+            <w:r>
+              <w:rPr>
+                <w:noProof/>
+                <w:webHidden/>
+              </w:rPr>
+              <w:fldChar w:fldCharType="separate"/>
+            </w:r>
+            <w:r>
+              <w:rPr>
+                <w:noProof/>
+                <w:webHidden/>
+              </w:rPr>
+              <w:t>13</w:t>
+            </w:r>
+            <w:r>
+              <w:rPr>
+                <w:noProof/>
+                <w:webHidden/>
+              </w:rPr>
+              <w:fldChar w:fldCharType="end"/>
+            </w:r>
+          </w:hyperlink>
+        </w:p>
+        <w:p>
+          <w:pPr>
+            <w:pStyle w:val="TOC3"/>
+            <w:tabs>
+              <w:tab w:val="left" w:pos="1200"/>
+              <w:tab w:val="right" w:leader="dot" w:pos="9062"/>
+            </w:tabs>
+            <w:rPr>
+              <w:rFonts w:asciiTheme="minorHAnsi" w:eastAsiaTheme="minorEastAsia" w:hAnsiTheme="minorHAnsi" w:cstheme="minorBidi"/>
+              <w:noProof/>
+              <w:kern w:val="2"/>
+              <w:sz w:val="24"/>
+              <w:szCs w:val="24"/>
+              <w:lang w:val="en-US" w:eastAsia="en-US"/>
+              <w14:ligatures w14:val="standardContextual"/>
+            </w:rPr>
+          </w:pPr>
+          <w:hyperlink w:anchor="_Toc229392720" w:history="1">
+            <w:r>
+              <w:rPr>
+                <w:rStyle w:val="Hyperlink"/>
+                <w:noProof/>
+              </w:rPr>
+              <w:t>4.4.</w:t>
+            </w:r>
+            <w:r>
+              <w:rPr>
+                <w:rFonts w:asciiTheme="minorHAnsi" w:eastAsiaTheme="minorEastAsia" w:hAnsiTheme="minorHAnsi" w:cstheme="minorBidi"/>
+                <w:noProof/>
+                <w:kern w:val="2"/>
+                <w:sz w:val="24"/>
+                <w:szCs w:val="24"/>
+                <w:lang w:val="en-US" w:eastAsia="en-US"/>
+                <w14:ligatures w14:val="standardContextual"/>
+              </w:rPr>
+              <w:tab/>
+            </w:r>
+            <w:r>
+              <w:rPr>
+                <w:rStyle w:val="Hyperlink"/>
+                <w:noProof/>
+              </w:rPr>
+              <w:t>Test du endpoint clients avec Swagger</w:t>
+            </w:r>
+            <w:r>
+              <w:rPr>
+                <w:noProof/>
+                <w:webHidden/>
+              </w:rPr>
+              <w:tab/>
+            </w:r>
+            <w:r>
+              <w:rPr>
+                <w:noProof/>
+                <w:webHidden/>
+              </w:rPr>
+              <w:fldChar w:fldCharType="begin"/>
+            </w:r>
+            <w:r>
+              <w:rPr>
+                <w:noProof/>
+                <w:webHidden/>
+              </w:rPr>
+              <w:instrText xml:space="preserve"> PAGEREF _Toc229392720 \h </w:instrText>
+            </w:r>
+            <w:r>
+              <w:rPr>
+                <w:noProof/>
+                <w:webHidden/>
+              </w:rPr>
+            </w:r>
+            <w:r>
+              <w:rPr>
+                <w:noProof/>
+                <w:webHidden/>
+              </w:rPr>
+              <w:fldChar w:fldCharType="separate"/>
+            </w:r>
+            <w:r>
+              <w:rPr>
+                <w:noProof/>
+                <w:webHidden/>
+              </w:rPr>
+              <w:t>14</w:t>
+            </w:r>
+            <w:r>
+              <w:rPr>
+                <w:noProof/>
+                <w:webHidden/>
+              </w:rPr>
+              <w:fldChar w:fldCharType="end"/>
+            </w:r>
+          </w:hyperlink>
+        </w:p>
+        <w:p>
+          <w:pPr>
+            <w:pStyle w:val="TOC2"/>
+            <w:tabs>
+              <w:tab w:val="left" w:pos="720"/>
+              <w:tab w:val="right" w:leader="dot" w:pos="9062"/>
+            </w:tabs>
+            <w:rPr>
+              <w:rFonts w:asciiTheme="minorHAnsi" w:eastAsiaTheme="minorEastAsia" w:hAnsiTheme="minorHAnsi" w:cstheme="minorBidi"/>
+              <w:noProof/>
+              <w:kern w:val="2"/>
+              <w:sz w:val="24"/>
+              <w:szCs w:val="24"/>
+              <w:lang w:val="en-US" w:eastAsia="en-US"/>
+              <w14:ligatures w14:val="standardContextual"/>
+            </w:rPr>
+          </w:pPr>
+          <w:hyperlink w:anchor="_Toc229392721" w:history="1">
             <w:r>
               <w:rPr>
                 <w:rStyle w:val="Hyperlink"/>
@@ -2811,7 +3206,7 @@
                 <w:noProof/>
                 <w:webHidden/>
               </w:rPr>
-              <w:instrText xml:space="preserve"> PAGEREF _Toc229388141 \h </w:instrText>
+              <w:instrText xml:space="preserve"> PAGEREF _Toc229392721 \h </w:instrText>
             </w:r>
             <w:r>
               <w:rPr>
@@ -2831,7 +3226,7 @@
                 <w:noProof/>
                 <w:webHidden/>
               </w:rPr>
-              <w:t>12</w:t>
+              <w:t>14</w:t>
             </w:r>
             <w:r>
               <w:rPr>
@@ -2859,7 +3254,7 @@
               <w14:ligatures w14:val="standardContextual"/>
             </w:rPr>
           </w:pPr>
-          <w:hyperlink w:anchor="_Toc229388142" w:history="1">
+          <w:hyperlink w:anchor="_Toc229392722" w:history="1">
             <w:r>
               <w:rPr>
                 <w:rStyle w:val="Hyperlink"/>
@@ -2905,7 +3300,7 @@
                 <w:noProof/>
                 <w:webHidden/>
               </w:rPr>
-              <w:instrText xml:space="preserve"> PAGEREF _Toc229388142 \h </w:instrText>
+              <w:instrText xml:space="preserve"> PAGEREF _Toc229392722 \h </w:instrText>
             </w:r>
             <w:r>
               <w:rPr>
@@ -2925,7 +3320,7 @@
                 <w:noProof/>
                 <w:webHidden/>
               </w:rPr>
-              <w:t>12</w:t>
+              <w:t>15</w:t>
             </w:r>
             <w:r>
               <w:rPr>
@@ -2969,7 +3364,7 @@
       <w:r>
         <w:br w:type="page"/>
       </w:r>
-      <w:bookmarkStart w:id="0" w:name="_Toc229388123"/>
+      <w:bookmarkStart w:id="0" w:name="_Toc229392699"/>
       <w:r>
         <w:lastRenderedPageBreak/>
         <w:t xml:space="preserve">Introduction et </w:t>
@@ -2987,7 +3382,7 @@
           <w:numId w:val="21"/>
         </w:numPr>
       </w:pPr>
-      <w:bookmarkStart w:id="1" w:name="_Toc229388124"/>
+      <w:bookmarkStart w:id="1" w:name="_Toc229392700"/>
       <w:r>
         <w:t>Introduction</w:t>
       </w:r>
@@ -3009,7 +3404,7 @@
           <w:numId w:val="21"/>
         </w:numPr>
       </w:pPr>
-      <w:bookmarkStart w:id="2" w:name="_Toc229388125"/>
+      <w:bookmarkStart w:id="2" w:name="_Toc229392701"/>
       <w:r>
         <w:t>Architecture technique</w:t>
       </w:r>
@@ -3083,7 +3478,7 @@
           <w:numId w:val="21"/>
         </w:numPr>
       </w:pPr>
-      <w:bookmarkStart w:id="3" w:name="_Toc229388126"/>
+      <w:bookmarkStart w:id="3" w:name="_Toc229392702"/>
       <w:r>
         <w:t>Diagramme de classes</w:t>
       </w:r>
@@ -3153,7 +3548,7 @@
           <w:numId w:val="20"/>
         </w:numPr>
       </w:pPr>
-      <w:bookmarkStart w:id="4" w:name="_Toc229388127"/>
+      <w:bookmarkStart w:id="4" w:name="_Toc229392703"/>
       <w:r>
         <w:lastRenderedPageBreak/>
         <w:t>Implémentation</w:t>
@@ -3168,7 +3563,7 @@
           <w:numId w:val="23"/>
         </w:numPr>
       </w:pPr>
-      <w:bookmarkStart w:id="5" w:name="_Toc229388128"/>
+      <w:bookmarkStart w:id="5" w:name="_Toc229392704"/>
       <w:r>
         <w:t>Créer un projet Spring boot avec les dépendances requises.</w:t>
       </w:r>
@@ -3283,7 +3678,7 @@
           <w:numId w:val="23"/>
         </w:numPr>
       </w:pPr>
-      <w:bookmarkStart w:id="6" w:name="_Toc229388129"/>
+      <w:bookmarkStart w:id="6" w:name="_Toc229392705"/>
       <w:r>
         <w:t>Couche DAO</w:t>
       </w:r>
@@ -3297,7 +3692,7 @@
           <w:numId w:val="23"/>
         </w:numPr>
       </w:pPr>
-      <w:bookmarkStart w:id="7" w:name="_Toc229388130"/>
+      <w:bookmarkStart w:id="7" w:name="_Toc229392706"/>
       <w:r>
         <w:t>Entit</w:t>
       </w:r>
@@ -3359,7 +3754,7 @@
           <w:numId w:val="25"/>
         </w:numPr>
       </w:pPr>
-      <w:bookmarkStart w:id="8" w:name="_Toc229388131"/>
+      <w:bookmarkStart w:id="8" w:name="_Toc229392707"/>
       <w:r>
         <w:t>Programme de test</w:t>
       </w:r>
@@ -4370,7 +4765,7 @@
           <w:numId w:val="25"/>
         </w:numPr>
       </w:pPr>
-      <w:bookmarkStart w:id="9" w:name="_Toc229388132"/>
+      <w:bookmarkStart w:id="9" w:name="_Toc229392708"/>
       <w:r>
         <w:t>Resultats de tests</w:t>
       </w:r>
@@ -4504,7 +4899,7 @@
           <w:numId w:val="20"/>
         </w:numPr>
       </w:pPr>
-      <w:bookmarkStart w:id="10" w:name="_Toc229388133"/>
+      <w:bookmarkStart w:id="10" w:name="_Toc229392709"/>
       <w:r>
         <w:t>Entité</w:t>
       </w:r>
@@ -4636,39 +5031,17 @@
           <w:szCs w:val="16"/>
           <w:lang w:val="en-US" w:eastAsia="en-US"/>
         </w:rPr>
-        <w:t>@Id @</w:t>
-      </w:r>
-      <w:proofErr w:type="gramStart"/>
-      <w:r>
-        <w:rPr>
-          <w:rFonts w:ascii="Courier New" w:hAnsi="Courier New" w:cs="Courier New"/>
-          <w:color w:val="B3AE60"/>
-          <w:sz w:val="16"/>
-          <w:szCs w:val="16"/>
-          <w:lang w:val="en-US" w:eastAsia="en-US"/>
-        </w:rPr>
-        <w:t>GeneratedValue</w:t>
-      </w:r>
-      <w:r>
-        <w:rPr>
-          <w:rFonts w:ascii="Courier New" w:hAnsi="Courier New" w:cs="Courier New"/>
-          <w:color w:val="BCBEC4"/>
-          <w:sz w:val="16"/>
-          <w:szCs w:val="16"/>
-          <w:lang w:val="en-US" w:eastAsia="en-US"/>
-        </w:rPr>
-        <w:t>(</w:t>
-      </w:r>
-      <w:proofErr w:type="gramEnd"/>
-      <w:r>
-        <w:rPr>
-          <w:rFonts w:ascii="Courier New" w:hAnsi="Courier New" w:cs="Courier New"/>
-          <w:color w:val="BCBEC4"/>
-          <w:sz w:val="16"/>
-          <w:szCs w:val="16"/>
-          <w:lang w:val="en-US" w:eastAsia="en-US"/>
-        </w:rPr>
-        <w:t>strategy = GenerationType.</w:t>
+        <w:t>@Id @GeneratedValue</w:t>
+      </w:r>
+      <w:r>
+        <w:rPr>
+          <w:rFonts w:ascii="Courier New" w:hAnsi="Courier New" w:cs="Courier New"/>
+          <w:color w:val="BCBEC4"/>
+          <w:sz w:val="16"/>
+          <w:szCs w:val="16"/>
+          <w:lang w:val="en-US" w:eastAsia="en-US"/>
+        </w:rPr>
+        <w:t>(strategy = GenerationType.</w:t>
       </w:r>
       <w:r>
         <w:rPr>
@@ -4713,27 +5086,15 @@
         </w:rPr>
         <w:t xml:space="preserve">private </w:t>
       </w:r>
-      <w:proofErr w:type="gramStart"/>
-      <w:r>
-        <w:rPr>
-          <w:rFonts w:ascii="Courier New" w:hAnsi="Courier New" w:cs="Courier New"/>
-          <w:color w:val="BCBEC4"/>
-          <w:sz w:val="16"/>
-          <w:szCs w:val="16"/>
-          <w:lang w:val="en-US" w:eastAsia="en-US"/>
-        </w:rPr>
-        <w:t>Long</w:t>
-      </w:r>
-      <w:proofErr w:type="gramEnd"/>
-      <w:r>
-        <w:rPr>
-          <w:rFonts w:ascii="Courier New" w:hAnsi="Courier New" w:cs="Courier New"/>
-          <w:color w:val="BCBEC4"/>
-          <w:sz w:val="16"/>
-          <w:szCs w:val="16"/>
-          <w:lang w:val="en-US" w:eastAsia="en-US"/>
-        </w:rPr>
-        <w:t xml:space="preserve"> </w:t>
+      <w:r>
+        <w:rPr>
+          <w:rFonts w:ascii="Courier New" w:hAnsi="Courier New" w:cs="Courier New"/>
+          <w:color w:val="BCBEC4"/>
+          <w:sz w:val="16"/>
+          <w:szCs w:val="16"/>
+          <w:lang w:val="en-US" w:eastAsia="en-US"/>
+        </w:rPr>
+        <w:t xml:space="preserve">Long </w:t>
       </w:r>
       <w:r>
         <w:rPr>
@@ -4886,39 +5247,17 @@
           <w:szCs w:val="16"/>
           <w:lang w:val="en-US" w:eastAsia="en-US"/>
         </w:rPr>
-        <w:t>@</w:t>
-      </w:r>
-      <w:proofErr w:type="gramStart"/>
-      <w:r>
-        <w:rPr>
-          <w:rFonts w:ascii="Courier New" w:hAnsi="Courier New" w:cs="Courier New"/>
-          <w:color w:val="B3AE60"/>
-          <w:sz w:val="16"/>
-          <w:szCs w:val="16"/>
-          <w:lang w:val="en-US" w:eastAsia="en-US"/>
-        </w:rPr>
-        <w:t>OneToMany</w:t>
-      </w:r>
-      <w:r>
-        <w:rPr>
-          <w:rFonts w:ascii="Courier New" w:hAnsi="Courier New" w:cs="Courier New"/>
-          <w:color w:val="BCBEC4"/>
-          <w:sz w:val="16"/>
-          <w:szCs w:val="16"/>
-          <w:lang w:val="en-US" w:eastAsia="en-US"/>
-        </w:rPr>
-        <w:t>(</w:t>
-      </w:r>
-      <w:proofErr w:type="gramEnd"/>
-      <w:r>
-        <w:rPr>
-          <w:rFonts w:ascii="Courier New" w:hAnsi="Courier New" w:cs="Courier New"/>
-          <w:color w:val="BCBEC4"/>
-          <w:sz w:val="16"/>
-          <w:szCs w:val="16"/>
-          <w:lang w:val="en-US" w:eastAsia="en-US"/>
-        </w:rPr>
-        <w:t xml:space="preserve">mappedBy = </w:t>
+        <w:t>@OneToMany</w:t>
+      </w:r>
+      <w:r>
+        <w:rPr>
+          <w:rFonts w:ascii="Courier New" w:hAnsi="Courier New" w:cs="Courier New"/>
+          <w:color w:val="BCBEC4"/>
+          <w:sz w:val="16"/>
+          <w:szCs w:val="16"/>
+          <w:lang w:val="en-US" w:eastAsia="en-US"/>
+        </w:rPr>
+        <w:t xml:space="preserve">(mappedBy = </w:t>
       </w:r>
       <w:r>
         <w:rPr>
@@ -4928,39 +5267,17 @@
           <w:szCs w:val="16"/>
           <w:lang w:val="en-US" w:eastAsia="en-US"/>
         </w:rPr>
-        <w:t>"client</w:t>
-      </w:r>
-      <w:proofErr w:type="gramStart"/>
-      <w:r>
-        <w:rPr>
-          <w:rFonts w:ascii="Courier New" w:hAnsi="Courier New" w:cs="Courier New"/>
-          <w:color w:val="6AAB73"/>
-          <w:sz w:val="16"/>
-          <w:szCs w:val="16"/>
-          <w:lang w:val="en-US" w:eastAsia="en-US"/>
-        </w:rPr>
-        <w:t>"</w:t>
-      </w:r>
-      <w:r>
-        <w:rPr>
-          <w:rFonts w:ascii="Courier New" w:hAnsi="Courier New" w:cs="Courier New"/>
-          <w:color w:val="BCBEC4"/>
-          <w:sz w:val="16"/>
-          <w:szCs w:val="16"/>
-          <w:lang w:val="en-US" w:eastAsia="en-US"/>
-        </w:rPr>
-        <w:t>,  fetch</w:t>
-      </w:r>
-      <w:proofErr w:type="gramEnd"/>
-      <w:r>
-        <w:rPr>
-          <w:rFonts w:ascii="Courier New" w:hAnsi="Courier New" w:cs="Courier New"/>
-          <w:color w:val="BCBEC4"/>
-          <w:sz w:val="16"/>
-          <w:szCs w:val="16"/>
-          <w:lang w:val="en-US" w:eastAsia="en-US"/>
-        </w:rPr>
-        <w:t xml:space="preserve"> = FetchType.</w:t>
+        <w:t>"client"</w:t>
+      </w:r>
+      <w:r>
+        <w:rPr>
+          <w:rFonts w:ascii="Courier New" w:hAnsi="Courier New" w:cs="Courier New"/>
+          <w:color w:val="BCBEC4"/>
+          <w:sz w:val="16"/>
+          <w:szCs w:val="16"/>
+          <w:lang w:val="en-US" w:eastAsia="en-US"/>
+        </w:rPr>
+        <w:t>,  fetch = FetchType.</w:t>
       </w:r>
       <w:r>
         <w:rPr>
@@ -4974,27 +5291,15 @@
         </w:rPr>
         <w:t>LAZY</w:t>
       </w:r>
-      <w:proofErr w:type="gramStart"/>
-      <w:r>
-        <w:rPr>
-          <w:rFonts w:ascii="Courier New" w:hAnsi="Courier New" w:cs="Courier New"/>
-          <w:color w:val="BCBEC4"/>
-          <w:sz w:val="16"/>
-          <w:szCs w:val="16"/>
-          <w:lang w:val="en-US" w:eastAsia="en-US"/>
-        </w:rPr>
-        <w:t>,  cascade</w:t>
-      </w:r>
-      <w:proofErr w:type="gramEnd"/>
-      <w:r>
-        <w:rPr>
-          <w:rFonts w:ascii="Courier New" w:hAnsi="Courier New" w:cs="Courier New"/>
-          <w:color w:val="BCBEC4"/>
-          <w:sz w:val="16"/>
-          <w:szCs w:val="16"/>
-          <w:lang w:val="en-US" w:eastAsia="en-US"/>
-        </w:rPr>
-        <w:t xml:space="preserve"> = CascadeType.</w:t>
+      <w:r>
+        <w:rPr>
+          <w:rFonts w:ascii="Courier New" w:hAnsi="Courier New" w:cs="Courier New"/>
+          <w:color w:val="BCBEC4"/>
+          <w:sz w:val="16"/>
+          <w:szCs w:val="16"/>
+          <w:lang w:val="en-US" w:eastAsia="en-US"/>
+        </w:rPr>
+        <w:t>,  cascade = CascadeType.</w:t>
       </w:r>
       <w:r>
         <w:rPr>
@@ -6549,7 +6854,6 @@
         </w:rPr>
         <w:t xml:space="preserve">extends </w:t>
       </w:r>
-      <w:proofErr w:type="gramStart"/>
       <w:r>
         <w:rPr>
           <w:rFonts w:ascii="Courier New" w:hAnsi="Courier New" w:cs="Courier New"/>
@@ -6560,7 +6864,6 @@
         </w:rPr>
         <w:t>ContratAssurance{</w:t>
       </w:r>
-      <w:proofErr w:type="gramEnd"/>
       <w:r>
         <w:rPr>
           <w:rFonts w:ascii="Courier New" w:hAnsi="Courier New" w:cs="Courier New"/>
@@ -6580,39 +6883,17 @@
           <w:szCs w:val="16"/>
           <w:lang w:val="en-US" w:eastAsia="en-US"/>
         </w:rPr>
-        <w:t>@</w:t>
-      </w:r>
-      <w:proofErr w:type="gramStart"/>
-      <w:r>
-        <w:rPr>
-          <w:rFonts w:ascii="Courier New" w:hAnsi="Courier New" w:cs="Courier New"/>
-          <w:color w:val="B3AE60"/>
-          <w:sz w:val="16"/>
-          <w:szCs w:val="16"/>
-          <w:lang w:val="en-US" w:eastAsia="en-US"/>
-        </w:rPr>
-        <w:t>Enumerated</w:t>
-      </w:r>
-      <w:r>
-        <w:rPr>
-          <w:rFonts w:ascii="Courier New" w:hAnsi="Courier New" w:cs="Courier New"/>
-          <w:color w:val="BCBEC4"/>
-          <w:sz w:val="16"/>
-          <w:szCs w:val="16"/>
-          <w:lang w:val="en-US" w:eastAsia="en-US"/>
-        </w:rPr>
-        <w:t>(</w:t>
-      </w:r>
-      <w:proofErr w:type="gramEnd"/>
-      <w:r>
-        <w:rPr>
-          <w:rFonts w:ascii="Courier New" w:hAnsi="Courier New" w:cs="Courier New"/>
-          <w:color w:val="BCBEC4"/>
-          <w:sz w:val="16"/>
-          <w:szCs w:val="16"/>
-          <w:lang w:val="en-US" w:eastAsia="en-US"/>
-        </w:rPr>
-        <w:t>EnumType.</w:t>
+        <w:t>@Enumerated</w:t>
+      </w:r>
+      <w:r>
+        <w:rPr>
+          <w:rFonts w:ascii="Courier New" w:hAnsi="Courier New" w:cs="Courier New"/>
+          <w:color w:val="BCBEC4"/>
+          <w:sz w:val="16"/>
+          <w:szCs w:val="16"/>
+          <w:lang w:val="en-US" w:eastAsia="en-US"/>
+        </w:rPr>
+        <w:t>(EnumType.</w:t>
       </w:r>
       <w:r>
         <w:rPr>
@@ -6946,7 +7227,6 @@
         </w:rPr>
         <w:t xml:space="preserve">ContratAssuranceSante </w:t>
       </w:r>
-      <w:proofErr w:type="gramStart"/>
       <w:r>
         <w:rPr>
           <w:rFonts w:ascii="Courier New" w:hAnsi="Courier New" w:cs="Courier New"/>
@@ -6965,18 +7245,7 @@
           <w:szCs w:val="20"/>
           <w:lang w:val="en-US" w:eastAsia="en-US"/>
         </w:rPr>
-        <w:t>ContratAssurance</w:t>
-      </w:r>
-      <w:proofErr w:type="gramEnd"/>
-      <w:r>
-        <w:rPr>
-          <w:rFonts w:ascii="Courier New" w:hAnsi="Courier New" w:cs="Courier New"/>
-          <w:color w:val="BCBEC4"/>
-          <w:sz w:val="20"/>
-          <w:szCs w:val="20"/>
-          <w:lang w:val="en-US" w:eastAsia="en-US"/>
-        </w:rPr>
-        <w:t>{</w:t>
+        <w:t>ContratAssurance{</w:t>
       </w:r>
       <w:r>
         <w:rPr>
@@ -6997,39 +7266,17 @@
           <w:szCs w:val="20"/>
           <w:lang w:val="en-US" w:eastAsia="en-US"/>
         </w:rPr>
-        <w:t>@</w:t>
-      </w:r>
-      <w:proofErr w:type="gramStart"/>
-      <w:r>
-        <w:rPr>
-          <w:rFonts w:ascii="Courier New" w:hAnsi="Courier New" w:cs="Courier New"/>
-          <w:color w:val="B3AE60"/>
-          <w:sz w:val="20"/>
-          <w:szCs w:val="20"/>
-          <w:lang w:val="en-US" w:eastAsia="en-US"/>
-        </w:rPr>
-        <w:t>Enumerated</w:t>
-      </w:r>
-      <w:r>
-        <w:rPr>
-          <w:rFonts w:ascii="Courier New" w:hAnsi="Courier New" w:cs="Courier New"/>
-          <w:color w:val="BCBEC4"/>
-          <w:sz w:val="20"/>
-          <w:szCs w:val="20"/>
-          <w:lang w:val="en-US" w:eastAsia="en-US"/>
-        </w:rPr>
-        <w:t>(</w:t>
-      </w:r>
-      <w:proofErr w:type="gramEnd"/>
-      <w:r>
-        <w:rPr>
-          <w:rFonts w:ascii="Courier New" w:hAnsi="Courier New" w:cs="Courier New"/>
-          <w:color w:val="BCBEC4"/>
-          <w:sz w:val="20"/>
-          <w:szCs w:val="20"/>
-          <w:lang w:val="en-US" w:eastAsia="en-US"/>
-        </w:rPr>
-        <w:t>EnumType.</w:t>
+        <w:t>@Enumerated</w:t>
+      </w:r>
+      <w:r>
+        <w:rPr>
+          <w:rFonts w:ascii="Courier New" w:hAnsi="Courier New" w:cs="Courier New"/>
+          <w:color w:val="BCBEC4"/>
+          <w:sz w:val="20"/>
+          <w:szCs w:val="20"/>
+          <w:lang w:val="en-US" w:eastAsia="en-US"/>
+        </w:rPr>
+        <w:t>(EnumType.</w:t>
       </w:r>
       <w:r>
         <w:rPr>
@@ -7841,29 +8088,7 @@
           <w:szCs w:val="20"/>
           <w:lang w:val="en-US" w:eastAsia="en-US"/>
         </w:rPr>
-        <w:t xml:space="preserve">JpaRepository&lt;Client, </w:t>
-      </w:r>
-      <w:proofErr w:type="gramStart"/>
-      <w:r>
-        <w:rPr>
-          <w:rFonts w:ascii="Courier New" w:hAnsi="Courier New" w:cs="Courier New"/>
-          <w:color w:val="BCBEC4"/>
-          <w:sz w:val="20"/>
-          <w:szCs w:val="20"/>
-          <w:lang w:val="en-US" w:eastAsia="en-US"/>
-        </w:rPr>
-        <w:t>Long</w:t>
-      </w:r>
-      <w:proofErr w:type="gramEnd"/>
-      <w:r>
-        <w:rPr>
-          <w:rFonts w:ascii="Courier New" w:hAnsi="Courier New" w:cs="Courier New"/>
-          <w:color w:val="BCBEC4"/>
-          <w:sz w:val="20"/>
-          <w:szCs w:val="20"/>
-          <w:lang w:val="en-US" w:eastAsia="en-US"/>
-        </w:rPr>
-        <w:t>&gt; {</w:t>
+        <w:t>JpaRepository&lt;Client, Long&gt; {</w:t>
       </w:r>
       <w:r>
         <w:rPr>
@@ -7947,42 +8172,8 @@
           <w:szCs w:val="20"/>
           <w:lang w:val="en-US" w:eastAsia="en-US"/>
         </w:rPr>
-        <w:t xml:space="preserve">JpaRepository&lt;ContratAssurance, </w:t>
-      </w:r>
-      <w:proofErr w:type="gramStart"/>
-      <w:r>
-        <w:rPr>
-          <w:rFonts w:ascii="Courier New" w:hAnsi="Courier New" w:cs="Courier New"/>
-          <w:color w:val="BCBEC4"/>
-          <w:sz w:val="20"/>
-          <w:szCs w:val="20"/>
-          <w:lang w:val="en-US" w:eastAsia="en-US"/>
-        </w:rPr>
-        <w:t>Long</w:t>
-      </w:r>
-      <w:proofErr w:type="gramEnd"/>
-      <w:r>
-        <w:rPr>
-          <w:rFonts w:ascii="Courier New" w:hAnsi="Courier New" w:cs="Courier New"/>
-          <w:color w:val="BCBEC4"/>
-          <w:sz w:val="20"/>
-          <w:szCs w:val="20"/>
-          <w:lang w:val="en-US" w:eastAsia="en-US"/>
-        </w:rPr>
-        <w:t xml:space="preserve">&gt; </w:t>
-      </w:r>
-      <w:proofErr w:type="gramStart"/>
-      <w:r>
-        <w:rPr>
-          <w:rFonts w:ascii="Courier New" w:hAnsi="Courier New" w:cs="Courier New"/>
-          <w:color w:val="BCBEC4"/>
-          <w:sz w:val="20"/>
-          <w:szCs w:val="20"/>
-          <w:lang w:val="en-US" w:eastAsia="en-US"/>
-        </w:rPr>
-        <w:t>{ }</w:t>
-      </w:r>
-      <w:proofErr w:type="gramEnd"/>
+        <w:t>JpaRepository&lt;ContratAssurance, Long&gt; { }</w:t>
+      </w:r>
     </w:p>
     <w:p/>
     <w:p>
@@ -8054,42 +8245,8 @@
           <w:szCs w:val="20"/>
           <w:lang w:val="en-US" w:eastAsia="en-US"/>
         </w:rPr>
-        <w:t xml:space="preserve">JpaRepository&lt;Paiement, </w:t>
-      </w:r>
-      <w:proofErr w:type="gramStart"/>
-      <w:r>
-        <w:rPr>
-          <w:rFonts w:ascii="Courier New" w:hAnsi="Courier New" w:cs="Courier New"/>
-          <w:color w:val="BCBEC4"/>
-          <w:sz w:val="20"/>
-          <w:szCs w:val="20"/>
-          <w:lang w:val="en-US" w:eastAsia="en-US"/>
-        </w:rPr>
-        <w:t>Long</w:t>
-      </w:r>
-      <w:proofErr w:type="gramEnd"/>
-      <w:r>
-        <w:rPr>
-          <w:rFonts w:ascii="Courier New" w:hAnsi="Courier New" w:cs="Courier New"/>
-          <w:color w:val="BCBEC4"/>
-          <w:sz w:val="20"/>
-          <w:szCs w:val="20"/>
-          <w:lang w:val="en-US" w:eastAsia="en-US"/>
-        </w:rPr>
-        <w:t xml:space="preserve">&gt; </w:t>
-      </w:r>
-      <w:proofErr w:type="gramStart"/>
-      <w:r>
-        <w:rPr>
-          <w:rFonts w:ascii="Courier New" w:hAnsi="Courier New" w:cs="Courier New"/>
-          <w:color w:val="BCBEC4"/>
-          <w:sz w:val="20"/>
-          <w:szCs w:val="20"/>
-          <w:lang w:val="en-US" w:eastAsia="en-US"/>
-        </w:rPr>
-        <w:t>{ }</w:t>
-      </w:r>
-      <w:proofErr w:type="gramEnd"/>
+        <w:t>JpaRepository&lt;Paiement, Long&gt; { }</w:t>
+      </w:r>
     </w:p>
     <w:p/>
     <w:p>
@@ -8100,7 +8257,7 @@
           <w:numId w:val="23"/>
         </w:numPr>
       </w:pPr>
-      <w:bookmarkStart w:id="11" w:name="_Toc229388134"/>
+      <w:bookmarkStart w:id="11" w:name="_Toc229392710"/>
       <w:r>
         <w:lastRenderedPageBreak/>
         <w:t>Couche Service, DTOs, Mapper</w:t>
@@ -8115,7 +8272,7 @@
           <w:numId w:val="23"/>
         </w:numPr>
       </w:pPr>
-      <w:bookmarkStart w:id="12" w:name="_Toc229388135"/>
+      <w:bookmarkStart w:id="12" w:name="_Toc229392711"/>
       <w:r>
         <w:t>DTOs</w:t>
       </w:r>
@@ -8235,27 +8392,15 @@
         </w:rPr>
         <w:t xml:space="preserve">private </w:t>
       </w:r>
-      <w:proofErr w:type="gramStart"/>
-      <w:r>
-        <w:rPr>
-          <w:rFonts w:ascii="Courier New" w:hAnsi="Courier New" w:cs="Courier New"/>
-          <w:color w:val="BCBEC4"/>
-          <w:sz w:val="16"/>
-          <w:szCs w:val="16"/>
-          <w:lang w:val="en-US" w:eastAsia="en-US"/>
-        </w:rPr>
-        <w:t>Long</w:t>
-      </w:r>
-      <w:proofErr w:type="gramEnd"/>
-      <w:r>
-        <w:rPr>
-          <w:rFonts w:ascii="Courier New" w:hAnsi="Courier New" w:cs="Courier New"/>
-          <w:color w:val="BCBEC4"/>
-          <w:sz w:val="16"/>
-          <w:szCs w:val="16"/>
-          <w:lang w:val="en-US" w:eastAsia="en-US"/>
-        </w:rPr>
-        <w:t xml:space="preserve"> </w:t>
+      <w:r>
+        <w:rPr>
+          <w:rFonts w:ascii="Courier New" w:hAnsi="Courier New" w:cs="Courier New"/>
+          <w:color w:val="BCBEC4"/>
+          <w:sz w:val="16"/>
+          <w:szCs w:val="16"/>
+          <w:lang w:val="en-US" w:eastAsia="en-US"/>
+        </w:rPr>
+        <w:t xml:space="preserve">Long </w:t>
       </w:r>
       <w:r>
         <w:rPr>
@@ -8506,27 +8651,15 @@
         </w:rPr>
         <w:t xml:space="preserve">private </w:t>
       </w:r>
-      <w:proofErr w:type="gramStart"/>
-      <w:r>
-        <w:rPr>
-          <w:rFonts w:ascii="Courier New" w:hAnsi="Courier New" w:cs="Courier New"/>
-          <w:color w:val="BCBEC4"/>
-          <w:sz w:val="16"/>
-          <w:szCs w:val="16"/>
-          <w:lang w:val="en-US" w:eastAsia="en-US"/>
-        </w:rPr>
-        <w:t>Long</w:t>
-      </w:r>
-      <w:proofErr w:type="gramEnd"/>
-      <w:r>
-        <w:rPr>
-          <w:rFonts w:ascii="Courier New" w:hAnsi="Courier New" w:cs="Courier New"/>
-          <w:color w:val="BCBEC4"/>
-          <w:sz w:val="16"/>
-          <w:szCs w:val="16"/>
-          <w:lang w:val="en-US" w:eastAsia="en-US"/>
-        </w:rPr>
-        <w:t xml:space="preserve"> </w:t>
+      <w:r>
+        <w:rPr>
+          <w:rFonts w:ascii="Courier New" w:hAnsi="Courier New" w:cs="Courier New"/>
+          <w:color w:val="BCBEC4"/>
+          <w:sz w:val="16"/>
+          <w:szCs w:val="16"/>
+          <w:lang w:val="en-US" w:eastAsia="en-US"/>
+        </w:rPr>
+        <w:t xml:space="preserve">Long </w:t>
       </w:r>
       <w:r>
         <w:rPr>
@@ -8897,27 +9030,15 @@
         </w:rPr>
         <w:t xml:space="preserve">private </w:t>
       </w:r>
-      <w:proofErr w:type="gramStart"/>
-      <w:r>
-        <w:rPr>
-          <w:rFonts w:ascii="Courier New" w:hAnsi="Courier New" w:cs="Courier New"/>
-          <w:color w:val="BCBEC4"/>
-          <w:sz w:val="16"/>
-          <w:szCs w:val="16"/>
-          <w:lang w:val="en-US" w:eastAsia="en-US"/>
-        </w:rPr>
-        <w:t>Long</w:t>
-      </w:r>
-      <w:proofErr w:type="gramEnd"/>
-      <w:r>
-        <w:rPr>
-          <w:rFonts w:ascii="Courier New" w:hAnsi="Courier New" w:cs="Courier New"/>
-          <w:color w:val="BCBEC4"/>
-          <w:sz w:val="16"/>
-          <w:szCs w:val="16"/>
-          <w:lang w:val="en-US" w:eastAsia="en-US"/>
-        </w:rPr>
-        <w:t xml:space="preserve"> </w:t>
+      <w:r>
+        <w:rPr>
+          <w:rFonts w:ascii="Courier New" w:hAnsi="Courier New" w:cs="Courier New"/>
+          <w:color w:val="BCBEC4"/>
+          <w:sz w:val="16"/>
+          <w:szCs w:val="16"/>
+          <w:lang w:val="en-US" w:eastAsia="en-US"/>
+        </w:rPr>
+        <w:t xml:space="preserve">Long </w:t>
       </w:r>
       <w:r>
         <w:rPr>
@@ -10017,7 +10138,7 @@
           <w:numId w:val="23"/>
         </w:numPr>
       </w:pPr>
-      <w:bookmarkStart w:id="13" w:name="_Toc229388136"/>
+      <w:bookmarkStart w:id="13" w:name="_Toc229392712"/>
       <w:r>
         <w:t>Mapper</w:t>
       </w:r>
@@ -12041,7 +12162,7 @@
           <w:numId w:val="23"/>
         </w:numPr>
       </w:pPr>
-      <w:bookmarkStart w:id="14" w:name="_Toc229388137"/>
+      <w:bookmarkStart w:id="14" w:name="_Toc229392713"/>
       <w:r>
         <w:t>Interfaces services</w:t>
       </w:r>
@@ -12110,7 +12231,6 @@
         <w:br/>
         <w:t xml:space="preserve">    ClientDTO </w:t>
       </w:r>
-      <w:proofErr w:type="gramStart"/>
       <w:r>
         <w:rPr>
           <w:rFonts w:ascii="Courier New" w:hAnsi="Courier New" w:cs="Courier New"/>
@@ -12129,18 +12249,7 @@
           <w:szCs w:val="16"/>
           <w:lang w:val="en-US" w:eastAsia="en-US"/>
         </w:rPr>
-        <w:t>(</w:t>
-      </w:r>
-      <w:proofErr w:type="gramEnd"/>
-      <w:r>
-        <w:rPr>
-          <w:rFonts w:ascii="Courier New" w:hAnsi="Courier New" w:cs="Courier New"/>
-          <w:color w:val="BCBEC4"/>
-          <w:sz w:val="16"/>
-          <w:szCs w:val="16"/>
-          <w:lang w:val="en-US" w:eastAsia="en-US"/>
-        </w:rPr>
-        <w:t>ClientDTO clientDTO);</w:t>
+        <w:t>(ClientDTO clientDTO);</w:t>
       </w:r>
       <w:r>
         <w:rPr>
@@ -12153,7 +12262,6 @@
         <w:br/>
         <w:t xml:space="preserve">    List&lt;ClientDTO&gt; </w:t>
       </w:r>
-      <w:proofErr w:type="gramStart"/>
       <w:r>
         <w:rPr>
           <w:rFonts w:ascii="Courier New" w:hAnsi="Courier New" w:cs="Courier New"/>
@@ -12172,18 +12280,7 @@
           <w:szCs w:val="16"/>
           <w:lang w:val="en-US" w:eastAsia="en-US"/>
         </w:rPr>
-        <w:t>(</w:t>
-      </w:r>
-      <w:proofErr w:type="gramEnd"/>
-      <w:r>
-        <w:rPr>
-          <w:rFonts w:ascii="Courier New" w:hAnsi="Courier New" w:cs="Courier New"/>
-          <w:color w:val="BCBEC4"/>
-          <w:sz w:val="16"/>
-          <w:szCs w:val="16"/>
-          <w:lang w:val="en-US" w:eastAsia="en-US"/>
-        </w:rPr>
-        <w:t>);</w:t>
+        <w:t>();</w:t>
       </w:r>
       <w:r>
         <w:rPr>
@@ -12196,7 +12293,6 @@
         <w:br/>
         <w:t xml:space="preserve">    ClientDTO </w:t>
       </w:r>
-      <w:proofErr w:type="gramStart"/>
       <w:r>
         <w:rPr>
           <w:rFonts w:ascii="Courier New" w:hAnsi="Courier New" w:cs="Courier New"/>
@@ -12215,18 +12311,7 @@
           <w:szCs w:val="16"/>
           <w:lang w:val="en-US" w:eastAsia="en-US"/>
         </w:rPr>
-        <w:t>(</w:t>
-      </w:r>
-      <w:proofErr w:type="gramEnd"/>
-      <w:r>
-        <w:rPr>
-          <w:rFonts w:ascii="Courier New" w:hAnsi="Courier New" w:cs="Courier New"/>
-          <w:color w:val="BCBEC4"/>
-          <w:sz w:val="16"/>
-          <w:szCs w:val="16"/>
-          <w:lang w:val="en-US" w:eastAsia="en-US"/>
-        </w:rPr>
-        <w:t xml:space="preserve">Long id) </w:t>
+        <w:t xml:space="preserve">(Long id) </w:t>
       </w:r>
       <w:r>
         <w:rPr>
@@ -12259,7 +12344,6 @@
         <w:br/>
         <w:t xml:space="preserve">    ClientDTO </w:t>
       </w:r>
-      <w:proofErr w:type="gramStart"/>
       <w:r>
         <w:rPr>
           <w:rFonts w:ascii="Courier New" w:hAnsi="Courier New" w:cs="Courier New"/>
@@ -12278,18 +12362,7 @@
           <w:szCs w:val="16"/>
           <w:lang w:val="en-US" w:eastAsia="en-US"/>
         </w:rPr>
-        <w:t>(</w:t>
-      </w:r>
-      <w:proofErr w:type="gramEnd"/>
-      <w:r>
-        <w:rPr>
-          <w:rFonts w:ascii="Courier New" w:hAnsi="Courier New" w:cs="Courier New"/>
-          <w:color w:val="BCBEC4"/>
-          <w:sz w:val="16"/>
-          <w:szCs w:val="16"/>
-          <w:lang w:val="en-US" w:eastAsia="en-US"/>
-        </w:rPr>
-        <w:t xml:space="preserve">Long id, ClientDTO clientDTO) </w:t>
+        <w:t xml:space="preserve">(Long id, ClientDTO clientDTO) </w:t>
       </w:r>
       <w:r>
         <w:rPr>
@@ -12332,7 +12405,6 @@
         </w:rPr>
         <w:t xml:space="preserve">void </w:t>
       </w:r>
-      <w:proofErr w:type="gramStart"/>
       <w:r>
         <w:rPr>
           <w:rFonts w:ascii="Courier New" w:hAnsi="Courier New" w:cs="Courier New"/>
@@ -12351,18 +12423,7 @@
           <w:szCs w:val="16"/>
           <w:lang w:val="en-US" w:eastAsia="en-US"/>
         </w:rPr>
-        <w:t>(</w:t>
-      </w:r>
-      <w:proofErr w:type="gramEnd"/>
-      <w:r>
-        <w:rPr>
-          <w:rFonts w:ascii="Courier New" w:hAnsi="Courier New" w:cs="Courier New"/>
-          <w:color w:val="BCBEC4"/>
-          <w:sz w:val="16"/>
-          <w:szCs w:val="16"/>
-          <w:lang w:val="en-US" w:eastAsia="en-US"/>
-        </w:rPr>
-        <w:t>Long id);</w:t>
+        <w:t>(Long id);</w:t>
       </w:r>
       <w:r>
         <w:rPr>
@@ -12902,27 +12963,15 @@
           <w:lang w:val="en-US" w:eastAsia="en-US"/>
         </w:rPr>
       </w:pPr>
-      <w:proofErr w:type="gramStart"/>
-      <w:r>
-        <w:rPr>
-          <w:rFonts w:ascii="Courier New" w:hAnsi="Courier New" w:cs="Courier New"/>
-          <w:color w:val="CF8E6D"/>
-          <w:sz w:val="16"/>
-          <w:szCs w:val="16"/>
-          <w:lang w:val="en-US" w:eastAsia="en-US"/>
-        </w:rPr>
-        <w:t>public</w:t>
-      </w:r>
-      <w:proofErr w:type="gramEnd"/>
-      <w:r>
-        <w:rPr>
-          <w:rFonts w:ascii="Courier New" w:hAnsi="Courier New" w:cs="Courier New"/>
-          <w:color w:val="CF8E6D"/>
-          <w:sz w:val="16"/>
-          <w:szCs w:val="16"/>
-          <w:lang w:val="en-US" w:eastAsia="en-US"/>
-        </w:rPr>
-        <w:t xml:space="preserve"> interface </w:t>
+      <w:r>
+        <w:rPr>
+          <w:rFonts w:ascii="Courier New" w:hAnsi="Courier New" w:cs="Courier New"/>
+          <w:color w:val="CF8E6D"/>
+          <w:sz w:val="16"/>
+          <w:szCs w:val="16"/>
+          <w:lang w:val="en-US" w:eastAsia="en-US"/>
+        </w:rPr>
+        <w:t xml:space="preserve">public interface </w:t>
       </w:r>
       <w:r>
         <w:rPr>
@@ -12945,7 +12994,6 @@
         <w:br/>
         <w:t xml:space="preserve">    PaiementDTO </w:t>
       </w:r>
-      <w:proofErr w:type="gramStart"/>
       <w:r>
         <w:rPr>
           <w:rFonts w:ascii="Courier New" w:hAnsi="Courier New" w:cs="Courier New"/>
@@ -12964,18 +13012,7 @@
           <w:szCs w:val="16"/>
           <w:lang w:val="en-US" w:eastAsia="en-US"/>
         </w:rPr>
-        <w:t>(</w:t>
-      </w:r>
-      <w:proofErr w:type="gramEnd"/>
-      <w:r>
-        <w:rPr>
-          <w:rFonts w:ascii="Courier New" w:hAnsi="Courier New" w:cs="Courier New"/>
-          <w:color w:val="BCBEC4"/>
-          <w:sz w:val="16"/>
-          <w:szCs w:val="16"/>
-          <w:lang w:val="en-US" w:eastAsia="en-US"/>
-        </w:rPr>
-        <w:t xml:space="preserve">PaiementDTO dto) </w:t>
+        <w:t xml:space="preserve">(PaiementDTO dto) </w:t>
       </w:r>
       <w:r>
         <w:rPr>
@@ -13008,7 +13045,6 @@
         <w:br/>
         <w:t xml:space="preserve">    PaiementDTO </w:t>
       </w:r>
-      <w:proofErr w:type="gramStart"/>
       <w:r>
         <w:rPr>
           <w:rFonts w:ascii="Courier New" w:hAnsi="Courier New" w:cs="Courier New"/>
@@ -13027,18 +13063,7 @@
           <w:szCs w:val="16"/>
           <w:lang w:val="en-US" w:eastAsia="en-US"/>
         </w:rPr>
-        <w:t>(</w:t>
-      </w:r>
-      <w:proofErr w:type="gramEnd"/>
-      <w:r>
-        <w:rPr>
-          <w:rFonts w:ascii="Courier New" w:hAnsi="Courier New" w:cs="Courier New"/>
-          <w:color w:val="BCBEC4"/>
-          <w:sz w:val="16"/>
-          <w:szCs w:val="16"/>
-          <w:lang w:val="en-US" w:eastAsia="en-US"/>
-        </w:rPr>
-        <w:t xml:space="preserve">Long id) </w:t>
+        <w:t xml:space="preserve">(Long id) </w:t>
       </w:r>
       <w:r>
         <w:rPr>
@@ -13071,7 +13096,6 @@
         <w:br/>
         <w:t xml:space="preserve">    List&lt;PaiementDTO&gt; </w:t>
       </w:r>
-      <w:proofErr w:type="gramStart"/>
       <w:r>
         <w:rPr>
           <w:rFonts w:ascii="Courier New" w:hAnsi="Courier New" w:cs="Courier New"/>
@@ -13090,18 +13114,7 @@
           <w:szCs w:val="16"/>
           <w:lang w:val="en-US" w:eastAsia="en-US"/>
         </w:rPr>
-        <w:t>(</w:t>
-      </w:r>
-      <w:proofErr w:type="gramEnd"/>
-      <w:r>
-        <w:rPr>
-          <w:rFonts w:ascii="Courier New" w:hAnsi="Courier New" w:cs="Courier New"/>
-          <w:color w:val="BCBEC4"/>
-          <w:sz w:val="16"/>
-          <w:szCs w:val="16"/>
-          <w:lang w:val="en-US" w:eastAsia="en-US"/>
-        </w:rPr>
-        <w:t>);</w:t>
+        <w:t>();</w:t>
       </w:r>
       <w:r>
         <w:rPr>
@@ -13114,7 +13127,6 @@
         <w:br/>
         <w:t xml:space="preserve">    List&lt;PaiementDTO&gt; </w:t>
       </w:r>
-      <w:proofErr w:type="gramStart"/>
       <w:r>
         <w:rPr>
           <w:rFonts w:ascii="Courier New" w:hAnsi="Courier New" w:cs="Courier New"/>
@@ -13133,18 +13145,7 @@
           <w:szCs w:val="16"/>
           <w:lang w:val="en-US" w:eastAsia="en-US"/>
         </w:rPr>
-        <w:t>(</w:t>
-      </w:r>
-      <w:proofErr w:type="gramEnd"/>
-      <w:r>
-        <w:rPr>
-          <w:rFonts w:ascii="Courier New" w:hAnsi="Courier New" w:cs="Courier New"/>
-          <w:color w:val="BCBEC4"/>
-          <w:sz w:val="16"/>
-          <w:szCs w:val="16"/>
-          <w:lang w:val="en-US" w:eastAsia="en-US"/>
-        </w:rPr>
-        <w:t>Long contratId);</w:t>
+        <w:t>(Long contratId);</w:t>
       </w:r>
       <w:r>
         <w:rPr>
@@ -13167,7 +13168,6 @@
         </w:rPr>
         <w:t xml:space="preserve">void </w:t>
       </w:r>
-      <w:proofErr w:type="gramStart"/>
       <w:r>
         <w:rPr>
           <w:rFonts w:ascii="Courier New" w:hAnsi="Courier New" w:cs="Courier New"/>
@@ -13186,18 +13186,7 @@
           <w:szCs w:val="16"/>
           <w:lang w:val="en-US" w:eastAsia="en-US"/>
         </w:rPr>
-        <w:t>(</w:t>
-      </w:r>
-      <w:proofErr w:type="gramEnd"/>
-      <w:r>
-        <w:rPr>
-          <w:rFonts w:ascii="Courier New" w:hAnsi="Courier New" w:cs="Courier New"/>
-          <w:color w:val="BCBEC4"/>
-          <w:sz w:val="16"/>
-          <w:szCs w:val="16"/>
-          <w:lang w:val="en-US" w:eastAsia="en-US"/>
-        </w:rPr>
-        <w:t>Long id);</w:t>
+        <w:t>(Long id);</w:t>
       </w:r>
       <w:r>
         <w:rPr>
@@ -13221,7 +13210,7 @@
           <w:numId w:val="23"/>
         </w:numPr>
       </w:pPr>
-      <w:bookmarkStart w:id="15" w:name="_Toc229388138"/>
+      <w:bookmarkStart w:id="15" w:name="_Toc229392714"/>
       <w:r>
         <w:t>Implementations Services</w:t>
       </w:r>
@@ -19266,7 +19255,7 @@
           <w:numId w:val="23"/>
         </w:numPr>
       </w:pPr>
-      <w:bookmarkStart w:id="16" w:name="_Toc229388139"/>
+      <w:bookmarkStart w:id="16" w:name="_Toc229392715"/>
       <w:r>
         <w:lastRenderedPageBreak/>
         <w:t>Exceptions</w:t>
@@ -19365,7 +19354,6 @@
         </w:rPr>
         <w:t xml:space="preserve">public </w:t>
       </w:r>
-      <w:proofErr w:type="gramStart"/>
       <w:r>
         <w:rPr>
           <w:rFonts w:ascii="Courier New" w:hAnsi="Courier New" w:cs="Courier New"/>
@@ -19384,18 +19372,7 @@
           <w:szCs w:val="20"/>
           <w:lang w:val="en-US" w:eastAsia="en-US"/>
         </w:rPr>
-        <w:t>(</w:t>
-      </w:r>
-      <w:proofErr w:type="gramEnd"/>
-      <w:r>
-        <w:rPr>
-          <w:rFonts w:ascii="Courier New" w:hAnsi="Courier New" w:cs="Courier New"/>
-          <w:color w:val="BCBEC4"/>
-          <w:sz w:val="20"/>
-          <w:szCs w:val="20"/>
-          <w:lang w:val="en-US" w:eastAsia="en-US"/>
-        </w:rPr>
-        <w:t>String messsage) {</w:t>
+        <w:t>(String messsage) {</w:t>
       </w:r>
       <w:r>
         <w:rPr>
@@ -19437,20 +19414,8 @@
           <w:lang w:val="en-US" w:eastAsia="en-US"/>
         </w:rPr>
         <w:br/>
-        <w:t xml:space="preserve">  </w:t>
-      </w:r>
-      <w:proofErr w:type="gramStart"/>
-      <w:r>
-        <w:rPr>
-          <w:rFonts w:ascii="Courier New" w:hAnsi="Courier New" w:cs="Courier New"/>
-          <w:color w:val="BCBEC4"/>
-          <w:sz w:val="20"/>
-          <w:szCs w:val="20"/>
-          <w:lang w:val="en-US" w:eastAsia="en-US"/>
-        </w:rPr>
-        <w:t xml:space="preserve">  }</w:t>
-      </w:r>
-      <w:proofErr w:type="gramEnd"/>
+        <w:t xml:space="preserve">    }</w:t>
+      </w:r>
       <w:r>
         <w:rPr>
           <w:rFonts w:ascii="Courier New" w:hAnsi="Courier New" w:cs="Courier New"/>
@@ -19556,7 +19521,6 @@
         </w:rPr>
         <w:t xml:space="preserve">public </w:t>
       </w:r>
-      <w:proofErr w:type="gramStart"/>
       <w:r>
         <w:rPr>
           <w:rFonts w:ascii="Courier New" w:hAnsi="Courier New" w:cs="Courier New"/>
@@ -19575,18 +19539,7 @@
           <w:szCs w:val="20"/>
           <w:lang w:val="en-US" w:eastAsia="en-US"/>
         </w:rPr>
-        <w:t>(</w:t>
-      </w:r>
-      <w:proofErr w:type="gramEnd"/>
-      <w:r>
-        <w:rPr>
-          <w:rFonts w:ascii="Courier New" w:hAnsi="Courier New" w:cs="Courier New"/>
-          <w:color w:val="BCBEC4"/>
-          <w:sz w:val="20"/>
-          <w:szCs w:val="20"/>
-          <w:lang w:val="en-US" w:eastAsia="en-US"/>
-        </w:rPr>
-        <w:t>String messsage) {</w:t>
+        <w:t>(String messsage) {</w:t>
       </w:r>
       <w:r>
         <w:rPr>
@@ -19628,20 +19581,8 @@
           <w:lang w:val="en-US" w:eastAsia="en-US"/>
         </w:rPr>
         <w:br/>
-        <w:t xml:space="preserve">  </w:t>
-      </w:r>
-      <w:proofErr w:type="gramStart"/>
-      <w:r>
-        <w:rPr>
-          <w:rFonts w:ascii="Courier New" w:hAnsi="Courier New" w:cs="Courier New"/>
-          <w:color w:val="BCBEC4"/>
-          <w:sz w:val="20"/>
-          <w:szCs w:val="20"/>
-          <w:lang w:val="en-US" w:eastAsia="en-US"/>
-        </w:rPr>
-        <w:t xml:space="preserve">  }</w:t>
-      </w:r>
-      <w:proofErr w:type="gramEnd"/>
+        <w:t xml:space="preserve">    }</w:t>
+      </w:r>
       <w:r>
         <w:rPr>
           <w:rFonts w:ascii="Courier New" w:hAnsi="Courier New" w:cs="Courier New"/>
@@ -19747,7 +19688,6 @@
         </w:rPr>
         <w:t xml:space="preserve">public </w:t>
       </w:r>
-      <w:proofErr w:type="gramStart"/>
       <w:r>
         <w:rPr>
           <w:rFonts w:ascii="Courier New" w:hAnsi="Courier New" w:cs="Courier New"/>
@@ -19766,18 +19706,7 @@
           <w:szCs w:val="20"/>
           <w:lang w:val="en-US" w:eastAsia="en-US"/>
         </w:rPr>
-        <w:t>(</w:t>
-      </w:r>
-      <w:proofErr w:type="gramEnd"/>
-      <w:r>
-        <w:rPr>
-          <w:rFonts w:ascii="Courier New" w:hAnsi="Courier New" w:cs="Courier New"/>
-          <w:color w:val="BCBEC4"/>
-          <w:sz w:val="20"/>
-          <w:szCs w:val="20"/>
-          <w:lang w:val="en-US" w:eastAsia="en-US"/>
-        </w:rPr>
-        <w:t>String message) {</w:t>
+        <w:t>(String message) {</w:t>
       </w:r>
       <w:r>
         <w:rPr>
@@ -19819,20 +19748,8 @@
           <w:lang w:val="en-US" w:eastAsia="en-US"/>
         </w:rPr>
         <w:br/>
-        <w:t xml:space="preserve">  </w:t>
-      </w:r>
-      <w:proofErr w:type="gramStart"/>
-      <w:r>
-        <w:rPr>
-          <w:rFonts w:ascii="Courier New" w:hAnsi="Courier New" w:cs="Courier New"/>
-          <w:color w:val="BCBEC4"/>
-          <w:sz w:val="20"/>
-          <w:szCs w:val="20"/>
-          <w:lang w:val="en-US" w:eastAsia="en-US"/>
-        </w:rPr>
-        <w:t xml:space="preserve">  }</w:t>
-      </w:r>
-      <w:proofErr w:type="gramEnd"/>
+        <w:t xml:space="preserve">    }</w:t>
+      </w:r>
       <w:r>
         <w:rPr>
           <w:rFonts w:ascii="Courier New" w:hAnsi="Courier New" w:cs="Courier New"/>
@@ -19854,7 +19771,7 @@
           <w:numId w:val="23"/>
         </w:numPr>
       </w:pPr>
-      <w:bookmarkStart w:id="17" w:name="_Toc229388140"/>
+      <w:bookmarkStart w:id="17" w:name="_Toc229392716"/>
       <w:r>
         <w:t>Couche Web</w:t>
       </w:r>
@@ -19873,9 +19790,11 @@
           <w:numId w:val="23"/>
         </w:numPr>
       </w:pPr>
+      <w:bookmarkStart w:id="18" w:name="_Toc229392717"/>
       <w:r>
         <w:t>Client REST</w:t>
       </w:r>
+      <w:bookmarkEnd w:id="18"/>
     </w:p>
     <w:p>
       <w:pPr>
@@ -20993,9 +20912,11 @@
           <w:numId w:val="23"/>
         </w:numPr>
       </w:pPr>
+      <w:bookmarkStart w:id="19" w:name="_Toc229392718"/>
       <w:r>
         <w:t>Contrat Assurance REST</w:t>
       </w:r>
+      <w:bookmarkEnd w:id="19"/>
     </w:p>
     <w:p>
       <w:pPr>
@@ -22969,9 +22890,11 @@
           <w:numId w:val="23"/>
         </w:numPr>
       </w:pPr>
+      <w:bookmarkStart w:id="20" w:name="_Toc229392719"/>
       <w:r>
         <w:t>Paiement REST</w:t>
       </w:r>
+      <w:bookmarkEnd w:id="20"/>
     </w:p>
     <w:p>
       <w:pPr>
@@ -23718,20 +23641,8 @@
           <w:lang w:val="en-US" w:eastAsia="en-US"/>
         </w:rPr>
         <w:br/>
-        <w:t xml:space="preserve">  </w:t>
-      </w:r>
-      <w:proofErr w:type="gramStart"/>
-      <w:r>
-        <w:rPr>
-          <w:rFonts w:ascii="Courier New" w:hAnsi="Courier New" w:cs="Courier New"/>
-          <w:color w:val="BCBEC4"/>
-          <w:sz w:val="20"/>
-          <w:szCs w:val="20"/>
-          <w:lang w:val="en-US" w:eastAsia="en-US"/>
-        </w:rPr>
-        <w:t xml:space="preserve">  }</w:t>
-      </w:r>
-      <w:proofErr w:type="gramEnd"/>
+        <w:t xml:space="preserve">    }</w:t>
+      </w:r>
       <w:r>
         <w:rPr>
           <w:rFonts w:ascii="Courier New" w:hAnsi="Courier New" w:cs="Courier New"/>
@@ -23824,7 +23735,6 @@
         </w:rPr>
         <w:t xml:space="preserve">PaiementDTO </w:t>
       </w:r>
-      <w:proofErr w:type="gramStart"/>
       <w:r>
         <w:rPr>
           <w:rFonts w:ascii="Courier New" w:hAnsi="Courier New" w:cs="Courier New"/>
@@ -23845,7 +23755,6 @@
         </w:rPr>
         <w:t>(</w:t>
       </w:r>
-      <w:proofErr w:type="gramEnd"/>
       <w:r>
         <w:rPr>
           <w:rFonts w:ascii="Courier New" w:hAnsi="Courier New" w:cs="Courier New"/>
@@ -23936,20 +23845,8 @@
           <w:lang w:val="en-US" w:eastAsia="en-US"/>
         </w:rPr>
         <w:br/>
-        <w:t xml:space="preserve">  </w:t>
-      </w:r>
-      <w:proofErr w:type="gramStart"/>
-      <w:r>
-        <w:rPr>
-          <w:rFonts w:ascii="Courier New" w:hAnsi="Courier New" w:cs="Courier New"/>
-          <w:color w:val="BCBEC4"/>
-          <w:sz w:val="20"/>
-          <w:szCs w:val="20"/>
-          <w:lang w:val="en-US" w:eastAsia="en-US"/>
-        </w:rPr>
-        <w:t xml:space="preserve">  }</w:t>
-      </w:r>
-      <w:proofErr w:type="gramEnd"/>
+        <w:t xml:space="preserve">    }</w:t>
+      </w:r>
       <w:r>
         <w:rPr>
           <w:rFonts w:ascii="Courier New" w:hAnsi="Courier New" w:cs="Courier New"/>
@@ -24032,7 +23929,6 @@
         </w:rPr>
         <w:t xml:space="preserve">public void </w:t>
       </w:r>
-      <w:proofErr w:type="gramStart"/>
       <w:r>
         <w:rPr>
           <w:rFonts w:ascii="Courier New" w:hAnsi="Courier New" w:cs="Courier New"/>
@@ -24053,7 +23949,6 @@
         </w:rPr>
         <w:t>(</w:t>
       </w:r>
-      <w:proofErr w:type="gramEnd"/>
       <w:r>
         <w:rPr>
           <w:rFonts w:ascii="Courier New" w:hAnsi="Courier New" w:cs="Courier New"/>
@@ -24114,20 +24009,8 @@
           <w:lang w:val="en-US" w:eastAsia="en-US"/>
         </w:rPr>
         <w:br/>
-        <w:t xml:space="preserve">  </w:t>
-      </w:r>
-      <w:proofErr w:type="gramStart"/>
-      <w:r>
-        <w:rPr>
-          <w:rFonts w:ascii="Courier New" w:hAnsi="Courier New" w:cs="Courier New"/>
-          <w:color w:val="BCBEC4"/>
-          <w:sz w:val="20"/>
-          <w:szCs w:val="20"/>
-          <w:lang w:val="en-US" w:eastAsia="en-US"/>
-        </w:rPr>
-        <w:t xml:space="preserve">  }</w:t>
-      </w:r>
-      <w:proofErr w:type="gramEnd"/>
+        <w:t xml:space="preserve">    }</w:t>
+      </w:r>
       <w:r>
         <w:rPr>
           <w:rFonts w:ascii="Courier New" w:hAnsi="Courier New" w:cs="Courier New"/>
@@ -24148,12 +24031,14 @@
           <w:numId w:val="23"/>
         </w:numPr>
       </w:pPr>
+      <w:bookmarkStart w:id="21" w:name="_Toc229392720"/>
       <w:r>
         <w:t xml:space="preserve">Test du endpoint clients avec </w:t>
       </w:r>
       <w:r>
         <w:t>Swagger</w:t>
       </w:r>
+      <w:bookmarkEnd w:id="21"/>
     </w:p>
     <w:p>
       <w:r>
@@ -24202,11 +24087,11 @@
           <w:numId w:val="23"/>
         </w:numPr>
       </w:pPr>
-      <w:bookmarkStart w:id="18" w:name="_Toc229388141"/>
+      <w:bookmarkStart w:id="22" w:name="_Toc229392721"/>
       <w:r>
         <w:t>Application Front-end</w:t>
       </w:r>
-      <w:bookmarkEnd w:id="18"/>
+      <w:bookmarkEnd w:id="22"/>
     </w:p>
     <w:p>
       <w:r>
@@ -24334,12 +24219,1259 @@
           <w:numId w:val="23"/>
         </w:numPr>
       </w:pPr>
-      <w:bookmarkStart w:id="19" w:name="_Toc229388142"/>
+      <w:bookmarkStart w:id="23" w:name="_Toc229392722"/>
       <w:r>
         <w:t>Sécurité</w:t>
       </w:r>
-      <w:bookmarkEnd w:id="19"/>
+      <w:bookmarkEnd w:id="23"/>
     </w:p>
+    <w:p>
+      <w:pPr>
+        <w:shd w:val="clear" w:color="auto" w:fill="1E1F22"/>
+        <w:tabs>
+          <w:tab w:val="left" w:pos="916"/>
+          <w:tab w:val="left" w:pos="1832"/>
+          <w:tab w:val="left" w:pos="2748"/>
+          <w:tab w:val="left" w:pos="3664"/>
+          <w:tab w:val="left" w:pos="4580"/>
+          <w:tab w:val="left" w:pos="5496"/>
+          <w:tab w:val="left" w:pos="6412"/>
+          <w:tab w:val="left" w:pos="7328"/>
+          <w:tab w:val="left" w:pos="8244"/>
+          <w:tab w:val="left" w:pos="9160"/>
+          <w:tab w:val="left" w:pos="10076"/>
+          <w:tab w:val="left" w:pos="10992"/>
+          <w:tab w:val="left" w:pos="11908"/>
+          <w:tab w:val="left" w:pos="12824"/>
+          <w:tab w:val="left" w:pos="13740"/>
+          <w:tab w:val="left" w:pos="14656"/>
+        </w:tabs>
+        <w:spacing w:after="0" w:line="240" w:lineRule="auto"/>
+        <w:jc w:val="left"/>
+        <w:rPr>
+          <w:rFonts w:ascii="Courier New" w:hAnsi="Courier New" w:cs="Courier New"/>
+          <w:color w:val="BCBEC4"/>
+          <w:sz w:val="20"/>
+          <w:szCs w:val="20"/>
+          <w:lang w:val="en-US" w:eastAsia="en-US"/>
+        </w:rPr>
+      </w:pPr>
+      <w:r>
+        <w:rPr>
+          <w:rFonts w:ascii="Courier New" w:hAnsi="Courier New" w:cs="Courier New"/>
+          <w:color w:val="B3AE60"/>
+          <w:sz w:val="20"/>
+          <w:szCs w:val="20"/>
+          <w:lang w:val="en-US" w:eastAsia="en-US"/>
+        </w:rPr>
+        <w:t>@Bean</w:t>
+      </w:r>
+      <w:r>
+        <w:rPr>
+          <w:rFonts w:ascii="Courier New" w:hAnsi="Courier New" w:cs="Courier New"/>
+          <w:color w:val="B3AE60"/>
+          <w:sz w:val="20"/>
+          <w:szCs w:val="20"/>
+          <w:lang w:val="en-US" w:eastAsia="en-US"/>
+        </w:rPr>
+        <w:br/>
+      </w:r>
+      <w:r>
+        <w:rPr>
+          <w:rFonts w:ascii="Courier New" w:hAnsi="Courier New" w:cs="Courier New"/>
+          <w:color w:val="CF8E6D"/>
+          <w:sz w:val="20"/>
+          <w:szCs w:val="20"/>
+          <w:lang w:val="en-US" w:eastAsia="en-US"/>
+        </w:rPr>
+        <w:t xml:space="preserve">public </w:t>
+      </w:r>
+      <w:r>
+        <w:rPr>
+          <w:rFonts w:ascii="Courier New" w:hAnsi="Courier New" w:cs="Courier New"/>
+          <w:color w:val="BCBEC4"/>
+          <w:sz w:val="20"/>
+          <w:szCs w:val="20"/>
+          <w:lang w:val="en-US" w:eastAsia="en-US"/>
+        </w:rPr>
+        <w:t xml:space="preserve">UserDetailsService </w:t>
+      </w:r>
+      <w:r>
+        <w:rPr>
+          <w:rFonts w:ascii="Courier New" w:hAnsi="Courier New" w:cs="Courier New"/>
+          <w:color w:val="56A8F5"/>
+          <w:sz w:val="20"/>
+          <w:szCs w:val="20"/>
+          <w:lang w:val="en-US" w:eastAsia="en-US"/>
+        </w:rPr>
+        <w:t>userDetailsService</w:t>
+      </w:r>
+      <w:r>
+        <w:rPr>
+          <w:rFonts w:ascii="Courier New" w:hAnsi="Courier New" w:cs="Courier New"/>
+          <w:color w:val="BCBEC4"/>
+          <w:sz w:val="20"/>
+          <w:szCs w:val="20"/>
+          <w:lang w:val="en-US" w:eastAsia="en-US"/>
+        </w:rPr>
+        <w:t>(PasswordEncoder passwordEncoder) {</w:t>
+      </w:r>
+      <w:r>
+        <w:rPr>
+          <w:rFonts w:ascii="Courier New" w:hAnsi="Courier New" w:cs="Courier New"/>
+          <w:color w:val="BCBEC4"/>
+          <w:sz w:val="20"/>
+          <w:szCs w:val="20"/>
+          <w:lang w:val="en-US" w:eastAsia="en-US"/>
+        </w:rPr>
+        <w:br/>
+        <w:t xml:space="preserve">    </w:t>
+      </w:r>
+      <w:r>
+        <w:rPr>
+          <w:rFonts w:ascii="Courier New" w:hAnsi="Courier New" w:cs="Courier New"/>
+          <w:color w:val="CF8E6D"/>
+          <w:sz w:val="20"/>
+          <w:szCs w:val="20"/>
+          <w:lang w:val="en-US" w:eastAsia="en-US"/>
+        </w:rPr>
+        <w:t xml:space="preserve">return new </w:t>
+      </w:r>
+      <w:r>
+        <w:rPr>
+          <w:rFonts w:ascii="Courier New" w:hAnsi="Courier New" w:cs="Courier New"/>
+          <w:color w:val="BCBEC4"/>
+          <w:sz w:val="20"/>
+          <w:szCs w:val="20"/>
+          <w:lang w:val="en-US" w:eastAsia="en-US"/>
+        </w:rPr>
+        <w:t>InMemoryUserDetailsManager(</w:t>
+      </w:r>
+      <w:r>
+        <w:rPr>
+          <w:rFonts w:ascii="Courier New" w:hAnsi="Courier New" w:cs="Courier New"/>
+          <w:color w:val="BCBEC4"/>
+          <w:sz w:val="20"/>
+          <w:szCs w:val="20"/>
+          <w:lang w:val="en-US" w:eastAsia="en-US"/>
+        </w:rPr>
+        <w:br/>
+        <w:t xml:space="preserve">            User.</w:t>
+      </w:r>
+      <w:r>
+        <w:rPr>
+          <w:rFonts w:ascii="Courier New" w:hAnsi="Courier New" w:cs="Courier New"/>
+          <w:i/>
+          <w:iCs/>
+          <w:color w:val="BCBEC4"/>
+          <w:sz w:val="20"/>
+          <w:szCs w:val="20"/>
+          <w:lang w:val="en-US" w:eastAsia="en-US"/>
+        </w:rPr>
+        <w:t>withUsername</w:t>
+      </w:r>
+      <w:r>
+        <w:rPr>
+          <w:rFonts w:ascii="Courier New" w:hAnsi="Courier New" w:cs="Courier New"/>
+          <w:color w:val="BCBEC4"/>
+          <w:sz w:val="20"/>
+          <w:szCs w:val="20"/>
+          <w:lang w:val="en-US" w:eastAsia="en-US"/>
+        </w:rPr>
+        <w:t>(</w:t>
+      </w:r>
+      <w:r>
+        <w:rPr>
+          <w:rFonts w:ascii="Courier New" w:hAnsi="Courier New" w:cs="Courier New"/>
+          <w:color w:val="6AAB73"/>
+          <w:sz w:val="20"/>
+          <w:szCs w:val="20"/>
+          <w:lang w:val="en-US" w:eastAsia="en-US"/>
+        </w:rPr>
+        <w:t>"client"</w:t>
+      </w:r>
+      <w:r>
+        <w:rPr>
+          <w:rFonts w:ascii="Courier New" w:hAnsi="Courier New" w:cs="Courier New"/>
+          <w:color w:val="BCBEC4"/>
+          <w:sz w:val="20"/>
+          <w:szCs w:val="20"/>
+          <w:lang w:val="en-US" w:eastAsia="en-US"/>
+        </w:rPr>
+        <w:t>)</w:t>
+      </w:r>
+      <w:r>
+        <w:rPr>
+          <w:rFonts w:ascii="Courier New" w:hAnsi="Courier New" w:cs="Courier New"/>
+          <w:color w:val="BCBEC4"/>
+          <w:sz w:val="20"/>
+          <w:szCs w:val="20"/>
+          <w:lang w:val="en-US" w:eastAsia="en-US"/>
+        </w:rPr>
+        <w:br/>
+        <w:t xml:space="preserve">                    .password(passwordEncoder.encode(</w:t>
+      </w:r>
+      <w:r>
+        <w:rPr>
+          <w:rFonts w:ascii="Courier New" w:hAnsi="Courier New" w:cs="Courier New"/>
+          <w:color w:val="6AAB73"/>
+          <w:sz w:val="20"/>
+          <w:szCs w:val="20"/>
+          <w:lang w:val="en-US" w:eastAsia="en-US"/>
+        </w:rPr>
+        <w:t>"client"</w:t>
+      </w:r>
+      <w:r>
+        <w:rPr>
+          <w:rFonts w:ascii="Courier New" w:hAnsi="Courier New" w:cs="Courier New"/>
+          <w:color w:val="BCBEC4"/>
+          <w:sz w:val="20"/>
+          <w:szCs w:val="20"/>
+          <w:lang w:val="en-US" w:eastAsia="en-US"/>
+        </w:rPr>
+        <w:t>))</w:t>
+      </w:r>
+      <w:r>
+        <w:rPr>
+          <w:rFonts w:ascii="Courier New" w:hAnsi="Courier New" w:cs="Courier New"/>
+          <w:color w:val="BCBEC4"/>
+          <w:sz w:val="20"/>
+          <w:szCs w:val="20"/>
+          <w:lang w:val="en-US" w:eastAsia="en-US"/>
+        </w:rPr>
+        <w:br/>
+        <w:t xml:space="preserve">                    .roles(</w:t>
+      </w:r>
+      <w:r>
+        <w:rPr>
+          <w:rFonts w:ascii="Courier New" w:hAnsi="Courier New" w:cs="Courier New"/>
+          <w:color w:val="6AAB73"/>
+          <w:sz w:val="20"/>
+          <w:szCs w:val="20"/>
+          <w:lang w:val="en-US" w:eastAsia="en-US"/>
+        </w:rPr>
+        <w:t>"CLIENT"</w:t>
+      </w:r>
+      <w:r>
+        <w:rPr>
+          <w:rFonts w:ascii="Courier New" w:hAnsi="Courier New" w:cs="Courier New"/>
+          <w:color w:val="BCBEC4"/>
+          <w:sz w:val="20"/>
+          <w:szCs w:val="20"/>
+          <w:lang w:val="en-US" w:eastAsia="en-US"/>
+        </w:rPr>
+        <w:t>)</w:t>
+      </w:r>
+      <w:r>
+        <w:rPr>
+          <w:rFonts w:ascii="Courier New" w:hAnsi="Courier New" w:cs="Courier New"/>
+          <w:color w:val="BCBEC4"/>
+          <w:sz w:val="20"/>
+          <w:szCs w:val="20"/>
+          <w:lang w:val="en-US" w:eastAsia="en-US"/>
+        </w:rPr>
+        <w:br/>
+        <w:t xml:space="preserve">                    .build(),</w:t>
+      </w:r>
+      <w:r>
+        <w:rPr>
+          <w:rFonts w:ascii="Courier New" w:hAnsi="Courier New" w:cs="Courier New"/>
+          <w:color w:val="BCBEC4"/>
+          <w:sz w:val="20"/>
+          <w:szCs w:val="20"/>
+          <w:lang w:val="en-US" w:eastAsia="en-US"/>
+        </w:rPr>
+        <w:br/>
+        <w:t xml:space="preserve">            User.</w:t>
+      </w:r>
+      <w:r>
+        <w:rPr>
+          <w:rFonts w:ascii="Courier New" w:hAnsi="Courier New" w:cs="Courier New"/>
+          <w:i/>
+          <w:iCs/>
+          <w:color w:val="BCBEC4"/>
+          <w:sz w:val="20"/>
+          <w:szCs w:val="20"/>
+          <w:lang w:val="en-US" w:eastAsia="en-US"/>
+        </w:rPr>
+        <w:t>withUsername</w:t>
+      </w:r>
+      <w:r>
+        <w:rPr>
+          <w:rFonts w:ascii="Courier New" w:hAnsi="Courier New" w:cs="Courier New"/>
+          <w:color w:val="BCBEC4"/>
+          <w:sz w:val="20"/>
+          <w:szCs w:val="20"/>
+          <w:lang w:val="en-US" w:eastAsia="en-US"/>
+        </w:rPr>
+        <w:t>(</w:t>
+      </w:r>
+      <w:r>
+        <w:rPr>
+          <w:rFonts w:ascii="Courier New" w:hAnsi="Courier New" w:cs="Courier New"/>
+          <w:color w:val="6AAB73"/>
+          <w:sz w:val="20"/>
+          <w:szCs w:val="20"/>
+          <w:lang w:val="en-US" w:eastAsia="en-US"/>
+        </w:rPr>
+        <w:t>"admin"</w:t>
+      </w:r>
+      <w:r>
+        <w:rPr>
+          <w:rFonts w:ascii="Courier New" w:hAnsi="Courier New" w:cs="Courier New"/>
+          <w:color w:val="BCBEC4"/>
+          <w:sz w:val="20"/>
+          <w:szCs w:val="20"/>
+          <w:lang w:val="en-US" w:eastAsia="en-US"/>
+        </w:rPr>
+        <w:t>)</w:t>
+      </w:r>
+      <w:r>
+        <w:rPr>
+          <w:rFonts w:ascii="Courier New" w:hAnsi="Courier New" w:cs="Courier New"/>
+          <w:color w:val="BCBEC4"/>
+          <w:sz w:val="20"/>
+          <w:szCs w:val="20"/>
+          <w:lang w:val="en-US" w:eastAsia="en-US"/>
+        </w:rPr>
+        <w:br/>
+        <w:t xml:space="preserve">                    .password(passwordEncoder.encode(</w:t>
+      </w:r>
+      <w:r>
+        <w:rPr>
+          <w:rFonts w:ascii="Courier New" w:hAnsi="Courier New" w:cs="Courier New"/>
+          <w:color w:val="6AAB73"/>
+          <w:sz w:val="20"/>
+          <w:szCs w:val="20"/>
+          <w:lang w:val="en-US" w:eastAsia="en-US"/>
+        </w:rPr>
+        <w:t>"admin"</w:t>
+      </w:r>
+      <w:r>
+        <w:rPr>
+          <w:rFonts w:ascii="Courier New" w:hAnsi="Courier New" w:cs="Courier New"/>
+          <w:color w:val="BCBEC4"/>
+          <w:sz w:val="20"/>
+          <w:szCs w:val="20"/>
+          <w:lang w:val="en-US" w:eastAsia="en-US"/>
+        </w:rPr>
+        <w:t>))</w:t>
+      </w:r>
+      <w:r>
+        <w:rPr>
+          <w:rFonts w:ascii="Courier New" w:hAnsi="Courier New" w:cs="Courier New"/>
+          <w:color w:val="BCBEC4"/>
+          <w:sz w:val="20"/>
+          <w:szCs w:val="20"/>
+          <w:lang w:val="en-US" w:eastAsia="en-US"/>
+        </w:rPr>
+        <w:br/>
+        <w:t xml:space="preserve">                    .roles(</w:t>
+      </w:r>
+      <w:r>
+        <w:rPr>
+          <w:rFonts w:ascii="Courier New" w:hAnsi="Courier New" w:cs="Courier New"/>
+          <w:color w:val="6AAB73"/>
+          <w:sz w:val="20"/>
+          <w:szCs w:val="20"/>
+          <w:lang w:val="en-US" w:eastAsia="en-US"/>
+        </w:rPr>
+        <w:t>"ADMIN"</w:t>
+      </w:r>
+      <w:r>
+        <w:rPr>
+          <w:rFonts w:ascii="Courier New" w:hAnsi="Courier New" w:cs="Courier New"/>
+          <w:color w:val="BCBEC4"/>
+          <w:sz w:val="20"/>
+          <w:szCs w:val="20"/>
+          <w:lang w:val="en-US" w:eastAsia="en-US"/>
+        </w:rPr>
+        <w:t>)</w:t>
+      </w:r>
+      <w:r>
+        <w:rPr>
+          <w:rFonts w:ascii="Courier New" w:hAnsi="Courier New" w:cs="Courier New"/>
+          <w:color w:val="BCBEC4"/>
+          <w:sz w:val="20"/>
+          <w:szCs w:val="20"/>
+          <w:lang w:val="en-US" w:eastAsia="en-US"/>
+        </w:rPr>
+        <w:br/>
+        <w:t xml:space="preserve">                    .build(),</w:t>
+      </w:r>
+      <w:r>
+        <w:rPr>
+          <w:rFonts w:ascii="Courier New" w:hAnsi="Courier New" w:cs="Courier New"/>
+          <w:color w:val="BCBEC4"/>
+          <w:sz w:val="20"/>
+          <w:szCs w:val="20"/>
+          <w:lang w:val="en-US" w:eastAsia="en-US"/>
+        </w:rPr>
+        <w:br/>
+        <w:t xml:space="preserve">            User.</w:t>
+      </w:r>
+      <w:r>
+        <w:rPr>
+          <w:rFonts w:ascii="Courier New" w:hAnsi="Courier New" w:cs="Courier New"/>
+          <w:i/>
+          <w:iCs/>
+          <w:color w:val="BCBEC4"/>
+          <w:sz w:val="20"/>
+          <w:szCs w:val="20"/>
+          <w:lang w:val="en-US" w:eastAsia="en-US"/>
+        </w:rPr>
+        <w:t>withUsername</w:t>
+      </w:r>
+      <w:r>
+        <w:rPr>
+          <w:rFonts w:ascii="Courier New" w:hAnsi="Courier New" w:cs="Courier New"/>
+          <w:color w:val="BCBEC4"/>
+          <w:sz w:val="20"/>
+          <w:szCs w:val="20"/>
+          <w:lang w:val="en-US" w:eastAsia="en-US"/>
+        </w:rPr>
+        <w:t>(</w:t>
+      </w:r>
+      <w:r>
+        <w:rPr>
+          <w:rFonts w:ascii="Courier New" w:hAnsi="Courier New" w:cs="Courier New"/>
+          <w:color w:val="6AAB73"/>
+          <w:sz w:val="20"/>
+          <w:szCs w:val="20"/>
+          <w:lang w:val="en-US" w:eastAsia="en-US"/>
+        </w:rPr>
+        <w:t>"employe"</w:t>
+      </w:r>
+      <w:r>
+        <w:rPr>
+          <w:rFonts w:ascii="Courier New" w:hAnsi="Courier New" w:cs="Courier New"/>
+          <w:color w:val="BCBEC4"/>
+          <w:sz w:val="20"/>
+          <w:szCs w:val="20"/>
+          <w:lang w:val="en-US" w:eastAsia="en-US"/>
+        </w:rPr>
+        <w:t>)</w:t>
+      </w:r>
+      <w:r>
+        <w:rPr>
+          <w:rFonts w:ascii="Courier New" w:hAnsi="Courier New" w:cs="Courier New"/>
+          <w:color w:val="BCBEC4"/>
+          <w:sz w:val="20"/>
+          <w:szCs w:val="20"/>
+          <w:lang w:val="en-US" w:eastAsia="en-US"/>
+        </w:rPr>
+        <w:br/>
+        <w:t xml:space="preserve">                    .password(passwordEncoder.encode(</w:t>
+      </w:r>
+      <w:r>
+        <w:rPr>
+          <w:rFonts w:ascii="Courier New" w:hAnsi="Courier New" w:cs="Courier New"/>
+          <w:color w:val="6AAB73"/>
+          <w:sz w:val="20"/>
+          <w:szCs w:val="20"/>
+          <w:lang w:val="en-US" w:eastAsia="en-US"/>
+        </w:rPr>
+        <w:t>"employe"</w:t>
+      </w:r>
+      <w:r>
+        <w:rPr>
+          <w:rFonts w:ascii="Courier New" w:hAnsi="Courier New" w:cs="Courier New"/>
+          <w:color w:val="BCBEC4"/>
+          <w:sz w:val="20"/>
+          <w:szCs w:val="20"/>
+          <w:lang w:val="en-US" w:eastAsia="en-US"/>
+        </w:rPr>
+        <w:t>))</w:t>
+      </w:r>
+      <w:r>
+        <w:rPr>
+          <w:rFonts w:ascii="Courier New" w:hAnsi="Courier New" w:cs="Courier New"/>
+          <w:color w:val="BCBEC4"/>
+          <w:sz w:val="20"/>
+          <w:szCs w:val="20"/>
+          <w:lang w:val="en-US" w:eastAsia="en-US"/>
+        </w:rPr>
+        <w:br/>
+        <w:t xml:space="preserve">                    .roles(</w:t>
+      </w:r>
+      <w:r>
+        <w:rPr>
+          <w:rFonts w:ascii="Courier New" w:hAnsi="Courier New" w:cs="Courier New"/>
+          <w:color w:val="6AAB73"/>
+          <w:sz w:val="20"/>
+          <w:szCs w:val="20"/>
+          <w:lang w:val="en-US" w:eastAsia="en-US"/>
+        </w:rPr>
+        <w:t>"EMPLOYE"</w:t>
+      </w:r>
+      <w:r>
+        <w:rPr>
+          <w:rFonts w:ascii="Courier New" w:hAnsi="Courier New" w:cs="Courier New"/>
+          <w:color w:val="BCBEC4"/>
+          <w:sz w:val="20"/>
+          <w:szCs w:val="20"/>
+          <w:lang w:val="en-US" w:eastAsia="en-US"/>
+        </w:rPr>
+        <w:t>)</w:t>
+      </w:r>
+      <w:r>
+        <w:rPr>
+          <w:rFonts w:ascii="Courier New" w:hAnsi="Courier New" w:cs="Courier New"/>
+          <w:color w:val="BCBEC4"/>
+          <w:sz w:val="20"/>
+          <w:szCs w:val="20"/>
+          <w:lang w:val="en-US" w:eastAsia="en-US"/>
+        </w:rPr>
+        <w:br/>
+        <w:t xml:space="preserve">                    .build()</w:t>
+      </w:r>
+      <w:r>
+        <w:rPr>
+          <w:rFonts w:ascii="Courier New" w:hAnsi="Courier New" w:cs="Courier New"/>
+          <w:color w:val="BCBEC4"/>
+          <w:sz w:val="20"/>
+          <w:szCs w:val="20"/>
+          <w:lang w:val="en-US" w:eastAsia="en-US"/>
+        </w:rPr>
+        <w:br/>
+        <w:t xml:space="preserve">    );</w:t>
+      </w:r>
+      <w:r>
+        <w:rPr>
+          <w:rFonts w:ascii="Courier New" w:hAnsi="Courier New" w:cs="Courier New"/>
+          <w:color w:val="BCBEC4"/>
+          <w:sz w:val="20"/>
+          <w:szCs w:val="20"/>
+          <w:lang w:val="en-US" w:eastAsia="en-US"/>
+        </w:rPr>
+        <w:br/>
+        <w:t>}</w:t>
+      </w:r>
+    </w:p>
+    <w:p/>
+    <w:p/>
+    <w:p/>
+    <w:p>
+      <w:r>
+        <w:lastRenderedPageBreak/>
+        <w:t>Admin a l’acces au tout, les autres ont seulement acces au requetes GET</w:t>
+      </w:r>
+    </w:p>
+    <w:p>
+      <w:pPr>
+        <w:shd w:val="clear" w:color="auto" w:fill="1E1F22"/>
+        <w:tabs>
+          <w:tab w:val="left" w:pos="916"/>
+          <w:tab w:val="left" w:pos="1832"/>
+          <w:tab w:val="left" w:pos="2748"/>
+          <w:tab w:val="left" w:pos="3664"/>
+          <w:tab w:val="left" w:pos="4580"/>
+          <w:tab w:val="left" w:pos="5496"/>
+          <w:tab w:val="left" w:pos="6412"/>
+          <w:tab w:val="left" w:pos="7328"/>
+          <w:tab w:val="left" w:pos="8244"/>
+          <w:tab w:val="left" w:pos="9160"/>
+          <w:tab w:val="left" w:pos="10076"/>
+          <w:tab w:val="left" w:pos="10992"/>
+          <w:tab w:val="left" w:pos="11908"/>
+          <w:tab w:val="left" w:pos="12824"/>
+          <w:tab w:val="left" w:pos="13740"/>
+          <w:tab w:val="left" w:pos="14656"/>
+        </w:tabs>
+        <w:spacing w:after="0" w:line="240" w:lineRule="auto"/>
+        <w:jc w:val="left"/>
+        <w:rPr>
+          <w:rFonts w:ascii="Courier New" w:hAnsi="Courier New" w:cs="Courier New"/>
+          <w:color w:val="BCBEC4"/>
+          <w:sz w:val="16"/>
+          <w:szCs w:val="16"/>
+          <w:lang w:val="en-US" w:eastAsia="en-US"/>
+        </w:rPr>
+      </w:pPr>
+      <w:r>
+        <w:rPr>
+          <w:rFonts w:ascii="Courier New" w:hAnsi="Courier New" w:cs="Courier New"/>
+          <w:color w:val="B3AE60"/>
+          <w:sz w:val="16"/>
+          <w:szCs w:val="16"/>
+          <w:lang w:val="en-US" w:eastAsia="en-US"/>
+        </w:rPr>
+        <w:t>@Bean</w:t>
+      </w:r>
+      <w:r>
+        <w:rPr>
+          <w:rFonts w:ascii="Courier New" w:hAnsi="Courier New" w:cs="Courier New"/>
+          <w:color w:val="B3AE60"/>
+          <w:sz w:val="16"/>
+          <w:szCs w:val="16"/>
+          <w:lang w:val="en-US" w:eastAsia="en-US"/>
+        </w:rPr>
+        <w:br/>
+      </w:r>
+      <w:r>
+        <w:rPr>
+          <w:rFonts w:ascii="Courier New" w:hAnsi="Courier New" w:cs="Courier New"/>
+          <w:color w:val="CF8E6D"/>
+          <w:sz w:val="16"/>
+          <w:szCs w:val="16"/>
+          <w:lang w:val="en-US" w:eastAsia="en-US"/>
+        </w:rPr>
+        <w:t xml:space="preserve">public </w:t>
+      </w:r>
+      <w:r>
+        <w:rPr>
+          <w:rFonts w:ascii="Courier New" w:hAnsi="Courier New" w:cs="Courier New"/>
+          <w:color w:val="BCBEC4"/>
+          <w:sz w:val="16"/>
+          <w:szCs w:val="16"/>
+          <w:lang w:val="en-US" w:eastAsia="en-US"/>
+        </w:rPr>
+        <w:t xml:space="preserve">SecurityFilterChain </w:t>
+      </w:r>
+      <w:r>
+        <w:rPr>
+          <w:rFonts w:ascii="Courier New" w:hAnsi="Courier New" w:cs="Courier New"/>
+          <w:color w:val="56A8F5"/>
+          <w:sz w:val="16"/>
+          <w:szCs w:val="16"/>
+          <w:lang w:val="en-US" w:eastAsia="en-US"/>
+        </w:rPr>
+        <w:t>securityFilterChain</w:t>
+      </w:r>
+      <w:r>
+        <w:rPr>
+          <w:rFonts w:ascii="Courier New" w:hAnsi="Courier New" w:cs="Courier New"/>
+          <w:color w:val="BCBEC4"/>
+          <w:sz w:val="16"/>
+          <w:szCs w:val="16"/>
+          <w:lang w:val="en-US" w:eastAsia="en-US"/>
+        </w:rPr>
+        <w:t xml:space="preserve">(HttpSecurity http) </w:t>
+      </w:r>
+      <w:r>
+        <w:rPr>
+          <w:rFonts w:ascii="Courier New" w:hAnsi="Courier New" w:cs="Courier New"/>
+          <w:color w:val="CF8E6D"/>
+          <w:sz w:val="16"/>
+          <w:szCs w:val="16"/>
+          <w:lang w:val="en-US" w:eastAsia="en-US"/>
+        </w:rPr>
+        <w:t xml:space="preserve">throws </w:t>
+      </w:r>
+      <w:r>
+        <w:rPr>
+          <w:rFonts w:ascii="Courier New" w:hAnsi="Courier New" w:cs="Courier New"/>
+          <w:color w:val="BCBEC4"/>
+          <w:sz w:val="16"/>
+          <w:szCs w:val="16"/>
+          <w:lang w:val="en-US" w:eastAsia="en-US"/>
+        </w:rPr>
+        <w:t>Exception {</w:t>
+      </w:r>
+      <w:r>
+        <w:rPr>
+          <w:rFonts w:ascii="Courier New" w:hAnsi="Courier New" w:cs="Courier New"/>
+          <w:color w:val="BCBEC4"/>
+          <w:sz w:val="16"/>
+          <w:szCs w:val="16"/>
+          <w:lang w:val="en-US" w:eastAsia="en-US"/>
+        </w:rPr>
+        <w:br/>
+        <w:t xml:space="preserve">    </w:t>
+      </w:r>
+      <w:r>
+        <w:rPr>
+          <w:rFonts w:ascii="Courier New" w:hAnsi="Courier New" w:cs="Courier New"/>
+          <w:color w:val="CF8E6D"/>
+          <w:sz w:val="16"/>
+          <w:szCs w:val="16"/>
+          <w:lang w:val="en-US" w:eastAsia="en-US"/>
+        </w:rPr>
+        <w:t xml:space="preserve">return </w:t>
+      </w:r>
+      <w:r>
+        <w:rPr>
+          <w:rFonts w:ascii="Courier New" w:hAnsi="Courier New" w:cs="Courier New"/>
+          <w:color w:val="BCBEC4"/>
+          <w:sz w:val="16"/>
+          <w:szCs w:val="16"/>
+          <w:lang w:val="en-US" w:eastAsia="en-US"/>
+        </w:rPr>
+        <w:t>http</w:t>
+      </w:r>
+      <w:r>
+        <w:rPr>
+          <w:rFonts w:ascii="Courier New" w:hAnsi="Courier New" w:cs="Courier New"/>
+          <w:color w:val="BCBEC4"/>
+          <w:sz w:val="16"/>
+          <w:szCs w:val="16"/>
+          <w:lang w:val="en-US" w:eastAsia="en-US"/>
+        </w:rPr>
+        <w:br/>
+        <w:t xml:space="preserve">            .cors(Customizer.</w:t>
+      </w:r>
+      <w:r>
+        <w:rPr>
+          <w:rFonts w:ascii="Courier New" w:hAnsi="Courier New" w:cs="Courier New"/>
+          <w:i/>
+          <w:iCs/>
+          <w:color w:val="BCBEC4"/>
+          <w:sz w:val="16"/>
+          <w:szCs w:val="16"/>
+          <w:lang w:val="en-US" w:eastAsia="en-US"/>
+        </w:rPr>
+        <w:t>withDefaults</w:t>
+      </w:r>
+      <w:r>
+        <w:rPr>
+          <w:rFonts w:ascii="Courier New" w:hAnsi="Courier New" w:cs="Courier New"/>
+          <w:color w:val="BCBEC4"/>
+          <w:sz w:val="16"/>
+          <w:szCs w:val="16"/>
+          <w:lang w:val="en-US" w:eastAsia="en-US"/>
+        </w:rPr>
+        <w:t>())</w:t>
+      </w:r>
+      <w:r>
+        <w:rPr>
+          <w:rFonts w:ascii="Courier New" w:hAnsi="Courier New" w:cs="Courier New"/>
+          <w:color w:val="BCBEC4"/>
+          <w:sz w:val="16"/>
+          <w:szCs w:val="16"/>
+          <w:lang w:val="en-US" w:eastAsia="en-US"/>
+        </w:rPr>
+        <w:br/>
+        <w:t xml:space="preserve">            .csrf(AbstractHttpConfigurer::disable)</w:t>
+      </w:r>
+      <w:r>
+        <w:rPr>
+          <w:rFonts w:ascii="Courier New" w:hAnsi="Courier New" w:cs="Courier New"/>
+          <w:color w:val="BCBEC4"/>
+          <w:sz w:val="16"/>
+          <w:szCs w:val="16"/>
+          <w:lang w:val="en-US" w:eastAsia="en-US"/>
+        </w:rPr>
+        <w:br/>
+        <w:t xml:space="preserve">            .sessionManagement(sm -&gt; sm.sessionCreationPolicy(SessionCreationPolicy.</w:t>
+      </w:r>
+      <w:r>
+        <w:rPr>
+          <w:rFonts w:ascii="Courier New" w:hAnsi="Courier New" w:cs="Courier New"/>
+          <w:i/>
+          <w:iCs/>
+          <w:color w:val="C77DBB"/>
+          <w:sz w:val="16"/>
+          <w:szCs w:val="16"/>
+          <w:lang w:val="en-US" w:eastAsia="en-US"/>
+        </w:rPr>
+        <w:t>STATELESS</w:t>
+      </w:r>
+      <w:r>
+        <w:rPr>
+          <w:rFonts w:ascii="Courier New" w:hAnsi="Courier New" w:cs="Courier New"/>
+          <w:color w:val="BCBEC4"/>
+          <w:sz w:val="16"/>
+          <w:szCs w:val="16"/>
+          <w:lang w:val="en-US" w:eastAsia="en-US"/>
+        </w:rPr>
+        <w:t>))</w:t>
+      </w:r>
+      <w:r>
+        <w:rPr>
+          <w:rFonts w:ascii="Courier New" w:hAnsi="Courier New" w:cs="Courier New"/>
+          <w:color w:val="BCBEC4"/>
+          <w:sz w:val="16"/>
+          <w:szCs w:val="16"/>
+          <w:lang w:val="en-US" w:eastAsia="en-US"/>
+        </w:rPr>
+        <w:br/>
+        <w:t xml:space="preserve">            .authorizeHttpRequests(auth -&gt; auth</w:t>
+      </w:r>
+      <w:r>
+        <w:rPr>
+          <w:rFonts w:ascii="Courier New" w:hAnsi="Courier New" w:cs="Courier New"/>
+          <w:color w:val="BCBEC4"/>
+          <w:sz w:val="16"/>
+          <w:szCs w:val="16"/>
+          <w:lang w:val="en-US" w:eastAsia="en-US"/>
+        </w:rPr>
+        <w:br/>
+        <w:t xml:space="preserve">                    .requestMatchers(</w:t>
+      </w:r>
+      <w:r>
+        <w:rPr>
+          <w:rFonts w:ascii="Courier New" w:hAnsi="Courier New" w:cs="Courier New"/>
+          <w:color w:val="6AAB73"/>
+          <w:sz w:val="16"/>
+          <w:szCs w:val="16"/>
+          <w:lang w:val="en-US" w:eastAsia="en-US"/>
+        </w:rPr>
+        <w:t>"/auth/login/**"</w:t>
+      </w:r>
+      <w:r>
+        <w:rPr>
+          <w:rFonts w:ascii="Courier New" w:hAnsi="Courier New" w:cs="Courier New"/>
+          <w:color w:val="BCBEC4"/>
+          <w:sz w:val="16"/>
+          <w:szCs w:val="16"/>
+          <w:lang w:val="en-US" w:eastAsia="en-US"/>
+        </w:rPr>
+        <w:t>).permitAll()</w:t>
+      </w:r>
+      <w:r>
+        <w:rPr>
+          <w:rFonts w:ascii="Courier New" w:hAnsi="Courier New" w:cs="Courier New"/>
+          <w:color w:val="BCBEC4"/>
+          <w:sz w:val="16"/>
+          <w:szCs w:val="16"/>
+          <w:lang w:val="en-US" w:eastAsia="en-US"/>
+        </w:rPr>
+        <w:br/>
+      </w:r>
+      <w:r>
+        <w:rPr>
+          <w:rFonts w:ascii="Courier New" w:hAnsi="Courier New" w:cs="Courier New"/>
+          <w:color w:val="BCBEC4"/>
+          <w:sz w:val="16"/>
+          <w:szCs w:val="16"/>
+          <w:lang w:val="en-US" w:eastAsia="en-US"/>
+        </w:rPr>
+        <w:br/>
+        <w:t xml:space="preserve">                    .requestMatchers(HttpMethod.</w:t>
+      </w:r>
+      <w:r>
+        <w:rPr>
+          <w:rFonts w:ascii="Courier New" w:hAnsi="Courier New" w:cs="Courier New"/>
+          <w:i/>
+          <w:iCs/>
+          <w:color w:val="C77DBB"/>
+          <w:sz w:val="16"/>
+          <w:szCs w:val="16"/>
+          <w:lang w:val="en-US" w:eastAsia="en-US"/>
+        </w:rPr>
+        <w:t>POST</w:t>
+      </w:r>
+      <w:r>
+        <w:rPr>
+          <w:rFonts w:ascii="Courier New" w:hAnsi="Courier New" w:cs="Courier New"/>
+          <w:color w:val="BCBEC4"/>
+          <w:sz w:val="16"/>
+          <w:szCs w:val="16"/>
+          <w:lang w:val="en-US" w:eastAsia="en-US"/>
+        </w:rPr>
+        <w:t>,</w:t>
+      </w:r>
+      <w:r>
+        <w:rPr>
+          <w:rFonts w:ascii="Courier New" w:hAnsi="Courier New" w:cs="Courier New"/>
+          <w:color w:val="6AAB73"/>
+          <w:sz w:val="16"/>
+          <w:szCs w:val="16"/>
+          <w:lang w:val="en-US" w:eastAsia="en-US"/>
+        </w:rPr>
+        <w:t>"/**"</w:t>
+      </w:r>
+      <w:r>
+        <w:rPr>
+          <w:rFonts w:ascii="Courier New" w:hAnsi="Courier New" w:cs="Courier New"/>
+          <w:color w:val="BCBEC4"/>
+          <w:sz w:val="16"/>
+          <w:szCs w:val="16"/>
+          <w:lang w:val="en-US" w:eastAsia="en-US"/>
+        </w:rPr>
+        <w:t>).hasRole(</w:t>
+      </w:r>
+      <w:r>
+        <w:rPr>
+          <w:rFonts w:ascii="Courier New" w:hAnsi="Courier New" w:cs="Courier New"/>
+          <w:color w:val="6AAB73"/>
+          <w:sz w:val="16"/>
+          <w:szCs w:val="16"/>
+          <w:lang w:val="en-US" w:eastAsia="en-US"/>
+        </w:rPr>
+        <w:t>"ADMIN"</w:t>
+      </w:r>
+      <w:r>
+        <w:rPr>
+          <w:rFonts w:ascii="Courier New" w:hAnsi="Courier New" w:cs="Courier New"/>
+          <w:color w:val="BCBEC4"/>
+          <w:sz w:val="16"/>
+          <w:szCs w:val="16"/>
+          <w:lang w:val="en-US" w:eastAsia="en-US"/>
+        </w:rPr>
+        <w:t>)</w:t>
+      </w:r>
+      <w:r>
+        <w:rPr>
+          <w:rFonts w:ascii="Courier New" w:hAnsi="Courier New" w:cs="Courier New"/>
+          <w:color w:val="BCBEC4"/>
+          <w:sz w:val="16"/>
+          <w:szCs w:val="16"/>
+          <w:lang w:val="en-US" w:eastAsia="en-US"/>
+        </w:rPr>
+        <w:br/>
+        <w:t xml:space="preserve">                    .requestMatchers(HttpMethod.</w:t>
+      </w:r>
+      <w:r>
+        <w:rPr>
+          <w:rFonts w:ascii="Courier New" w:hAnsi="Courier New" w:cs="Courier New"/>
+          <w:i/>
+          <w:iCs/>
+          <w:color w:val="C77DBB"/>
+          <w:sz w:val="16"/>
+          <w:szCs w:val="16"/>
+          <w:lang w:val="en-US" w:eastAsia="en-US"/>
+        </w:rPr>
+        <w:t>PUT</w:t>
+      </w:r>
+      <w:r>
+        <w:rPr>
+          <w:rFonts w:ascii="Courier New" w:hAnsi="Courier New" w:cs="Courier New"/>
+          <w:color w:val="BCBEC4"/>
+          <w:sz w:val="16"/>
+          <w:szCs w:val="16"/>
+          <w:lang w:val="en-US" w:eastAsia="en-US"/>
+        </w:rPr>
+        <w:t>,</w:t>
+      </w:r>
+      <w:r>
+        <w:rPr>
+          <w:rFonts w:ascii="Courier New" w:hAnsi="Courier New" w:cs="Courier New"/>
+          <w:color w:val="6AAB73"/>
+          <w:sz w:val="16"/>
+          <w:szCs w:val="16"/>
+          <w:lang w:val="en-US" w:eastAsia="en-US"/>
+        </w:rPr>
+        <w:t>"/**"</w:t>
+      </w:r>
+      <w:r>
+        <w:rPr>
+          <w:rFonts w:ascii="Courier New" w:hAnsi="Courier New" w:cs="Courier New"/>
+          <w:color w:val="BCBEC4"/>
+          <w:sz w:val="16"/>
+          <w:szCs w:val="16"/>
+          <w:lang w:val="en-US" w:eastAsia="en-US"/>
+        </w:rPr>
+        <w:t>).hasRole(</w:t>
+      </w:r>
+      <w:r>
+        <w:rPr>
+          <w:rFonts w:ascii="Courier New" w:hAnsi="Courier New" w:cs="Courier New"/>
+          <w:color w:val="6AAB73"/>
+          <w:sz w:val="16"/>
+          <w:szCs w:val="16"/>
+          <w:lang w:val="en-US" w:eastAsia="en-US"/>
+        </w:rPr>
+        <w:t>"ADMIN"</w:t>
+      </w:r>
+      <w:r>
+        <w:rPr>
+          <w:rFonts w:ascii="Courier New" w:hAnsi="Courier New" w:cs="Courier New"/>
+          <w:color w:val="BCBEC4"/>
+          <w:sz w:val="16"/>
+          <w:szCs w:val="16"/>
+          <w:lang w:val="en-US" w:eastAsia="en-US"/>
+        </w:rPr>
+        <w:t>)</w:t>
+      </w:r>
+      <w:r>
+        <w:rPr>
+          <w:rFonts w:ascii="Courier New" w:hAnsi="Courier New" w:cs="Courier New"/>
+          <w:color w:val="BCBEC4"/>
+          <w:sz w:val="16"/>
+          <w:szCs w:val="16"/>
+          <w:lang w:val="en-US" w:eastAsia="en-US"/>
+        </w:rPr>
+        <w:br/>
+        <w:t xml:space="preserve">                    .requestMatchers(HttpMethod.</w:t>
+      </w:r>
+      <w:r>
+        <w:rPr>
+          <w:rFonts w:ascii="Courier New" w:hAnsi="Courier New" w:cs="Courier New"/>
+          <w:i/>
+          <w:iCs/>
+          <w:color w:val="C77DBB"/>
+          <w:sz w:val="16"/>
+          <w:szCs w:val="16"/>
+          <w:lang w:val="en-US" w:eastAsia="en-US"/>
+        </w:rPr>
+        <w:t>PATCH</w:t>
+      </w:r>
+      <w:r>
+        <w:rPr>
+          <w:rFonts w:ascii="Courier New" w:hAnsi="Courier New" w:cs="Courier New"/>
+          <w:color w:val="BCBEC4"/>
+          <w:sz w:val="16"/>
+          <w:szCs w:val="16"/>
+          <w:lang w:val="en-US" w:eastAsia="en-US"/>
+        </w:rPr>
+        <w:t>,</w:t>
+      </w:r>
+      <w:r>
+        <w:rPr>
+          <w:rFonts w:ascii="Courier New" w:hAnsi="Courier New" w:cs="Courier New"/>
+          <w:color w:val="6AAB73"/>
+          <w:sz w:val="16"/>
+          <w:szCs w:val="16"/>
+          <w:lang w:val="en-US" w:eastAsia="en-US"/>
+        </w:rPr>
+        <w:t>"/**"</w:t>
+      </w:r>
+      <w:r>
+        <w:rPr>
+          <w:rFonts w:ascii="Courier New" w:hAnsi="Courier New" w:cs="Courier New"/>
+          <w:color w:val="BCBEC4"/>
+          <w:sz w:val="16"/>
+          <w:szCs w:val="16"/>
+          <w:lang w:val="en-US" w:eastAsia="en-US"/>
+        </w:rPr>
+        <w:t>).hasRole(</w:t>
+      </w:r>
+      <w:r>
+        <w:rPr>
+          <w:rFonts w:ascii="Courier New" w:hAnsi="Courier New" w:cs="Courier New"/>
+          <w:color w:val="6AAB73"/>
+          <w:sz w:val="16"/>
+          <w:szCs w:val="16"/>
+          <w:lang w:val="en-US" w:eastAsia="en-US"/>
+        </w:rPr>
+        <w:t>"ADMIN"</w:t>
+      </w:r>
+      <w:r>
+        <w:rPr>
+          <w:rFonts w:ascii="Courier New" w:hAnsi="Courier New" w:cs="Courier New"/>
+          <w:color w:val="BCBEC4"/>
+          <w:sz w:val="16"/>
+          <w:szCs w:val="16"/>
+          <w:lang w:val="en-US" w:eastAsia="en-US"/>
+        </w:rPr>
+        <w:t>)</w:t>
+      </w:r>
+      <w:r>
+        <w:rPr>
+          <w:rFonts w:ascii="Courier New" w:hAnsi="Courier New" w:cs="Courier New"/>
+          <w:color w:val="BCBEC4"/>
+          <w:sz w:val="16"/>
+          <w:szCs w:val="16"/>
+          <w:lang w:val="en-US" w:eastAsia="en-US"/>
+        </w:rPr>
+        <w:br/>
+        <w:t xml:space="preserve">                    .requestMatchers(HttpMethod.</w:t>
+      </w:r>
+      <w:r>
+        <w:rPr>
+          <w:rFonts w:ascii="Courier New" w:hAnsi="Courier New" w:cs="Courier New"/>
+          <w:i/>
+          <w:iCs/>
+          <w:color w:val="C77DBB"/>
+          <w:sz w:val="16"/>
+          <w:szCs w:val="16"/>
+          <w:lang w:val="en-US" w:eastAsia="en-US"/>
+        </w:rPr>
+        <w:t>DELETE</w:t>
+      </w:r>
+      <w:r>
+        <w:rPr>
+          <w:rFonts w:ascii="Courier New" w:hAnsi="Courier New" w:cs="Courier New"/>
+          <w:color w:val="BCBEC4"/>
+          <w:sz w:val="16"/>
+          <w:szCs w:val="16"/>
+          <w:lang w:val="en-US" w:eastAsia="en-US"/>
+        </w:rPr>
+        <w:t>,</w:t>
+      </w:r>
+      <w:r>
+        <w:rPr>
+          <w:rFonts w:ascii="Courier New" w:hAnsi="Courier New" w:cs="Courier New"/>
+          <w:color w:val="6AAB73"/>
+          <w:sz w:val="16"/>
+          <w:szCs w:val="16"/>
+          <w:lang w:val="en-US" w:eastAsia="en-US"/>
+        </w:rPr>
+        <w:t>"/**"</w:t>
+      </w:r>
+      <w:r>
+        <w:rPr>
+          <w:rFonts w:ascii="Courier New" w:hAnsi="Courier New" w:cs="Courier New"/>
+          <w:color w:val="BCBEC4"/>
+          <w:sz w:val="16"/>
+          <w:szCs w:val="16"/>
+          <w:lang w:val="en-US" w:eastAsia="en-US"/>
+        </w:rPr>
+        <w:t>).hasRole(</w:t>
+      </w:r>
+      <w:r>
+        <w:rPr>
+          <w:rFonts w:ascii="Courier New" w:hAnsi="Courier New" w:cs="Courier New"/>
+          <w:color w:val="6AAB73"/>
+          <w:sz w:val="16"/>
+          <w:szCs w:val="16"/>
+          <w:lang w:val="en-US" w:eastAsia="en-US"/>
+        </w:rPr>
+        <w:t>"ADMIN"</w:t>
+      </w:r>
+      <w:r>
+        <w:rPr>
+          <w:rFonts w:ascii="Courier New" w:hAnsi="Courier New" w:cs="Courier New"/>
+          <w:color w:val="BCBEC4"/>
+          <w:sz w:val="16"/>
+          <w:szCs w:val="16"/>
+          <w:lang w:val="en-US" w:eastAsia="en-US"/>
+        </w:rPr>
+        <w:t>)</w:t>
+      </w:r>
+      <w:r>
+        <w:rPr>
+          <w:rFonts w:ascii="Courier New" w:hAnsi="Courier New" w:cs="Courier New"/>
+          <w:color w:val="BCBEC4"/>
+          <w:sz w:val="16"/>
+          <w:szCs w:val="16"/>
+          <w:lang w:val="en-US" w:eastAsia="en-US"/>
+        </w:rPr>
+        <w:br/>
+      </w:r>
+      <w:r>
+        <w:rPr>
+          <w:rFonts w:ascii="Courier New" w:hAnsi="Courier New" w:cs="Courier New"/>
+          <w:color w:val="BCBEC4"/>
+          <w:sz w:val="16"/>
+          <w:szCs w:val="16"/>
+          <w:lang w:val="en-US" w:eastAsia="en-US"/>
+        </w:rPr>
+        <w:br/>
+        <w:t xml:space="preserve">                    .requestMatchers(HttpMethod.</w:t>
+      </w:r>
+      <w:r>
+        <w:rPr>
+          <w:rFonts w:ascii="Courier New" w:hAnsi="Courier New" w:cs="Courier New"/>
+          <w:i/>
+          <w:iCs/>
+          <w:color w:val="C77DBB"/>
+          <w:sz w:val="16"/>
+          <w:szCs w:val="16"/>
+          <w:lang w:val="en-US" w:eastAsia="en-US"/>
+        </w:rPr>
+        <w:t>GET</w:t>
+      </w:r>
+      <w:r>
+        <w:rPr>
+          <w:rFonts w:ascii="Courier New" w:hAnsi="Courier New" w:cs="Courier New"/>
+          <w:color w:val="BCBEC4"/>
+          <w:sz w:val="16"/>
+          <w:szCs w:val="16"/>
+          <w:lang w:val="en-US" w:eastAsia="en-US"/>
+        </w:rPr>
+        <w:t xml:space="preserve">, </w:t>
+      </w:r>
+      <w:r>
+        <w:rPr>
+          <w:rFonts w:ascii="Courier New" w:hAnsi="Courier New" w:cs="Courier New"/>
+          <w:color w:val="6AAB73"/>
+          <w:sz w:val="16"/>
+          <w:szCs w:val="16"/>
+          <w:lang w:val="en-US" w:eastAsia="en-US"/>
+        </w:rPr>
+        <w:t>"/**"</w:t>
+      </w:r>
+      <w:r>
+        <w:rPr>
+          <w:rFonts w:ascii="Courier New" w:hAnsi="Courier New" w:cs="Courier New"/>
+          <w:color w:val="BCBEC4"/>
+          <w:sz w:val="16"/>
+          <w:szCs w:val="16"/>
+          <w:lang w:val="en-US" w:eastAsia="en-US"/>
+        </w:rPr>
+        <w:t>).authenticated()</w:t>
+      </w:r>
+      <w:r>
+        <w:rPr>
+          <w:rFonts w:ascii="Courier New" w:hAnsi="Courier New" w:cs="Courier New"/>
+          <w:color w:val="BCBEC4"/>
+          <w:sz w:val="16"/>
+          <w:szCs w:val="16"/>
+          <w:lang w:val="en-US" w:eastAsia="en-US"/>
+        </w:rPr>
+        <w:br/>
+      </w:r>
+      <w:r>
+        <w:rPr>
+          <w:rFonts w:ascii="Courier New" w:hAnsi="Courier New" w:cs="Courier New"/>
+          <w:color w:val="BCBEC4"/>
+          <w:sz w:val="16"/>
+          <w:szCs w:val="16"/>
+          <w:lang w:val="en-US" w:eastAsia="en-US"/>
+        </w:rPr>
+        <w:br/>
+        <w:t xml:space="preserve">                    .anyRequest().authenticated()</w:t>
+      </w:r>
+      <w:r>
+        <w:rPr>
+          <w:rFonts w:ascii="Courier New" w:hAnsi="Courier New" w:cs="Courier New"/>
+          <w:color w:val="BCBEC4"/>
+          <w:sz w:val="16"/>
+          <w:szCs w:val="16"/>
+          <w:lang w:val="en-US" w:eastAsia="en-US"/>
+        </w:rPr>
+        <w:br/>
+        <w:t xml:space="preserve">            )</w:t>
+      </w:r>
+      <w:r>
+        <w:rPr>
+          <w:rFonts w:ascii="Courier New" w:hAnsi="Courier New" w:cs="Courier New"/>
+          <w:color w:val="BCBEC4"/>
+          <w:sz w:val="16"/>
+          <w:szCs w:val="16"/>
+          <w:lang w:val="en-US" w:eastAsia="en-US"/>
+        </w:rPr>
+        <w:br/>
+        <w:t xml:space="preserve">            .oauth2ResourceServer(o -&gt; o.jwt(Customizer.</w:t>
+      </w:r>
+      <w:r>
+        <w:rPr>
+          <w:rFonts w:ascii="Courier New" w:hAnsi="Courier New" w:cs="Courier New"/>
+          <w:i/>
+          <w:iCs/>
+          <w:color w:val="BCBEC4"/>
+          <w:sz w:val="16"/>
+          <w:szCs w:val="16"/>
+          <w:lang w:val="en-US" w:eastAsia="en-US"/>
+        </w:rPr>
+        <w:t>withDefaults</w:t>
+      </w:r>
+      <w:r>
+        <w:rPr>
+          <w:rFonts w:ascii="Courier New" w:hAnsi="Courier New" w:cs="Courier New"/>
+          <w:color w:val="BCBEC4"/>
+          <w:sz w:val="16"/>
+          <w:szCs w:val="16"/>
+          <w:lang w:val="en-US" w:eastAsia="en-US"/>
+        </w:rPr>
+        <w:t>()))</w:t>
+      </w:r>
+      <w:r>
+        <w:rPr>
+          <w:rFonts w:ascii="Courier New" w:hAnsi="Courier New" w:cs="Courier New"/>
+          <w:color w:val="BCBEC4"/>
+          <w:sz w:val="16"/>
+          <w:szCs w:val="16"/>
+          <w:lang w:val="en-US" w:eastAsia="en-US"/>
+        </w:rPr>
+        <w:br/>
+        <w:t xml:space="preserve">            .build();</w:t>
+      </w:r>
+      <w:r>
+        <w:rPr>
+          <w:rFonts w:ascii="Courier New" w:hAnsi="Courier New" w:cs="Courier New"/>
+          <w:color w:val="BCBEC4"/>
+          <w:sz w:val="16"/>
+          <w:szCs w:val="16"/>
+          <w:lang w:val="en-US" w:eastAsia="en-US"/>
+        </w:rPr>
+        <w:br/>
+        <w:t>}</w:t>
+      </w:r>
+    </w:p>
+    <w:p/>
     <w:sectPr>
       <w:headerReference w:type="default" r:id="rId20"/>
       <w:footerReference w:type="default" r:id="rId21"/>
@@ -24487,29 +25619,7 @@
               <w:szCs w:val="20"/>
               <w:lang w:val="en-US"/>
             </w:rPr>
-            <w:t xml:space="preserve">  05 23 32 22 20 / 05 23 32 35 30 – </w:t>
-          </w:r>
-          <w:proofErr w:type="gramStart"/>
-          <w:r>
-            <w:rPr>
-              <w:b/>
-              <w:color w:val="000000" w:themeColor="text1"/>
-              <w:sz w:val="20"/>
-              <w:szCs w:val="20"/>
-              <w:lang w:val="en-US"/>
-            </w:rPr>
-            <w:t>Fax :</w:t>
-          </w:r>
-          <w:proofErr w:type="gramEnd"/>
-          <w:r>
-            <w:rPr>
-              <w:b/>
-              <w:color w:val="000000" w:themeColor="text1"/>
-              <w:sz w:val="20"/>
-              <w:szCs w:val="20"/>
-              <w:lang w:val="en-US"/>
-            </w:rPr>
-            <w:t xml:space="preserve"> 05 23 32 25 46 - </w:t>
+            <w:t xml:space="preserve">  05 23 32 22 20 / 05 23 32 35 30 – Fax : 05 23 32 25 46 - </w:t>
           </w:r>
           <w:r>
             <w:rPr>
@@ -24721,7 +25831,7 @@
               <v:shape id="_x0000_i1025" type="#_x0000_t75" style="width:178pt;height:74.8pt">
                 <v:imagedata r:id="rId1" o:title=""/>
               </v:shape>
-              <o:OLEObject Type="Embed" ProgID="PBrush" ShapeID="_x0000_i1025" DrawAspect="Content" ObjectID="_1840005414" r:id="rId2"/>
+              <o:OLEObject Type="Embed" ProgID="PBrush" ShapeID="_x0000_i1025" DrawAspect="Content" ObjectID="_1840006672" r:id="rId2"/>
             </w:object>
           </w:r>
         </w:p>
